--- a/yanfeng/飞书自建应用API.docx
+++ b/yanfeng/飞书自建应用API.docx
@@ -846,9 +846,9 @@
       <w:r>
         <w:drawing>
           <wp:inline distT="0" distB="0" distL="114300" distR="114300">
-            <wp:extent cx="5272405" cy="3909060"/>
-            <wp:effectExtent l="0" t="0" r="4445" b="15240"/>
-            <wp:docPr id="10" name="圖片 8"/>
+            <wp:extent cx="5269230" cy="4615180"/>
+            <wp:effectExtent l="0" t="0" r="7620" b="13970"/>
+            <wp:docPr id="20" name="圖片 1"/>
             <wp:cNvGraphicFramePr>
               <a:graphicFrameLocks xmlns:a="http://schemas.openxmlformats.org/drawingml/2006/main" noChangeAspect="1"/>
             </wp:cNvGraphicFramePr>
@@ -856,7 +856,7 @@
               <a:graphicData uri="http://schemas.openxmlformats.org/drawingml/2006/picture">
                 <pic:pic xmlns:pic="http://schemas.openxmlformats.org/drawingml/2006/picture">
                   <pic:nvPicPr>
-                    <pic:cNvPr id="10" name="圖片 8"/>
+                    <pic:cNvPr id="20" name="圖片 1"/>
                     <pic:cNvPicPr>
                       <a:picLocks noChangeAspect="1"/>
                     </pic:cNvPicPr>
@@ -870,7 +870,7 @@
                   <pic:spPr>
                     <a:xfrm>
                       <a:off x="0" y="0"/>
-                      <a:ext cx="5272405" cy="3909060"/>
+                      <a:ext cx="5269230" cy="4615180"/>
                     </a:xfrm>
                     <a:prstGeom prst="rect">
                       <a:avLst/>
@@ -923,55 +923,300 @@
     </w:p>
     <w:p>
       <w:pPr>
-        <w:pStyle w:val="17"/>
-        <w:bidi w:val="0"/>
-        <w:rPr>
-          <w:rFonts w:hint="eastAsia"/>
-          <w:lang w:val="en-US" w:eastAsia="zh-CN"/>
-        </w:rPr>
-      </w:pPr>
-      <w:r>
-        <w:rPr>
-          <w:rFonts w:hint="eastAsia"/>
-          <w:b/>
-          <w:bCs/>
-          <w:lang w:val="en-US" w:eastAsia="zh-CN"/>
-        </w:rPr>
-        <w:t>app_token</w:t>
-      </w:r>
-      <w:r>
-        <w:rPr>
-          <w:rFonts w:hint="eastAsia"/>
-          <w:lang w:val="en-US" w:eastAsia="zh-CN"/>
-        </w:rPr>
-        <w:t xml:space="preserve"> = "VMSRbxAWGaElLosVgsbcp3wGnkc"</w:t>
-      </w:r>
-    </w:p>
-    <w:p>
-      <w:pPr>
-        <w:pStyle w:val="17"/>
-        <w:bidi w:val="0"/>
-        <w:rPr>
-          <w:rFonts w:hint="eastAsia"/>
-          <w:lang w:val="en-US" w:eastAsia="zh-CN"/>
-        </w:rPr>
-      </w:pPr>
-      <w:r>
-        <w:rPr>
-          <w:rFonts w:hint="eastAsia"/>
-          <w:b/>
-          <w:bCs/>
-          <w:lang w:val="en-US" w:eastAsia="zh-CN"/>
-        </w:rPr>
-        <w:t>table_id</w:t>
-      </w:r>
-      <w:r>
-        <w:rPr>
-          <w:rFonts w:hint="eastAsia"/>
-          <w:lang w:val="en-US" w:eastAsia="zh-CN"/>
-        </w:rPr>
-        <w:t xml:space="preserve"> = "tblnKfOo173Itr6N"</w:t>
-      </w:r>
+        <w:keepNext w:val="0"/>
+        <w:keepLines w:val="0"/>
+        <w:widowControl/>
+        <w:suppressLineNumbers w:val="0"/>
+        <w:shd w:val="clear" w:fill="FFFFFF"/>
+        <w:spacing w:line="330" w:lineRule="atLeast"/>
+        <w:jc w:val="left"/>
+        <w:rPr>
+          <w:rFonts w:ascii="Consolas" w:hAnsi="Consolas" w:eastAsia="Consolas" w:cs="Consolas"/>
+          <w:b w:val="0"/>
+          <w:bCs w:val="0"/>
+          <w:color w:val="3B3B3B"/>
+          <w:sz w:val="24"/>
+          <w:szCs w:val="24"/>
+        </w:rPr>
+      </w:pPr>
+      <w:r>
+        <w:rPr>
+          <w:rFonts w:hint="default" w:ascii="Consolas" w:hAnsi="Consolas" w:eastAsia="Consolas" w:cs="Consolas"/>
+          <w:b w:val="0"/>
+          <w:bCs w:val="0"/>
+          <w:color w:val="0070C1"/>
+          <w:kern w:val="0"/>
+          <w:sz w:val="24"/>
+          <w:szCs w:val="24"/>
+          <w:shd w:val="clear" w:fill="FFFFFF"/>
+          <w:lang w:val="en-US" w:eastAsia="zh-CN" w:bidi="ar"/>
+        </w:rPr>
+        <w:t>APP_TOKEN</w:t>
+      </w:r>
+      <w:r>
+        <w:rPr>
+          <w:rFonts w:hint="default" w:ascii="Consolas" w:hAnsi="Consolas" w:eastAsia="Consolas" w:cs="Consolas"/>
+          <w:b w:val="0"/>
+          <w:bCs w:val="0"/>
+          <w:color w:val="3B3B3B"/>
+          <w:kern w:val="0"/>
+          <w:sz w:val="24"/>
+          <w:szCs w:val="24"/>
+          <w:shd w:val="clear" w:fill="FFFFFF"/>
+          <w:lang w:val="en-US" w:eastAsia="zh-CN" w:bidi="ar"/>
+        </w:rPr>
+        <w:t xml:space="preserve"> </w:t>
+      </w:r>
+      <w:r>
+        <w:rPr>
+          <w:rFonts w:hint="default" w:ascii="Consolas" w:hAnsi="Consolas" w:eastAsia="Consolas" w:cs="Consolas"/>
+          <w:b w:val="0"/>
+          <w:bCs w:val="0"/>
+          <w:color w:val="000000"/>
+          <w:kern w:val="0"/>
+          <w:sz w:val="24"/>
+          <w:szCs w:val="24"/>
+          <w:shd w:val="clear" w:fill="FFFFFF"/>
+          <w:lang w:val="en-US" w:eastAsia="zh-CN" w:bidi="ar"/>
+        </w:rPr>
+        <w:t>=</w:t>
+      </w:r>
+      <w:r>
+        <w:rPr>
+          <w:rFonts w:hint="default" w:ascii="Consolas" w:hAnsi="Consolas" w:eastAsia="Consolas" w:cs="Consolas"/>
+          <w:b w:val="0"/>
+          <w:bCs w:val="0"/>
+          <w:color w:val="3B3B3B"/>
+          <w:kern w:val="0"/>
+          <w:sz w:val="24"/>
+          <w:szCs w:val="24"/>
+          <w:shd w:val="clear" w:fill="FFFFFF"/>
+          <w:lang w:val="en-US" w:eastAsia="zh-CN" w:bidi="ar"/>
+        </w:rPr>
+        <w:t xml:space="preserve"> </w:t>
+      </w:r>
+      <w:r>
+        <w:rPr>
+          <w:rFonts w:hint="default" w:ascii="Consolas" w:hAnsi="Consolas" w:eastAsia="Consolas" w:cs="Consolas"/>
+          <w:b w:val="0"/>
+          <w:bCs w:val="0"/>
+          <w:color w:val="A31515"/>
+          <w:kern w:val="0"/>
+          <w:sz w:val="24"/>
+          <w:szCs w:val="24"/>
+          <w:shd w:val="clear" w:fill="FFFFFF"/>
+          <w:lang w:val="en-US" w:eastAsia="zh-CN" w:bidi="ar"/>
+        </w:rPr>
+        <w:t>"VMSRbxAWGaElLosVgsbcp3wGnkc"</w:t>
+      </w:r>
+    </w:p>
+    <w:p>
+      <w:pPr>
+        <w:keepNext w:val="0"/>
+        <w:keepLines w:val="0"/>
+        <w:widowControl/>
+        <w:suppressLineNumbers w:val="0"/>
+        <w:shd w:val="clear" w:fill="FFFFFF"/>
+        <w:spacing w:line="330" w:lineRule="atLeast"/>
+        <w:jc w:val="left"/>
+        <w:rPr>
+          <w:rFonts w:hint="default" w:ascii="Consolas" w:hAnsi="Consolas" w:eastAsia="Consolas" w:cs="Consolas"/>
+          <w:b w:val="0"/>
+          <w:bCs w:val="0"/>
+          <w:color w:val="3B3B3B"/>
+          <w:sz w:val="24"/>
+          <w:szCs w:val="24"/>
+        </w:rPr>
+      </w:pPr>
+      <w:r>
+        <w:rPr>
+          <w:rFonts w:hint="default" w:ascii="Consolas" w:hAnsi="Consolas" w:eastAsia="Consolas" w:cs="Consolas"/>
+          <w:b w:val="0"/>
+          <w:bCs w:val="0"/>
+          <w:color w:val="0070C1"/>
+          <w:kern w:val="0"/>
+          <w:sz w:val="24"/>
+          <w:szCs w:val="24"/>
+          <w:shd w:val="clear" w:fill="FFFFFF"/>
+          <w:lang w:val="en-US" w:eastAsia="zh-CN" w:bidi="ar"/>
+        </w:rPr>
+        <w:t>TABLE_ID</w:t>
+      </w:r>
+      <w:r>
+        <w:rPr>
+          <w:rFonts w:hint="default" w:ascii="Consolas" w:hAnsi="Consolas" w:eastAsia="Consolas" w:cs="Consolas"/>
+          <w:b w:val="0"/>
+          <w:bCs w:val="0"/>
+          <w:color w:val="3B3B3B"/>
+          <w:kern w:val="0"/>
+          <w:sz w:val="24"/>
+          <w:szCs w:val="24"/>
+          <w:shd w:val="clear" w:fill="FFFFFF"/>
+          <w:lang w:val="en-US" w:eastAsia="zh-CN" w:bidi="ar"/>
+        </w:rPr>
+        <w:t xml:space="preserve"> </w:t>
+      </w:r>
+      <w:r>
+        <w:rPr>
+          <w:rFonts w:hint="default" w:ascii="Consolas" w:hAnsi="Consolas" w:eastAsia="Consolas" w:cs="Consolas"/>
+          <w:b w:val="0"/>
+          <w:bCs w:val="0"/>
+          <w:color w:val="000000"/>
+          <w:kern w:val="0"/>
+          <w:sz w:val="24"/>
+          <w:szCs w:val="24"/>
+          <w:shd w:val="clear" w:fill="FFFFFF"/>
+          <w:lang w:val="en-US" w:eastAsia="zh-CN" w:bidi="ar"/>
+        </w:rPr>
+        <w:t>=</w:t>
+      </w:r>
+      <w:r>
+        <w:rPr>
+          <w:rFonts w:hint="default" w:ascii="Consolas" w:hAnsi="Consolas" w:eastAsia="Consolas" w:cs="Consolas"/>
+          <w:b w:val="0"/>
+          <w:bCs w:val="0"/>
+          <w:color w:val="3B3B3B"/>
+          <w:kern w:val="0"/>
+          <w:sz w:val="24"/>
+          <w:szCs w:val="24"/>
+          <w:shd w:val="clear" w:fill="FFFFFF"/>
+          <w:lang w:val="en-US" w:eastAsia="zh-CN" w:bidi="ar"/>
+        </w:rPr>
+        <w:t xml:space="preserve"> </w:t>
+      </w:r>
+      <w:r>
+        <w:rPr>
+          <w:rFonts w:hint="default" w:ascii="Consolas" w:hAnsi="Consolas" w:eastAsia="Consolas" w:cs="Consolas"/>
+          <w:b w:val="0"/>
+          <w:bCs w:val="0"/>
+          <w:color w:val="A31515"/>
+          <w:kern w:val="0"/>
+          <w:sz w:val="24"/>
+          <w:szCs w:val="24"/>
+          <w:shd w:val="clear" w:fill="FFFFFF"/>
+          <w:lang w:val="en-US" w:eastAsia="zh-CN" w:bidi="ar"/>
+        </w:rPr>
+        <w:t>"tblnKfOo173Itr6N"</w:t>
+      </w:r>
+    </w:p>
+    <w:p>
+      <w:pPr>
+        <w:keepNext w:val="0"/>
+        <w:keepLines w:val="0"/>
+        <w:widowControl/>
+        <w:suppressLineNumbers w:val="0"/>
+        <w:shd w:val="clear" w:fill="FFFFFF"/>
+        <w:spacing w:line="330" w:lineRule="atLeast"/>
+        <w:jc w:val="left"/>
+        <w:rPr>
+          <w:rFonts w:hint="default" w:ascii="Consolas" w:hAnsi="Consolas" w:eastAsia="Consolas" w:cs="Consolas"/>
+          <w:b w:val="0"/>
+          <w:bCs w:val="0"/>
+          <w:color w:val="3B3B3B"/>
+          <w:sz w:val="24"/>
+          <w:szCs w:val="24"/>
+        </w:rPr>
+      </w:pPr>
+      <w:r>
+        <w:rPr>
+          <w:rFonts w:hint="default" w:ascii="Consolas" w:hAnsi="Consolas" w:eastAsia="Consolas" w:cs="Consolas"/>
+          <w:b w:val="0"/>
+          <w:bCs w:val="0"/>
+          <w:color w:val="0070C1"/>
+          <w:kern w:val="0"/>
+          <w:sz w:val="24"/>
+          <w:szCs w:val="24"/>
+          <w:shd w:val="clear" w:fill="FFFFFF"/>
+          <w:lang w:val="en-US" w:eastAsia="zh-CN" w:bidi="ar"/>
+        </w:rPr>
+        <w:t>VIEW_ID</w:t>
+      </w:r>
+      <w:r>
+        <w:rPr>
+          <w:rFonts w:hint="default" w:ascii="Consolas" w:hAnsi="Consolas" w:eastAsia="Consolas" w:cs="Consolas"/>
+          <w:b w:val="0"/>
+          <w:bCs w:val="0"/>
+          <w:color w:val="3B3B3B"/>
+          <w:kern w:val="0"/>
+          <w:sz w:val="24"/>
+          <w:szCs w:val="24"/>
+          <w:shd w:val="clear" w:fill="FFFFFF"/>
+          <w:lang w:val="en-US" w:eastAsia="zh-CN" w:bidi="ar"/>
+        </w:rPr>
+        <w:t xml:space="preserve"> </w:t>
+      </w:r>
+      <w:r>
+        <w:rPr>
+          <w:rFonts w:hint="default" w:ascii="Consolas" w:hAnsi="Consolas" w:eastAsia="Consolas" w:cs="Consolas"/>
+          <w:b w:val="0"/>
+          <w:bCs w:val="0"/>
+          <w:color w:val="000000"/>
+          <w:kern w:val="0"/>
+          <w:sz w:val="24"/>
+          <w:szCs w:val="24"/>
+          <w:shd w:val="clear" w:fill="FFFFFF"/>
+          <w:lang w:val="en-US" w:eastAsia="zh-CN" w:bidi="ar"/>
+        </w:rPr>
+        <w:t>=</w:t>
+      </w:r>
+      <w:r>
+        <w:rPr>
+          <w:rFonts w:hint="default" w:ascii="Consolas" w:hAnsi="Consolas" w:eastAsia="Consolas" w:cs="Consolas"/>
+          <w:b w:val="0"/>
+          <w:bCs w:val="0"/>
+          <w:color w:val="3B3B3B"/>
+          <w:kern w:val="0"/>
+          <w:sz w:val="24"/>
+          <w:szCs w:val="24"/>
+          <w:shd w:val="clear" w:fill="FFFFFF"/>
+          <w:lang w:val="en-US" w:eastAsia="zh-CN" w:bidi="ar"/>
+        </w:rPr>
+        <w:t xml:space="preserve"> </w:t>
+      </w:r>
+      <w:r>
+        <w:rPr>
+          <w:rFonts w:hint="default" w:ascii="Consolas" w:hAnsi="Consolas" w:eastAsia="Consolas" w:cs="Consolas"/>
+          <w:b w:val="0"/>
+          <w:bCs w:val="0"/>
+          <w:color w:val="A31515"/>
+          <w:kern w:val="0"/>
+          <w:sz w:val="24"/>
+          <w:szCs w:val="24"/>
+          <w:shd w:val="clear" w:fill="FFFFFF"/>
+          <w:lang w:val="en-US" w:eastAsia="zh-CN" w:bidi="ar"/>
+        </w:rPr>
+        <w:t>"</w:t>
+      </w:r>
+      <w:r>
+        <w:rPr>
+          <w:rFonts w:hint="default" w:ascii="Consolas" w:hAnsi="Consolas" w:eastAsia="Consolas"/>
+          <w:b w:val="0"/>
+          <w:bCs w:val="0"/>
+          <w:color w:val="A31515"/>
+          <w:kern w:val="0"/>
+          <w:sz w:val="24"/>
+          <w:szCs w:val="24"/>
+          <w:shd w:val="clear" w:fill="FFFFFF"/>
+          <w:lang w:val="en-US" w:eastAsia="zh-CN"/>
+        </w:rPr>
+        <w:t>vew1iSlSGb</w:t>
+      </w:r>
+      <w:r>
+        <w:rPr>
+          <w:rFonts w:hint="default" w:ascii="Consolas" w:hAnsi="Consolas" w:eastAsia="Consolas" w:cs="Consolas"/>
+          <w:b w:val="0"/>
+          <w:bCs w:val="0"/>
+          <w:color w:val="A31515"/>
+          <w:kern w:val="0"/>
+          <w:sz w:val="24"/>
+          <w:szCs w:val="24"/>
+          <w:shd w:val="clear" w:fill="FFFFFF"/>
+          <w:lang w:val="en-US" w:eastAsia="zh-CN" w:bidi="ar"/>
+        </w:rPr>
+        <w:t>"</w:t>
+      </w:r>
+      <w:bookmarkStart w:id="3" w:name="_GoBack"/>
+      <w:bookmarkEnd w:id="3"/>
     </w:p>
     <w:p>
       <w:pPr>
@@ -1518,8 +1763,6 @@
           </wp:inline>
         </w:drawing>
       </w:r>
-      <w:bookmarkStart w:id="3" w:name="_GoBack"/>
-      <w:bookmarkEnd w:id="3"/>
     </w:p>
     <w:p>
       <w:pPr>

--- a/yanfeng/飞书自建应用API.docx
+++ b/yanfeng/飞书自建应用API.docx
@@ -11831,6 +11831,4196 @@
     </w:p>
     <w:p>
       <w:pPr>
+        <w:pStyle w:val="9"/>
+        <w:bidi w:val="0"/>
+        <w:rPr>
+          <w:rFonts w:hint="default"/>
+          <w:lang w:val="en-US" w:eastAsia="zh-CN"/>
+        </w:rPr>
+      </w:pPr>
+      <w:r>
+        <w:rPr>
+          <w:rFonts w:hint="eastAsia"/>
+          <w:lang w:val="en-US" w:eastAsia="zh-CN"/>
+        </w:rPr>
+        <w:t>将本地文件上传到飞书云盘</w:t>
+      </w:r>
+    </w:p>
+    <w:p>
+      <w:pPr>
+        <w:pStyle w:val="11"/>
+        <w:rPr>
+          <w:rFonts w:hint="default"/>
+          <w:lang w:val="en-US" w:eastAsia="zh-CN"/>
+        </w:rPr>
+      </w:pPr>
+      <w:r>
+        <w:rPr>
+          <w:rFonts w:hint="default"/>
+          <w:lang w:val="en-US" w:eastAsia="zh-CN"/>
+        </w:rPr>
+        <w:t>创建飞书自建应用，获取 app_id 和 app_secret</w:t>
+      </w:r>
+    </w:p>
+    <w:p>
+      <w:pPr>
+        <w:pStyle w:val="17"/>
+        <w:bidi w:val="0"/>
+        <w:rPr>
+          <w:rFonts w:hint="default"/>
+          <w:lang w:val="en-US" w:eastAsia="zh-CN"/>
+        </w:rPr>
+      </w:pPr>
+      <w:r>
+        <w:rPr>
+          <w:rFonts w:hint="eastAsia"/>
+          <w:lang w:val="en-US" w:eastAsia="zh-CN"/>
+        </w:rPr>
+        <w:t>见上面章节</w:t>
+      </w:r>
+    </w:p>
+    <w:p>
+      <w:pPr>
+        <w:pStyle w:val="11"/>
+        <w:rPr>
+          <w:rFonts w:hint="default"/>
+          <w:lang w:val="en-US" w:eastAsia="zh-CN"/>
+        </w:rPr>
+      </w:pPr>
+      <w:r>
+        <w:rPr>
+          <w:rFonts w:hint="default"/>
+          <w:lang w:val="en-US" w:eastAsia="zh-CN"/>
+        </w:rPr>
+        <w:t>用 Python 获取 tenant_access_token</w:t>
+      </w:r>
+    </w:p>
+    <w:p>
+      <w:pPr>
+        <w:pStyle w:val="17"/>
+        <w:numPr>
+          <w:ilvl w:val="0"/>
+          <w:numId w:val="3"/>
+        </w:numPr>
+        <w:bidi w:val="0"/>
+        <w:ind w:left="420" w:leftChars="0" w:hanging="420" w:firstLineChars="0"/>
+        <w:rPr>
+          <w:rFonts w:hint="default"/>
+          <w:lang w:val="en-US" w:eastAsia="zh-CN"/>
+        </w:rPr>
+      </w:pPr>
+      <w:r>
+        <w:rPr>
+          <w:rFonts w:hint="default"/>
+          <w:lang w:val="en-US" w:eastAsia="zh-CN"/>
+        </w:rPr>
+        <w:t>在网页/客户端复制：进入共享文件夹，点击浏览器地址栏，URL 最后的一串字符就是 folder_token，例如</w:t>
+      </w:r>
+      <w:r>
+        <w:rPr>
+          <w:rFonts w:hint="eastAsia"/>
+          <w:lang w:val="en-US" w:eastAsia="zh-CN"/>
+        </w:rPr>
+        <w:t>：</w:t>
+      </w:r>
+      <w:r>
+        <w:rPr>
+          <w:rFonts w:hint="default"/>
+          <w:lang w:val="en-US" w:eastAsia="zh-CN"/>
+        </w:rPr>
+        <w:t>https://xxx.feishu.cn/drive/folder/fldcnXXXXX，其中 fldcnXXXXX 即 token。</w:t>
+      </w:r>
+    </w:p>
+    <w:p>
+      <w:pPr>
+        <w:pStyle w:val="17"/>
+        <w:bidi w:val="0"/>
+        <w:rPr>
+          <w:rFonts w:hint="default"/>
+          <w:lang w:val="en-US" w:eastAsia="zh-CN"/>
+        </w:rPr>
+      </w:pPr>
+    </w:p>
+    <w:p>
+      <w:pPr>
+        <w:pStyle w:val="17"/>
+        <w:numPr>
+          <w:ilvl w:val="0"/>
+          <w:numId w:val="3"/>
+        </w:numPr>
+        <w:bidi w:val="0"/>
+        <w:ind w:left="420" w:leftChars="0" w:hanging="420" w:firstLineChars="0"/>
+        <w:rPr>
+          <w:rFonts w:hint="default"/>
+          <w:lang w:val="en-US" w:eastAsia="zh-CN"/>
+        </w:rPr>
+      </w:pPr>
+      <w:r>
+        <w:rPr>
+          <w:rFonts w:hint="default"/>
+          <w:lang w:val="en-US" w:eastAsia="zh-CN"/>
+        </w:rPr>
+        <w:t>通过 API 搜索：调用搜索文件/文件夹接口根据名称拿到 token。</w:t>
+      </w:r>
+    </w:p>
+    <w:p>
+      <w:pPr>
+        <w:pStyle w:val="11"/>
+        <w:rPr>
+          <w:rFonts w:hint="default"/>
+          <w:lang w:val="en-US" w:eastAsia="zh-CN"/>
+        </w:rPr>
+      </w:pPr>
+      <w:r>
+        <w:rPr>
+          <w:rFonts w:hint="default"/>
+          <w:lang w:val="en-US" w:eastAsia="zh-CN"/>
+        </w:rPr>
+        <w:t>调用上传文件接口，将文件传至指定共享文件夹</w:t>
+      </w:r>
+    </w:p>
+    <w:p>
+      <w:pPr>
+        <w:pStyle w:val="17"/>
+        <w:bidi w:val="0"/>
+        <w:rPr>
+          <w:rFonts w:hint="default"/>
+          <w:lang w:val="en-US" w:eastAsia="zh-CN"/>
+        </w:rPr>
+      </w:pPr>
+      <w:r>
+        <w:rPr>
+          <w:rFonts w:hint="eastAsia"/>
+          <w:lang w:val="en-US" w:eastAsia="zh-CN"/>
+        </w:rPr>
+        <w:t>案例：</w:t>
+      </w:r>
+      <w:bookmarkStart w:id="1" w:name="_GoBack"/>
+      <w:bookmarkEnd w:id="1"/>
+    </w:p>
+    <w:p>
+      <w:pPr>
+        <w:keepNext w:val="0"/>
+        <w:keepLines w:val="0"/>
+        <w:widowControl/>
+        <w:suppressLineNumbers w:val="0"/>
+        <w:shd w:val="clear" w:fill="FFFFFF"/>
+        <w:spacing w:line="330" w:lineRule="atLeast"/>
+        <w:jc w:val="left"/>
+        <w:rPr>
+          <w:rFonts w:ascii="Consolas" w:hAnsi="Consolas" w:eastAsia="Consolas" w:cs="Consolas"/>
+          <w:b w:val="0"/>
+          <w:bCs w:val="0"/>
+          <w:color w:val="3B3B3B"/>
+          <w:sz w:val="24"/>
+          <w:szCs w:val="24"/>
+        </w:rPr>
+      </w:pPr>
+      <w:r>
+        <w:rPr>
+          <w:rFonts w:hint="default" w:ascii="Consolas" w:hAnsi="Consolas" w:eastAsia="Consolas" w:cs="Consolas"/>
+          <w:b w:val="0"/>
+          <w:bCs w:val="0"/>
+          <w:color w:val="AF00DB"/>
+          <w:kern w:val="0"/>
+          <w:sz w:val="24"/>
+          <w:szCs w:val="24"/>
+          <w:shd w:val="clear" w:fill="FFFFFF"/>
+          <w:lang w:val="en-US" w:eastAsia="zh-CN" w:bidi="ar"/>
+        </w:rPr>
+        <w:t>import</w:t>
+      </w:r>
+      <w:r>
+        <w:rPr>
+          <w:rFonts w:hint="default" w:ascii="Consolas" w:hAnsi="Consolas" w:eastAsia="Consolas" w:cs="Consolas"/>
+          <w:b w:val="0"/>
+          <w:bCs w:val="0"/>
+          <w:color w:val="3B3B3B"/>
+          <w:kern w:val="0"/>
+          <w:sz w:val="24"/>
+          <w:szCs w:val="24"/>
+          <w:shd w:val="clear" w:fill="FFFFFF"/>
+          <w:lang w:val="en-US" w:eastAsia="zh-CN" w:bidi="ar"/>
+        </w:rPr>
+        <w:t xml:space="preserve"> requests</w:t>
+      </w:r>
+    </w:p>
+    <w:p>
+      <w:pPr>
+        <w:keepNext w:val="0"/>
+        <w:keepLines w:val="0"/>
+        <w:widowControl/>
+        <w:suppressLineNumbers w:val="0"/>
+        <w:shd w:val="clear" w:fill="FFFFFF"/>
+        <w:spacing w:line="330" w:lineRule="atLeast"/>
+        <w:jc w:val="left"/>
+        <w:rPr>
+          <w:rFonts w:hint="default" w:ascii="Consolas" w:hAnsi="Consolas" w:eastAsia="Consolas" w:cs="Consolas"/>
+          <w:b w:val="0"/>
+          <w:bCs w:val="0"/>
+          <w:color w:val="3B3B3B"/>
+          <w:sz w:val="24"/>
+          <w:szCs w:val="24"/>
+        </w:rPr>
+      </w:pPr>
+      <w:r>
+        <w:rPr>
+          <w:rFonts w:hint="default" w:ascii="Consolas" w:hAnsi="Consolas" w:eastAsia="Consolas" w:cs="Consolas"/>
+          <w:b w:val="0"/>
+          <w:bCs w:val="0"/>
+          <w:color w:val="AF00DB"/>
+          <w:kern w:val="0"/>
+          <w:sz w:val="24"/>
+          <w:szCs w:val="24"/>
+          <w:shd w:val="clear" w:fill="FFFFFF"/>
+          <w:lang w:val="en-US" w:eastAsia="zh-CN" w:bidi="ar"/>
+        </w:rPr>
+        <w:t>import</w:t>
+      </w:r>
+      <w:r>
+        <w:rPr>
+          <w:rFonts w:hint="default" w:ascii="Consolas" w:hAnsi="Consolas" w:eastAsia="Consolas" w:cs="Consolas"/>
+          <w:b w:val="0"/>
+          <w:bCs w:val="0"/>
+          <w:color w:val="3B3B3B"/>
+          <w:kern w:val="0"/>
+          <w:sz w:val="24"/>
+          <w:szCs w:val="24"/>
+          <w:shd w:val="clear" w:fill="FFFFFF"/>
+          <w:lang w:val="en-US" w:eastAsia="zh-CN" w:bidi="ar"/>
+        </w:rPr>
+        <w:t xml:space="preserve"> os</w:t>
+      </w:r>
+    </w:p>
+    <w:p>
+      <w:pPr>
+        <w:keepNext w:val="0"/>
+        <w:keepLines w:val="0"/>
+        <w:widowControl/>
+        <w:suppressLineNumbers w:val="0"/>
+        <w:shd w:val="clear" w:fill="FFFFFF"/>
+        <w:spacing w:line="330" w:lineRule="atLeast"/>
+        <w:jc w:val="left"/>
+        <w:rPr>
+          <w:rFonts w:hint="default" w:ascii="Consolas" w:hAnsi="Consolas" w:eastAsia="Consolas" w:cs="Consolas"/>
+          <w:b w:val="0"/>
+          <w:bCs w:val="0"/>
+          <w:color w:val="3B3B3B"/>
+          <w:sz w:val="24"/>
+          <w:szCs w:val="24"/>
+        </w:rPr>
+      </w:pPr>
+    </w:p>
+    <w:p>
+      <w:pPr>
+        <w:keepNext w:val="0"/>
+        <w:keepLines w:val="0"/>
+        <w:widowControl/>
+        <w:suppressLineNumbers w:val="0"/>
+        <w:shd w:val="clear" w:fill="FFFFFF"/>
+        <w:spacing w:line="330" w:lineRule="atLeast"/>
+        <w:jc w:val="left"/>
+        <w:rPr>
+          <w:rFonts w:hint="default" w:ascii="Consolas" w:hAnsi="Consolas" w:eastAsia="Consolas" w:cs="Consolas"/>
+          <w:b w:val="0"/>
+          <w:bCs w:val="0"/>
+          <w:color w:val="3B3B3B"/>
+          <w:sz w:val="24"/>
+          <w:szCs w:val="24"/>
+        </w:rPr>
+      </w:pPr>
+      <w:r>
+        <w:rPr>
+          <w:rFonts w:hint="default" w:ascii="Consolas" w:hAnsi="Consolas" w:eastAsia="Consolas" w:cs="Consolas"/>
+          <w:b w:val="0"/>
+          <w:bCs w:val="0"/>
+          <w:color w:val="008000"/>
+          <w:kern w:val="0"/>
+          <w:sz w:val="24"/>
+          <w:szCs w:val="24"/>
+          <w:shd w:val="clear" w:fill="FFFFFF"/>
+          <w:lang w:val="en-US" w:eastAsia="zh-CN" w:bidi="ar"/>
+        </w:rPr>
+        <w:t># ==================== 配置信息 ====================</w:t>
+      </w:r>
+    </w:p>
+    <w:p>
+      <w:pPr>
+        <w:keepNext w:val="0"/>
+        <w:keepLines w:val="0"/>
+        <w:widowControl/>
+        <w:suppressLineNumbers w:val="0"/>
+        <w:shd w:val="clear" w:fill="FFFFFF"/>
+        <w:spacing w:line="330" w:lineRule="atLeast"/>
+        <w:jc w:val="left"/>
+        <w:rPr>
+          <w:rFonts w:hint="default" w:ascii="Consolas" w:hAnsi="Consolas" w:eastAsia="Consolas" w:cs="Consolas"/>
+          <w:b w:val="0"/>
+          <w:bCs w:val="0"/>
+          <w:color w:val="3B3B3B"/>
+          <w:sz w:val="24"/>
+          <w:szCs w:val="24"/>
+        </w:rPr>
+      </w:pPr>
+      <w:r>
+        <w:rPr>
+          <w:rFonts w:hint="default" w:ascii="Consolas" w:hAnsi="Consolas" w:eastAsia="Consolas" w:cs="Consolas"/>
+          <w:b w:val="0"/>
+          <w:bCs w:val="0"/>
+          <w:color w:val="3B3B3B"/>
+          <w:kern w:val="0"/>
+          <w:sz w:val="24"/>
+          <w:szCs w:val="24"/>
+          <w:shd w:val="clear" w:fill="FFFFFF"/>
+          <w:lang w:val="en-US" w:eastAsia="zh-CN" w:bidi="ar"/>
+        </w:rPr>
+        <w:t xml:space="preserve">APP_ID </w:t>
+      </w:r>
+      <w:r>
+        <w:rPr>
+          <w:rFonts w:hint="default" w:ascii="Consolas" w:hAnsi="Consolas" w:eastAsia="Consolas" w:cs="Consolas"/>
+          <w:b w:val="0"/>
+          <w:bCs w:val="0"/>
+          <w:color w:val="000000"/>
+          <w:kern w:val="0"/>
+          <w:sz w:val="24"/>
+          <w:szCs w:val="24"/>
+          <w:shd w:val="clear" w:fill="FFFFFF"/>
+          <w:lang w:val="en-US" w:eastAsia="zh-CN" w:bidi="ar"/>
+        </w:rPr>
+        <w:t>=</w:t>
+      </w:r>
+      <w:r>
+        <w:rPr>
+          <w:rFonts w:hint="default" w:ascii="Consolas" w:hAnsi="Consolas" w:eastAsia="Consolas" w:cs="Consolas"/>
+          <w:b w:val="0"/>
+          <w:bCs w:val="0"/>
+          <w:color w:val="3B3B3B"/>
+          <w:kern w:val="0"/>
+          <w:sz w:val="24"/>
+          <w:szCs w:val="24"/>
+          <w:shd w:val="clear" w:fill="FFFFFF"/>
+          <w:lang w:val="en-US" w:eastAsia="zh-CN" w:bidi="ar"/>
+        </w:rPr>
+        <w:t xml:space="preserve"> </w:t>
+      </w:r>
+      <w:r>
+        <w:rPr>
+          <w:rFonts w:hint="default" w:ascii="Consolas" w:hAnsi="Consolas" w:eastAsia="Consolas" w:cs="Consolas"/>
+          <w:b w:val="0"/>
+          <w:bCs w:val="0"/>
+          <w:color w:val="A31515"/>
+          <w:kern w:val="0"/>
+          <w:sz w:val="24"/>
+          <w:szCs w:val="24"/>
+          <w:shd w:val="clear" w:fill="FFFFFF"/>
+          <w:lang w:val="en-US" w:eastAsia="zh-CN" w:bidi="ar"/>
+        </w:rPr>
+        <w:t>"cli_xxxxxxxxxxxxxxxx"</w:t>
+      </w:r>
+      <w:r>
+        <w:rPr>
+          <w:rFonts w:hint="default" w:ascii="Consolas" w:hAnsi="Consolas" w:eastAsia="Consolas" w:cs="Consolas"/>
+          <w:b w:val="0"/>
+          <w:bCs w:val="0"/>
+          <w:color w:val="3B3B3B"/>
+          <w:kern w:val="0"/>
+          <w:sz w:val="24"/>
+          <w:szCs w:val="24"/>
+          <w:shd w:val="clear" w:fill="FFFFFF"/>
+          <w:lang w:val="en-US" w:eastAsia="zh-CN" w:bidi="ar"/>
+        </w:rPr>
+        <w:t xml:space="preserve">       </w:t>
+      </w:r>
+      <w:r>
+        <w:rPr>
+          <w:rFonts w:hint="default" w:ascii="Consolas" w:hAnsi="Consolas" w:eastAsia="Consolas" w:cs="Consolas"/>
+          <w:b w:val="0"/>
+          <w:bCs w:val="0"/>
+          <w:color w:val="008000"/>
+          <w:kern w:val="0"/>
+          <w:sz w:val="24"/>
+          <w:szCs w:val="24"/>
+          <w:shd w:val="clear" w:fill="FFFFFF"/>
+          <w:lang w:val="en-US" w:eastAsia="zh-CN" w:bidi="ar"/>
+        </w:rPr>
+        <w:t># 替换为你的 App ID</w:t>
+      </w:r>
+    </w:p>
+    <w:p>
+      <w:pPr>
+        <w:keepNext w:val="0"/>
+        <w:keepLines w:val="0"/>
+        <w:widowControl/>
+        <w:suppressLineNumbers w:val="0"/>
+        <w:shd w:val="clear" w:fill="FFFFFF"/>
+        <w:spacing w:line="330" w:lineRule="atLeast"/>
+        <w:jc w:val="left"/>
+        <w:rPr>
+          <w:rFonts w:hint="default" w:ascii="Consolas" w:hAnsi="Consolas" w:eastAsia="Consolas" w:cs="Consolas"/>
+          <w:b w:val="0"/>
+          <w:bCs w:val="0"/>
+          <w:color w:val="3B3B3B"/>
+          <w:sz w:val="24"/>
+          <w:szCs w:val="24"/>
+        </w:rPr>
+      </w:pPr>
+      <w:r>
+        <w:rPr>
+          <w:rFonts w:hint="default" w:ascii="Consolas" w:hAnsi="Consolas" w:eastAsia="Consolas" w:cs="Consolas"/>
+          <w:b w:val="0"/>
+          <w:bCs w:val="0"/>
+          <w:color w:val="3B3B3B"/>
+          <w:kern w:val="0"/>
+          <w:sz w:val="24"/>
+          <w:szCs w:val="24"/>
+          <w:shd w:val="clear" w:fill="FFFFFF"/>
+          <w:lang w:val="en-US" w:eastAsia="zh-CN" w:bidi="ar"/>
+        </w:rPr>
+        <w:t xml:space="preserve">APP_SECRET </w:t>
+      </w:r>
+      <w:r>
+        <w:rPr>
+          <w:rFonts w:hint="default" w:ascii="Consolas" w:hAnsi="Consolas" w:eastAsia="Consolas" w:cs="Consolas"/>
+          <w:b w:val="0"/>
+          <w:bCs w:val="0"/>
+          <w:color w:val="000000"/>
+          <w:kern w:val="0"/>
+          <w:sz w:val="24"/>
+          <w:szCs w:val="24"/>
+          <w:shd w:val="clear" w:fill="FFFFFF"/>
+          <w:lang w:val="en-US" w:eastAsia="zh-CN" w:bidi="ar"/>
+        </w:rPr>
+        <w:t>=</w:t>
+      </w:r>
+      <w:r>
+        <w:rPr>
+          <w:rFonts w:hint="default" w:ascii="Consolas" w:hAnsi="Consolas" w:eastAsia="Consolas" w:cs="Consolas"/>
+          <w:b w:val="0"/>
+          <w:bCs w:val="0"/>
+          <w:color w:val="3B3B3B"/>
+          <w:kern w:val="0"/>
+          <w:sz w:val="24"/>
+          <w:szCs w:val="24"/>
+          <w:shd w:val="clear" w:fill="FFFFFF"/>
+          <w:lang w:val="en-US" w:eastAsia="zh-CN" w:bidi="ar"/>
+        </w:rPr>
+        <w:t xml:space="preserve"> </w:t>
+      </w:r>
+      <w:r>
+        <w:rPr>
+          <w:rFonts w:hint="default" w:ascii="Consolas" w:hAnsi="Consolas" w:eastAsia="Consolas" w:cs="Consolas"/>
+          <w:b w:val="0"/>
+          <w:bCs w:val="0"/>
+          <w:color w:val="A31515"/>
+          <w:kern w:val="0"/>
+          <w:sz w:val="24"/>
+          <w:szCs w:val="24"/>
+          <w:shd w:val="clear" w:fill="FFFFFF"/>
+          <w:lang w:val="en-US" w:eastAsia="zh-CN" w:bidi="ar"/>
+        </w:rPr>
+        <w:t>"xxxxxxxxxxxxxxxxxxxxxx"</w:t>
+      </w:r>
+      <w:r>
+        <w:rPr>
+          <w:rFonts w:hint="default" w:ascii="Consolas" w:hAnsi="Consolas" w:eastAsia="Consolas" w:cs="Consolas"/>
+          <w:b w:val="0"/>
+          <w:bCs w:val="0"/>
+          <w:color w:val="3B3B3B"/>
+          <w:kern w:val="0"/>
+          <w:sz w:val="24"/>
+          <w:szCs w:val="24"/>
+          <w:shd w:val="clear" w:fill="FFFFFF"/>
+          <w:lang w:val="en-US" w:eastAsia="zh-CN" w:bidi="ar"/>
+        </w:rPr>
+        <w:t xml:space="preserve"> </w:t>
+      </w:r>
+      <w:r>
+        <w:rPr>
+          <w:rFonts w:hint="default" w:ascii="Consolas" w:hAnsi="Consolas" w:eastAsia="Consolas" w:cs="Consolas"/>
+          <w:b w:val="0"/>
+          <w:bCs w:val="0"/>
+          <w:color w:val="008000"/>
+          <w:kern w:val="0"/>
+          <w:sz w:val="24"/>
+          <w:szCs w:val="24"/>
+          <w:shd w:val="clear" w:fill="FFFFFF"/>
+          <w:lang w:val="en-US" w:eastAsia="zh-CN" w:bidi="ar"/>
+        </w:rPr>
+        <w:t># 替换为你的 App Secret</w:t>
+      </w:r>
+    </w:p>
+    <w:p>
+      <w:pPr>
+        <w:keepNext w:val="0"/>
+        <w:keepLines w:val="0"/>
+        <w:widowControl/>
+        <w:suppressLineNumbers w:val="0"/>
+        <w:shd w:val="clear" w:fill="FFFFFF"/>
+        <w:spacing w:line="330" w:lineRule="atLeast"/>
+        <w:jc w:val="left"/>
+        <w:rPr>
+          <w:rFonts w:hint="default" w:ascii="Consolas" w:hAnsi="Consolas" w:eastAsia="Consolas" w:cs="Consolas"/>
+          <w:b w:val="0"/>
+          <w:bCs w:val="0"/>
+          <w:color w:val="3B3B3B"/>
+          <w:sz w:val="24"/>
+          <w:szCs w:val="24"/>
+        </w:rPr>
+      </w:pPr>
+      <w:r>
+        <w:rPr>
+          <w:rFonts w:hint="default" w:ascii="Consolas" w:hAnsi="Consolas" w:eastAsia="Consolas" w:cs="Consolas"/>
+          <w:b w:val="0"/>
+          <w:bCs w:val="0"/>
+          <w:color w:val="3B3B3B"/>
+          <w:kern w:val="0"/>
+          <w:sz w:val="24"/>
+          <w:szCs w:val="24"/>
+          <w:shd w:val="clear" w:fill="FFFFFF"/>
+          <w:lang w:val="en-US" w:eastAsia="zh-CN" w:bidi="ar"/>
+        </w:rPr>
+        <w:t xml:space="preserve">FOLDER_TOKEN </w:t>
+      </w:r>
+      <w:r>
+        <w:rPr>
+          <w:rFonts w:hint="default" w:ascii="Consolas" w:hAnsi="Consolas" w:eastAsia="Consolas" w:cs="Consolas"/>
+          <w:b w:val="0"/>
+          <w:bCs w:val="0"/>
+          <w:color w:val="000000"/>
+          <w:kern w:val="0"/>
+          <w:sz w:val="24"/>
+          <w:szCs w:val="24"/>
+          <w:shd w:val="clear" w:fill="FFFFFF"/>
+          <w:lang w:val="en-US" w:eastAsia="zh-CN" w:bidi="ar"/>
+        </w:rPr>
+        <w:t>=</w:t>
+      </w:r>
+      <w:r>
+        <w:rPr>
+          <w:rFonts w:hint="default" w:ascii="Consolas" w:hAnsi="Consolas" w:eastAsia="Consolas" w:cs="Consolas"/>
+          <w:b w:val="0"/>
+          <w:bCs w:val="0"/>
+          <w:color w:val="3B3B3B"/>
+          <w:kern w:val="0"/>
+          <w:sz w:val="24"/>
+          <w:szCs w:val="24"/>
+          <w:shd w:val="clear" w:fill="FFFFFF"/>
+          <w:lang w:val="en-US" w:eastAsia="zh-CN" w:bidi="ar"/>
+        </w:rPr>
+        <w:t xml:space="preserve"> </w:t>
+      </w:r>
+      <w:r>
+        <w:rPr>
+          <w:rFonts w:hint="default" w:ascii="Consolas" w:hAnsi="Consolas" w:eastAsia="Consolas" w:cs="Consolas"/>
+          <w:b w:val="0"/>
+          <w:bCs w:val="0"/>
+          <w:color w:val="A31515"/>
+          <w:kern w:val="0"/>
+          <w:sz w:val="24"/>
+          <w:szCs w:val="24"/>
+          <w:shd w:val="clear" w:fill="FFFFFF"/>
+          <w:lang w:val="en-US" w:eastAsia="zh-CN" w:bidi="ar"/>
+        </w:rPr>
+        <w:t>"fldcnxxxxxx"</w:t>
+      </w:r>
+      <w:r>
+        <w:rPr>
+          <w:rFonts w:hint="default" w:ascii="Consolas" w:hAnsi="Consolas" w:eastAsia="Consolas" w:cs="Consolas"/>
+          <w:b w:val="0"/>
+          <w:bCs w:val="0"/>
+          <w:color w:val="3B3B3B"/>
+          <w:kern w:val="0"/>
+          <w:sz w:val="24"/>
+          <w:szCs w:val="24"/>
+          <w:shd w:val="clear" w:fill="FFFFFF"/>
+          <w:lang w:val="en-US" w:eastAsia="zh-CN" w:bidi="ar"/>
+        </w:rPr>
+        <w:t xml:space="preserve">          </w:t>
+      </w:r>
+      <w:r>
+        <w:rPr>
+          <w:rFonts w:hint="default" w:ascii="Consolas" w:hAnsi="Consolas" w:eastAsia="Consolas" w:cs="Consolas"/>
+          <w:b w:val="0"/>
+          <w:bCs w:val="0"/>
+          <w:color w:val="008000"/>
+          <w:kern w:val="0"/>
+          <w:sz w:val="24"/>
+          <w:szCs w:val="24"/>
+          <w:shd w:val="clear" w:fill="FFFFFF"/>
+          <w:lang w:val="en-US" w:eastAsia="zh-CN" w:bidi="ar"/>
+        </w:rPr>
+        <w:t># 替换为目标共享文件夹的 token</w:t>
+      </w:r>
+    </w:p>
+    <w:p>
+      <w:pPr>
+        <w:keepNext w:val="0"/>
+        <w:keepLines w:val="0"/>
+        <w:widowControl/>
+        <w:suppressLineNumbers w:val="0"/>
+        <w:shd w:val="clear" w:fill="FFFFFF"/>
+        <w:spacing w:line="330" w:lineRule="atLeast"/>
+        <w:jc w:val="left"/>
+        <w:rPr>
+          <w:rFonts w:hint="default" w:ascii="Consolas" w:hAnsi="Consolas" w:eastAsia="Consolas" w:cs="Consolas"/>
+          <w:b w:val="0"/>
+          <w:bCs w:val="0"/>
+          <w:color w:val="3B3B3B"/>
+          <w:sz w:val="24"/>
+          <w:szCs w:val="24"/>
+        </w:rPr>
+      </w:pPr>
+      <w:r>
+        <w:rPr>
+          <w:rFonts w:hint="default" w:ascii="Consolas" w:hAnsi="Consolas" w:eastAsia="Consolas" w:cs="Consolas"/>
+          <w:b w:val="0"/>
+          <w:bCs w:val="0"/>
+          <w:color w:val="3B3B3B"/>
+          <w:kern w:val="0"/>
+          <w:sz w:val="24"/>
+          <w:szCs w:val="24"/>
+          <w:shd w:val="clear" w:fill="FFFFFF"/>
+          <w:lang w:val="en-US" w:eastAsia="zh-CN" w:bidi="ar"/>
+        </w:rPr>
+        <w:t xml:space="preserve">LOCAL_FILE_PATH </w:t>
+      </w:r>
+      <w:r>
+        <w:rPr>
+          <w:rFonts w:hint="default" w:ascii="Consolas" w:hAnsi="Consolas" w:eastAsia="Consolas" w:cs="Consolas"/>
+          <w:b w:val="0"/>
+          <w:bCs w:val="0"/>
+          <w:color w:val="000000"/>
+          <w:kern w:val="0"/>
+          <w:sz w:val="24"/>
+          <w:szCs w:val="24"/>
+          <w:shd w:val="clear" w:fill="FFFFFF"/>
+          <w:lang w:val="en-US" w:eastAsia="zh-CN" w:bidi="ar"/>
+        </w:rPr>
+        <w:t>=</w:t>
+      </w:r>
+      <w:r>
+        <w:rPr>
+          <w:rFonts w:hint="default" w:ascii="Consolas" w:hAnsi="Consolas" w:eastAsia="Consolas" w:cs="Consolas"/>
+          <w:b w:val="0"/>
+          <w:bCs w:val="0"/>
+          <w:color w:val="3B3B3B"/>
+          <w:kern w:val="0"/>
+          <w:sz w:val="24"/>
+          <w:szCs w:val="24"/>
+          <w:shd w:val="clear" w:fill="FFFFFF"/>
+          <w:lang w:val="en-US" w:eastAsia="zh-CN" w:bidi="ar"/>
+        </w:rPr>
+        <w:t xml:space="preserve"> </w:t>
+      </w:r>
+      <w:r>
+        <w:rPr>
+          <w:rFonts w:hint="default" w:ascii="Consolas" w:hAnsi="Consolas" w:eastAsia="Consolas" w:cs="Consolas"/>
+          <w:b w:val="0"/>
+          <w:bCs w:val="0"/>
+          <w:color w:val="A31515"/>
+          <w:kern w:val="0"/>
+          <w:sz w:val="24"/>
+          <w:szCs w:val="24"/>
+          <w:shd w:val="clear" w:fill="FFFFFF"/>
+          <w:lang w:val="en-US" w:eastAsia="zh-CN" w:bidi="ar"/>
+        </w:rPr>
+        <w:t>"./report.pdf"</w:t>
+      </w:r>
+      <w:r>
+        <w:rPr>
+          <w:rFonts w:hint="default" w:ascii="Consolas" w:hAnsi="Consolas" w:eastAsia="Consolas" w:cs="Consolas"/>
+          <w:b w:val="0"/>
+          <w:bCs w:val="0"/>
+          <w:color w:val="3B3B3B"/>
+          <w:kern w:val="0"/>
+          <w:sz w:val="24"/>
+          <w:szCs w:val="24"/>
+          <w:shd w:val="clear" w:fill="FFFFFF"/>
+          <w:lang w:val="en-US" w:eastAsia="zh-CN" w:bidi="ar"/>
+        </w:rPr>
+        <w:t xml:space="preserve">      </w:t>
+      </w:r>
+      <w:r>
+        <w:rPr>
+          <w:rFonts w:hint="default" w:ascii="Consolas" w:hAnsi="Consolas" w:eastAsia="Consolas" w:cs="Consolas"/>
+          <w:b w:val="0"/>
+          <w:bCs w:val="0"/>
+          <w:color w:val="008000"/>
+          <w:kern w:val="0"/>
+          <w:sz w:val="24"/>
+          <w:szCs w:val="24"/>
+          <w:shd w:val="clear" w:fill="FFFFFF"/>
+          <w:lang w:val="en-US" w:eastAsia="zh-CN" w:bidi="ar"/>
+        </w:rPr>
+        <w:t># 本地文件路径</w:t>
+      </w:r>
+    </w:p>
+    <w:p>
+      <w:pPr>
+        <w:keepNext w:val="0"/>
+        <w:keepLines w:val="0"/>
+        <w:widowControl/>
+        <w:suppressLineNumbers w:val="0"/>
+        <w:shd w:val="clear" w:fill="FFFFFF"/>
+        <w:spacing w:line="330" w:lineRule="atLeast"/>
+        <w:jc w:val="left"/>
+        <w:rPr>
+          <w:rFonts w:hint="default" w:ascii="Consolas" w:hAnsi="Consolas" w:eastAsia="Consolas" w:cs="Consolas"/>
+          <w:b w:val="0"/>
+          <w:bCs w:val="0"/>
+          <w:color w:val="3B3B3B"/>
+          <w:sz w:val="24"/>
+          <w:szCs w:val="24"/>
+        </w:rPr>
+      </w:pPr>
+      <w:r>
+        <w:rPr>
+          <w:rFonts w:hint="default" w:ascii="Consolas" w:hAnsi="Consolas" w:eastAsia="Consolas" w:cs="Consolas"/>
+          <w:b w:val="0"/>
+          <w:bCs w:val="0"/>
+          <w:color w:val="008000"/>
+          <w:kern w:val="0"/>
+          <w:sz w:val="24"/>
+          <w:szCs w:val="24"/>
+          <w:shd w:val="clear" w:fill="FFFFFF"/>
+          <w:lang w:val="en-US" w:eastAsia="zh-CN" w:bidi="ar"/>
+        </w:rPr>
+        <w:t># =================================================</w:t>
+      </w:r>
+    </w:p>
+    <w:p>
+      <w:pPr>
+        <w:keepNext w:val="0"/>
+        <w:keepLines w:val="0"/>
+        <w:widowControl/>
+        <w:suppressLineNumbers w:val="0"/>
+        <w:jc w:val="left"/>
+      </w:pPr>
+    </w:p>
+    <w:p>
+      <w:pPr>
+        <w:keepNext w:val="0"/>
+        <w:keepLines w:val="0"/>
+        <w:widowControl/>
+        <w:suppressLineNumbers w:val="0"/>
+        <w:shd w:val="clear" w:fill="FFFFFF"/>
+        <w:spacing w:line="330" w:lineRule="atLeast"/>
+        <w:jc w:val="left"/>
+        <w:rPr>
+          <w:rFonts w:hint="default" w:ascii="Consolas" w:hAnsi="Consolas" w:eastAsia="Consolas" w:cs="Consolas"/>
+          <w:b w:val="0"/>
+          <w:bCs w:val="0"/>
+          <w:color w:val="3B3B3B"/>
+          <w:sz w:val="24"/>
+          <w:szCs w:val="24"/>
+        </w:rPr>
+      </w:pPr>
+      <w:r>
+        <w:rPr>
+          <w:rFonts w:hint="default" w:ascii="Consolas" w:hAnsi="Consolas" w:eastAsia="Consolas" w:cs="Consolas"/>
+          <w:b w:val="0"/>
+          <w:bCs w:val="0"/>
+          <w:color w:val="008000"/>
+          <w:kern w:val="0"/>
+          <w:sz w:val="24"/>
+          <w:szCs w:val="24"/>
+          <w:shd w:val="clear" w:fill="FFFFFF"/>
+          <w:lang w:val="en-US" w:eastAsia="zh-CN" w:bidi="ar"/>
+        </w:rPr>
+        <w:t># 1. 获取 tenant_access_token</w:t>
+      </w:r>
+    </w:p>
+    <w:p>
+      <w:pPr>
+        <w:keepNext w:val="0"/>
+        <w:keepLines w:val="0"/>
+        <w:widowControl/>
+        <w:suppressLineNumbers w:val="0"/>
+        <w:shd w:val="clear" w:fill="FFFFFF"/>
+        <w:spacing w:line="330" w:lineRule="atLeast"/>
+        <w:jc w:val="left"/>
+        <w:rPr>
+          <w:rFonts w:hint="default" w:ascii="Consolas" w:hAnsi="Consolas" w:eastAsia="Consolas" w:cs="Consolas"/>
+          <w:b w:val="0"/>
+          <w:bCs w:val="0"/>
+          <w:color w:val="3B3B3B"/>
+          <w:sz w:val="24"/>
+          <w:szCs w:val="24"/>
+        </w:rPr>
+      </w:pPr>
+      <w:r>
+        <w:rPr>
+          <w:rFonts w:hint="default" w:ascii="Consolas" w:hAnsi="Consolas" w:eastAsia="Consolas" w:cs="Consolas"/>
+          <w:b w:val="0"/>
+          <w:bCs w:val="0"/>
+          <w:color w:val="0000FF"/>
+          <w:kern w:val="0"/>
+          <w:sz w:val="24"/>
+          <w:szCs w:val="24"/>
+          <w:shd w:val="clear" w:fill="FFFFFF"/>
+          <w:lang w:val="en-US" w:eastAsia="zh-CN" w:bidi="ar"/>
+        </w:rPr>
+        <w:t>def</w:t>
+      </w:r>
+      <w:r>
+        <w:rPr>
+          <w:rFonts w:hint="default" w:ascii="Consolas" w:hAnsi="Consolas" w:eastAsia="Consolas" w:cs="Consolas"/>
+          <w:b w:val="0"/>
+          <w:bCs w:val="0"/>
+          <w:color w:val="3B3B3B"/>
+          <w:kern w:val="0"/>
+          <w:sz w:val="24"/>
+          <w:szCs w:val="24"/>
+          <w:shd w:val="clear" w:fill="FFFFFF"/>
+          <w:lang w:val="en-US" w:eastAsia="zh-CN" w:bidi="ar"/>
+        </w:rPr>
+        <w:t xml:space="preserve"> </w:t>
+      </w:r>
+      <w:r>
+        <w:rPr>
+          <w:rFonts w:hint="default" w:ascii="Consolas" w:hAnsi="Consolas" w:eastAsia="Consolas" w:cs="Consolas"/>
+          <w:b w:val="0"/>
+          <w:bCs w:val="0"/>
+          <w:color w:val="795E26"/>
+          <w:kern w:val="0"/>
+          <w:sz w:val="24"/>
+          <w:szCs w:val="24"/>
+          <w:shd w:val="clear" w:fill="FFFFFF"/>
+          <w:lang w:val="en-US" w:eastAsia="zh-CN" w:bidi="ar"/>
+        </w:rPr>
+        <w:t>get_tenant_access_token</w:t>
+      </w:r>
+      <w:r>
+        <w:rPr>
+          <w:rFonts w:hint="default" w:ascii="Consolas" w:hAnsi="Consolas" w:eastAsia="Consolas" w:cs="Consolas"/>
+          <w:b w:val="0"/>
+          <w:bCs w:val="0"/>
+          <w:color w:val="3B3B3B"/>
+          <w:kern w:val="0"/>
+          <w:sz w:val="24"/>
+          <w:szCs w:val="24"/>
+          <w:shd w:val="clear" w:fill="FFFFFF"/>
+          <w:lang w:val="en-US" w:eastAsia="zh-CN" w:bidi="ar"/>
+        </w:rPr>
+        <w:t>(</w:t>
+      </w:r>
+      <w:r>
+        <w:rPr>
+          <w:rFonts w:hint="default" w:ascii="Consolas" w:hAnsi="Consolas" w:eastAsia="Consolas" w:cs="Consolas"/>
+          <w:b w:val="0"/>
+          <w:bCs w:val="0"/>
+          <w:color w:val="001080"/>
+          <w:kern w:val="0"/>
+          <w:sz w:val="24"/>
+          <w:szCs w:val="24"/>
+          <w:shd w:val="clear" w:fill="FFFFFF"/>
+          <w:lang w:val="en-US" w:eastAsia="zh-CN" w:bidi="ar"/>
+        </w:rPr>
+        <w:t>app_id</w:t>
+      </w:r>
+      <w:r>
+        <w:rPr>
+          <w:rFonts w:hint="default" w:ascii="Consolas" w:hAnsi="Consolas" w:eastAsia="Consolas" w:cs="Consolas"/>
+          <w:b w:val="0"/>
+          <w:bCs w:val="0"/>
+          <w:color w:val="3B3B3B"/>
+          <w:kern w:val="0"/>
+          <w:sz w:val="24"/>
+          <w:szCs w:val="24"/>
+          <w:shd w:val="clear" w:fill="FFFFFF"/>
+          <w:lang w:val="en-US" w:eastAsia="zh-CN" w:bidi="ar"/>
+        </w:rPr>
+        <w:t xml:space="preserve">, </w:t>
+      </w:r>
+      <w:r>
+        <w:rPr>
+          <w:rFonts w:hint="default" w:ascii="Consolas" w:hAnsi="Consolas" w:eastAsia="Consolas" w:cs="Consolas"/>
+          <w:b w:val="0"/>
+          <w:bCs w:val="0"/>
+          <w:color w:val="001080"/>
+          <w:kern w:val="0"/>
+          <w:sz w:val="24"/>
+          <w:szCs w:val="24"/>
+          <w:shd w:val="clear" w:fill="FFFFFF"/>
+          <w:lang w:val="en-US" w:eastAsia="zh-CN" w:bidi="ar"/>
+        </w:rPr>
+        <w:t>app_secret</w:t>
+      </w:r>
+      <w:r>
+        <w:rPr>
+          <w:rFonts w:hint="default" w:ascii="Consolas" w:hAnsi="Consolas" w:eastAsia="Consolas" w:cs="Consolas"/>
+          <w:b w:val="0"/>
+          <w:bCs w:val="0"/>
+          <w:color w:val="3B3B3B"/>
+          <w:kern w:val="0"/>
+          <w:sz w:val="24"/>
+          <w:szCs w:val="24"/>
+          <w:shd w:val="clear" w:fill="FFFFFF"/>
+          <w:lang w:val="en-US" w:eastAsia="zh-CN" w:bidi="ar"/>
+        </w:rPr>
+        <w:t>):</w:t>
+      </w:r>
+    </w:p>
+    <w:p>
+      <w:pPr>
+        <w:keepNext w:val="0"/>
+        <w:keepLines w:val="0"/>
+        <w:widowControl/>
+        <w:suppressLineNumbers w:val="0"/>
+        <w:shd w:val="clear" w:fill="FFFFFF"/>
+        <w:spacing w:line="330" w:lineRule="atLeast"/>
+        <w:jc w:val="left"/>
+        <w:rPr>
+          <w:rFonts w:hint="default" w:ascii="Consolas" w:hAnsi="Consolas" w:eastAsia="Consolas" w:cs="Consolas"/>
+          <w:b w:val="0"/>
+          <w:bCs w:val="0"/>
+          <w:color w:val="3B3B3B"/>
+          <w:sz w:val="24"/>
+          <w:szCs w:val="24"/>
+        </w:rPr>
+      </w:pPr>
+      <w:r>
+        <w:rPr>
+          <w:rFonts w:hint="default" w:ascii="Consolas" w:hAnsi="Consolas" w:eastAsia="Consolas" w:cs="Consolas"/>
+          <w:b w:val="0"/>
+          <w:bCs w:val="0"/>
+          <w:color w:val="3B3B3B"/>
+          <w:kern w:val="0"/>
+          <w:sz w:val="24"/>
+          <w:szCs w:val="24"/>
+          <w:shd w:val="clear" w:fill="FFFFFF"/>
+          <w:lang w:val="en-US" w:eastAsia="zh-CN" w:bidi="ar"/>
+        </w:rPr>
+        <w:t xml:space="preserve">    url </w:t>
+      </w:r>
+      <w:r>
+        <w:rPr>
+          <w:rFonts w:hint="default" w:ascii="Consolas" w:hAnsi="Consolas" w:eastAsia="Consolas" w:cs="Consolas"/>
+          <w:b w:val="0"/>
+          <w:bCs w:val="0"/>
+          <w:color w:val="000000"/>
+          <w:kern w:val="0"/>
+          <w:sz w:val="24"/>
+          <w:szCs w:val="24"/>
+          <w:shd w:val="clear" w:fill="FFFFFF"/>
+          <w:lang w:val="en-US" w:eastAsia="zh-CN" w:bidi="ar"/>
+        </w:rPr>
+        <w:t>=</w:t>
+      </w:r>
+      <w:r>
+        <w:rPr>
+          <w:rFonts w:hint="default" w:ascii="Consolas" w:hAnsi="Consolas" w:eastAsia="Consolas" w:cs="Consolas"/>
+          <w:b w:val="0"/>
+          <w:bCs w:val="0"/>
+          <w:color w:val="3B3B3B"/>
+          <w:kern w:val="0"/>
+          <w:sz w:val="24"/>
+          <w:szCs w:val="24"/>
+          <w:shd w:val="clear" w:fill="FFFFFF"/>
+          <w:lang w:val="en-US" w:eastAsia="zh-CN" w:bidi="ar"/>
+        </w:rPr>
+        <w:t xml:space="preserve"> </w:t>
+      </w:r>
+      <w:r>
+        <w:rPr>
+          <w:rFonts w:hint="default" w:ascii="Consolas" w:hAnsi="Consolas" w:eastAsia="Consolas" w:cs="Consolas"/>
+          <w:b w:val="0"/>
+          <w:bCs w:val="0"/>
+          <w:color w:val="A31515"/>
+          <w:kern w:val="0"/>
+          <w:sz w:val="24"/>
+          <w:szCs w:val="24"/>
+          <w:shd w:val="clear" w:fill="FFFFFF"/>
+          <w:lang w:val="en-US" w:eastAsia="zh-CN" w:bidi="ar"/>
+        </w:rPr>
+        <w:t>"https://open.feishu.cn/open-apis/auth/v3/tenant_access_token/internal"</w:t>
+      </w:r>
+    </w:p>
+    <w:p>
+      <w:pPr>
+        <w:keepNext w:val="0"/>
+        <w:keepLines w:val="0"/>
+        <w:widowControl/>
+        <w:suppressLineNumbers w:val="0"/>
+        <w:shd w:val="clear" w:fill="FFFFFF"/>
+        <w:spacing w:line="330" w:lineRule="atLeast"/>
+        <w:jc w:val="left"/>
+        <w:rPr>
+          <w:rFonts w:hint="default" w:ascii="Consolas" w:hAnsi="Consolas" w:eastAsia="Consolas" w:cs="Consolas"/>
+          <w:b w:val="0"/>
+          <w:bCs w:val="0"/>
+          <w:color w:val="3B3B3B"/>
+          <w:sz w:val="24"/>
+          <w:szCs w:val="24"/>
+        </w:rPr>
+      </w:pPr>
+      <w:r>
+        <w:rPr>
+          <w:rFonts w:hint="default" w:ascii="Consolas" w:hAnsi="Consolas" w:eastAsia="Consolas" w:cs="Consolas"/>
+          <w:b w:val="0"/>
+          <w:bCs w:val="0"/>
+          <w:color w:val="3B3B3B"/>
+          <w:kern w:val="0"/>
+          <w:sz w:val="24"/>
+          <w:szCs w:val="24"/>
+          <w:shd w:val="clear" w:fill="FFFFFF"/>
+          <w:lang w:val="en-US" w:eastAsia="zh-CN" w:bidi="ar"/>
+        </w:rPr>
+        <w:t xml:space="preserve">    payload </w:t>
+      </w:r>
+      <w:r>
+        <w:rPr>
+          <w:rFonts w:hint="default" w:ascii="Consolas" w:hAnsi="Consolas" w:eastAsia="Consolas" w:cs="Consolas"/>
+          <w:b w:val="0"/>
+          <w:bCs w:val="0"/>
+          <w:color w:val="000000"/>
+          <w:kern w:val="0"/>
+          <w:sz w:val="24"/>
+          <w:szCs w:val="24"/>
+          <w:shd w:val="clear" w:fill="FFFFFF"/>
+          <w:lang w:val="en-US" w:eastAsia="zh-CN" w:bidi="ar"/>
+        </w:rPr>
+        <w:t>=</w:t>
+      </w:r>
+      <w:r>
+        <w:rPr>
+          <w:rFonts w:hint="default" w:ascii="Consolas" w:hAnsi="Consolas" w:eastAsia="Consolas" w:cs="Consolas"/>
+          <w:b w:val="0"/>
+          <w:bCs w:val="0"/>
+          <w:color w:val="3B3B3B"/>
+          <w:kern w:val="0"/>
+          <w:sz w:val="24"/>
+          <w:szCs w:val="24"/>
+          <w:shd w:val="clear" w:fill="FFFFFF"/>
+          <w:lang w:val="en-US" w:eastAsia="zh-CN" w:bidi="ar"/>
+        </w:rPr>
+        <w:t xml:space="preserve"> {</w:t>
+      </w:r>
+    </w:p>
+    <w:p>
+      <w:pPr>
+        <w:keepNext w:val="0"/>
+        <w:keepLines w:val="0"/>
+        <w:widowControl/>
+        <w:suppressLineNumbers w:val="0"/>
+        <w:shd w:val="clear" w:fill="FFFFFF"/>
+        <w:spacing w:line="330" w:lineRule="atLeast"/>
+        <w:jc w:val="left"/>
+        <w:rPr>
+          <w:rFonts w:hint="default" w:ascii="Consolas" w:hAnsi="Consolas" w:eastAsia="Consolas" w:cs="Consolas"/>
+          <w:b w:val="0"/>
+          <w:bCs w:val="0"/>
+          <w:color w:val="3B3B3B"/>
+          <w:sz w:val="24"/>
+          <w:szCs w:val="24"/>
+        </w:rPr>
+      </w:pPr>
+      <w:r>
+        <w:rPr>
+          <w:rFonts w:hint="default" w:ascii="Consolas" w:hAnsi="Consolas" w:eastAsia="Consolas" w:cs="Consolas"/>
+          <w:b w:val="0"/>
+          <w:bCs w:val="0"/>
+          <w:color w:val="3B3B3B"/>
+          <w:kern w:val="0"/>
+          <w:sz w:val="24"/>
+          <w:szCs w:val="24"/>
+          <w:shd w:val="clear" w:fill="FFFFFF"/>
+          <w:lang w:val="en-US" w:eastAsia="zh-CN" w:bidi="ar"/>
+        </w:rPr>
+        <w:t xml:space="preserve">        </w:t>
+      </w:r>
+      <w:r>
+        <w:rPr>
+          <w:rFonts w:hint="default" w:ascii="Consolas" w:hAnsi="Consolas" w:eastAsia="Consolas" w:cs="Consolas"/>
+          <w:b w:val="0"/>
+          <w:bCs w:val="0"/>
+          <w:color w:val="A31515"/>
+          <w:kern w:val="0"/>
+          <w:sz w:val="24"/>
+          <w:szCs w:val="24"/>
+          <w:shd w:val="clear" w:fill="FFFFFF"/>
+          <w:lang w:val="en-US" w:eastAsia="zh-CN" w:bidi="ar"/>
+        </w:rPr>
+        <w:t>"app_id"</w:t>
+      </w:r>
+      <w:r>
+        <w:rPr>
+          <w:rFonts w:hint="default" w:ascii="Consolas" w:hAnsi="Consolas" w:eastAsia="Consolas" w:cs="Consolas"/>
+          <w:b w:val="0"/>
+          <w:bCs w:val="0"/>
+          <w:color w:val="3B3B3B"/>
+          <w:kern w:val="0"/>
+          <w:sz w:val="24"/>
+          <w:szCs w:val="24"/>
+          <w:shd w:val="clear" w:fill="FFFFFF"/>
+          <w:lang w:val="en-US" w:eastAsia="zh-CN" w:bidi="ar"/>
+        </w:rPr>
+        <w:t>: app_id,</w:t>
+      </w:r>
+    </w:p>
+    <w:p>
+      <w:pPr>
+        <w:keepNext w:val="0"/>
+        <w:keepLines w:val="0"/>
+        <w:widowControl/>
+        <w:suppressLineNumbers w:val="0"/>
+        <w:shd w:val="clear" w:fill="FFFFFF"/>
+        <w:spacing w:line="330" w:lineRule="atLeast"/>
+        <w:jc w:val="left"/>
+        <w:rPr>
+          <w:rFonts w:hint="default" w:ascii="Consolas" w:hAnsi="Consolas" w:eastAsia="Consolas" w:cs="Consolas"/>
+          <w:b w:val="0"/>
+          <w:bCs w:val="0"/>
+          <w:color w:val="3B3B3B"/>
+          <w:sz w:val="24"/>
+          <w:szCs w:val="24"/>
+        </w:rPr>
+      </w:pPr>
+      <w:r>
+        <w:rPr>
+          <w:rFonts w:hint="default" w:ascii="Consolas" w:hAnsi="Consolas" w:eastAsia="Consolas" w:cs="Consolas"/>
+          <w:b w:val="0"/>
+          <w:bCs w:val="0"/>
+          <w:color w:val="3B3B3B"/>
+          <w:kern w:val="0"/>
+          <w:sz w:val="24"/>
+          <w:szCs w:val="24"/>
+          <w:shd w:val="clear" w:fill="FFFFFF"/>
+          <w:lang w:val="en-US" w:eastAsia="zh-CN" w:bidi="ar"/>
+        </w:rPr>
+        <w:t xml:space="preserve">        </w:t>
+      </w:r>
+      <w:r>
+        <w:rPr>
+          <w:rFonts w:hint="default" w:ascii="Consolas" w:hAnsi="Consolas" w:eastAsia="Consolas" w:cs="Consolas"/>
+          <w:b w:val="0"/>
+          <w:bCs w:val="0"/>
+          <w:color w:val="A31515"/>
+          <w:kern w:val="0"/>
+          <w:sz w:val="24"/>
+          <w:szCs w:val="24"/>
+          <w:shd w:val="clear" w:fill="FFFFFF"/>
+          <w:lang w:val="en-US" w:eastAsia="zh-CN" w:bidi="ar"/>
+        </w:rPr>
+        <w:t>"app_secret"</w:t>
+      </w:r>
+      <w:r>
+        <w:rPr>
+          <w:rFonts w:hint="default" w:ascii="Consolas" w:hAnsi="Consolas" w:eastAsia="Consolas" w:cs="Consolas"/>
+          <w:b w:val="0"/>
+          <w:bCs w:val="0"/>
+          <w:color w:val="3B3B3B"/>
+          <w:kern w:val="0"/>
+          <w:sz w:val="24"/>
+          <w:szCs w:val="24"/>
+          <w:shd w:val="clear" w:fill="FFFFFF"/>
+          <w:lang w:val="en-US" w:eastAsia="zh-CN" w:bidi="ar"/>
+        </w:rPr>
+        <w:t>: app_secret</w:t>
+      </w:r>
+    </w:p>
+    <w:p>
+      <w:pPr>
+        <w:keepNext w:val="0"/>
+        <w:keepLines w:val="0"/>
+        <w:widowControl/>
+        <w:suppressLineNumbers w:val="0"/>
+        <w:shd w:val="clear" w:fill="FFFFFF"/>
+        <w:spacing w:line="330" w:lineRule="atLeast"/>
+        <w:jc w:val="left"/>
+        <w:rPr>
+          <w:rFonts w:hint="default" w:ascii="Consolas" w:hAnsi="Consolas" w:eastAsia="Consolas" w:cs="Consolas"/>
+          <w:b w:val="0"/>
+          <w:bCs w:val="0"/>
+          <w:color w:val="3B3B3B"/>
+          <w:sz w:val="24"/>
+          <w:szCs w:val="24"/>
+        </w:rPr>
+      </w:pPr>
+      <w:r>
+        <w:rPr>
+          <w:rFonts w:hint="default" w:ascii="Consolas" w:hAnsi="Consolas" w:eastAsia="Consolas" w:cs="Consolas"/>
+          <w:b w:val="0"/>
+          <w:bCs w:val="0"/>
+          <w:color w:val="3B3B3B"/>
+          <w:kern w:val="0"/>
+          <w:sz w:val="24"/>
+          <w:szCs w:val="24"/>
+          <w:shd w:val="clear" w:fill="FFFFFF"/>
+          <w:lang w:val="en-US" w:eastAsia="zh-CN" w:bidi="ar"/>
+        </w:rPr>
+        <w:t>    }</w:t>
+      </w:r>
+    </w:p>
+    <w:p>
+      <w:pPr>
+        <w:keepNext w:val="0"/>
+        <w:keepLines w:val="0"/>
+        <w:widowControl/>
+        <w:suppressLineNumbers w:val="0"/>
+        <w:shd w:val="clear" w:fill="FFFFFF"/>
+        <w:spacing w:line="330" w:lineRule="atLeast"/>
+        <w:jc w:val="left"/>
+        <w:rPr>
+          <w:rFonts w:hint="default" w:ascii="Consolas" w:hAnsi="Consolas" w:eastAsia="Consolas" w:cs="Consolas"/>
+          <w:b w:val="0"/>
+          <w:bCs w:val="0"/>
+          <w:color w:val="3B3B3B"/>
+          <w:sz w:val="24"/>
+          <w:szCs w:val="24"/>
+        </w:rPr>
+      </w:pPr>
+      <w:r>
+        <w:rPr>
+          <w:rFonts w:hint="default" w:ascii="Consolas" w:hAnsi="Consolas" w:eastAsia="Consolas" w:cs="Consolas"/>
+          <w:b w:val="0"/>
+          <w:bCs w:val="0"/>
+          <w:color w:val="3B3B3B"/>
+          <w:kern w:val="0"/>
+          <w:sz w:val="24"/>
+          <w:szCs w:val="24"/>
+          <w:shd w:val="clear" w:fill="FFFFFF"/>
+          <w:lang w:val="en-US" w:eastAsia="zh-CN" w:bidi="ar"/>
+        </w:rPr>
+        <w:t xml:space="preserve">    resp </w:t>
+      </w:r>
+      <w:r>
+        <w:rPr>
+          <w:rFonts w:hint="default" w:ascii="Consolas" w:hAnsi="Consolas" w:eastAsia="Consolas" w:cs="Consolas"/>
+          <w:b w:val="0"/>
+          <w:bCs w:val="0"/>
+          <w:color w:val="000000"/>
+          <w:kern w:val="0"/>
+          <w:sz w:val="24"/>
+          <w:szCs w:val="24"/>
+          <w:shd w:val="clear" w:fill="FFFFFF"/>
+          <w:lang w:val="en-US" w:eastAsia="zh-CN" w:bidi="ar"/>
+        </w:rPr>
+        <w:t>=</w:t>
+      </w:r>
+      <w:r>
+        <w:rPr>
+          <w:rFonts w:hint="default" w:ascii="Consolas" w:hAnsi="Consolas" w:eastAsia="Consolas" w:cs="Consolas"/>
+          <w:b w:val="0"/>
+          <w:bCs w:val="0"/>
+          <w:color w:val="3B3B3B"/>
+          <w:kern w:val="0"/>
+          <w:sz w:val="24"/>
+          <w:szCs w:val="24"/>
+          <w:shd w:val="clear" w:fill="FFFFFF"/>
+          <w:lang w:val="en-US" w:eastAsia="zh-CN" w:bidi="ar"/>
+        </w:rPr>
+        <w:t xml:space="preserve"> requests.post(url, </w:t>
+      </w:r>
+      <w:r>
+        <w:rPr>
+          <w:rFonts w:hint="default" w:ascii="Consolas" w:hAnsi="Consolas" w:eastAsia="Consolas" w:cs="Consolas"/>
+          <w:b w:val="0"/>
+          <w:bCs w:val="0"/>
+          <w:color w:val="001080"/>
+          <w:kern w:val="0"/>
+          <w:sz w:val="24"/>
+          <w:szCs w:val="24"/>
+          <w:shd w:val="clear" w:fill="FFFFFF"/>
+          <w:lang w:val="en-US" w:eastAsia="zh-CN" w:bidi="ar"/>
+        </w:rPr>
+        <w:t>json</w:t>
+      </w:r>
+      <w:r>
+        <w:rPr>
+          <w:rFonts w:hint="default" w:ascii="Consolas" w:hAnsi="Consolas" w:eastAsia="Consolas" w:cs="Consolas"/>
+          <w:b w:val="0"/>
+          <w:bCs w:val="0"/>
+          <w:color w:val="000000"/>
+          <w:kern w:val="0"/>
+          <w:sz w:val="24"/>
+          <w:szCs w:val="24"/>
+          <w:shd w:val="clear" w:fill="FFFFFF"/>
+          <w:lang w:val="en-US" w:eastAsia="zh-CN" w:bidi="ar"/>
+        </w:rPr>
+        <w:t>=</w:t>
+      </w:r>
+      <w:r>
+        <w:rPr>
+          <w:rFonts w:hint="default" w:ascii="Consolas" w:hAnsi="Consolas" w:eastAsia="Consolas" w:cs="Consolas"/>
+          <w:b w:val="0"/>
+          <w:bCs w:val="0"/>
+          <w:color w:val="3B3B3B"/>
+          <w:kern w:val="0"/>
+          <w:sz w:val="24"/>
+          <w:szCs w:val="24"/>
+          <w:shd w:val="clear" w:fill="FFFFFF"/>
+          <w:lang w:val="en-US" w:eastAsia="zh-CN" w:bidi="ar"/>
+        </w:rPr>
+        <w:t>payload)</w:t>
+      </w:r>
+    </w:p>
+    <w:p>
+      <w:pPr>
+        <w:keepNext w:val="0"/>
+        <w:keepLines w:val="0"/>
+        <w:widowControl/>
+        <w:suppressLineNumbers w:val="0"/>
+        <w:shd w:val="clear" w:fill="FFFFFF"/>
+        <w:spacing w:line="330" w:lineRule="atLeast"/>
+        <w:jc w:val="left"/>
+        <w:rPr>
+          <w:rFonts w:hint="default" w:ascii="Consolas" w:hAnsi="Consolas" w:eastAsia="Consolas" w:cs="Consolas"/>
+          <w:b w:val="0"/>
+          <w:bCs w:val="0"/>
+          <w:color w:val="3B3B3B"/>
+          <w:sz w:val="24"/>
+          <w:szCs w:val="24"/>
+        </w:rPr>
+      </w:pPr>
+      <w:r>
+        <w:rPr>
+          <w:rFonts w:hint="default" w:ascii="Consolas" w:hAnsi="Consolas" w:eastAsia="Consolas" w:cs="Consolas"/>
+          <w:b w:val="0"/>
+          <w:bCs w:val="0"/>
+          <w:color w:val="3B3B3B"/>
+          <w:kern w:val="0"/>
+          <w:sz w:val="24"/>
+          <w:szCs w:val="24"/>
+          <w:shd w:val="clear" w:fill="FFFFFF"/>
+          <w:lang w:val="en-US" w:eastAsia="zh-CN" w:bidi="ar"/>
+        </w:rPr>
+        <w:t>    resp.raise_for_status()</w:t>
+      </w:r>
+    </w:p>
+    <w:p>
+      <w:pPr>
+        <w:keepNext w:val="0"/>
+        <w:keepLines w:val="0"/>
+        <w:widowControl/>
+        <w:suppressLineNumbers w:val="0"/>
+        <w:shd w:val="clear" w:fill="FFFFFF"/>
+        <w:spacing w:line="330" w:lineRule="atLeast"/>
+        <w:jc w:val="left"/>
+        <w:rPr>
+          <w:rFonts w:hint="default" w:ascii="Consolas" w:hAnsi="Consolas" w:eastAsia="Consolas" w:cs="Consolas"/>
+          <w:b w:val="0"/>
+          <w:bCs w:val="0"/>
+          <w:color w:val="3B3B3B"/>
+          <w:sz w:val="24"/>
+          <w:szCs w:val="24"/>
+        </w:rPr>
+      </w:pPr>
+      <w:r>
+        <w:rPr>
+          <w:rFonts w:hint="default" w:ascii="Consolas" w:hAnsi="Consolas" w:eastAsia="Consolas" w:cs="Consolas"/>
+          <w:b w:val="0"/>
+          <w:bCs w:val="0"/>
+          <w:color w:val="3B3B3B"/>
+          <w:kern w:val="0"/>
+          <w:sz w:val="24"/>
+          <w:szCs w:val="24"/>
+          <w:shd w:val="clear" w:fill="FFFFFF"/>
+          <w:lang w:val="en-US" w:eastAsia="zh-CN" w:bidi="ar"/>
+        </w:rPr>
+        <w:t xml:space="preserve">    </w:t>
+      </w:r>
+      <w:r>
+        <w:rPr>
+          <w:rFonts w:hint="default" w:ascii="Consolas" w:hAnsi="Consolas" w:eastAsia="Consolas" w:cs="Consolas"/>
+          <w:b w:val="0"/>
+          <w:bCs w:val="0"/>
+          <w:color w:val="AF00DB"/>
+          <w:kern w:val="0"/>
+          <w:sz w:val="24"/>
+          <w:szCs w:val="24"/>
+          <w:shd w:val="clear" w:fill="FFFFFF"/>
+          <w:lang w:val="en-US" w:eastAsia="zh-CN" w:bidi="ar"/>
+        </w:rPr>
+        <w:t>return</w:t>
+      </w:r>
+      <w:r>
+        <w:rPr>
+          <w:rFonts w:hint="default" w:ascii="Consolas" w:hAnsi="Consolas" w:eastAsia="Consolas" w:cs="Consolas"/>
+          <w:b w:val="0"/>
+          <w:bCs w:val="0"/>
+          <w:color w:val="3B3B3B"/>
+          <w:kern w:val="0"/>
+          <w:sz w:val="24"/>
+          <w:szCs w:val="24"/>
+          <w:shd w:val="clear" w:fill="FFFFFF"/>
+          <w:lang w:val="en-US" w:eastAsia="zh-CN" w:bidi="ar"/>
+        </w:rPr>
+        <w:t xml:space="preserve"> resp.json()[</w:t>
+      </w:r>
+      <w:r>
+        <w:rPr>
+          <w:rFonts w:hint="default" w:ascii="Consolas" w:hAnsi="Consolas" w:eastAsia="Consolas" w:cs="Consolas"/>
+          <w:b w:val="0"/>
+          <w:bCs w:val="0"/>
+          <w:color w:val="A31515"/>
+          <w:kern w:val="0"/>
+          <w:sz w:val="24"/>
+          <w:szCs w:val="24"/>
+          <w:shd w:val="clear" w:fill="FFFFFF"/>
+          <w:lang w:val="en-US" w:eastAsia="zh-CN" w:bidi="ar"/>
+        </w:rPr>
+        <w:t>"tenant_access_token"</w:t>
+      </w:r>
+      <w:r>
+        <w:rPr>
+          <w:rFonts w:hint="default" w:ascii="Consolas" w:hAnsi="Consolas" w:eastAsia="Consolas" w:cs="Consolas"/>
+          <w:b w:val="0"/>
+          <w:bCs w:val="0"/>
+          <w:color w:val="3B3B3B"/>
+          <w:kern w:val="0"/>
+          <w:sz w:val="24"/>
+          <w:szCs w:val="24"/>
+          <w:shd w:val="clear" w:fill="FFFFFF"/>
+          <w:lang w:val="en-US" w:eastAsia="zh-CN" w:bidi="ar"/>
+        </w:rPr>
+        <w:t>]</w:t>
+      </w:r>
+    </w:p>
+    <w:p>
+      <w:pPr>
+        <w:keepNext w:val="0"/>
+        <w:keepLines w:val="0"/>
+        <w:widowControl/>
+        <w:suppressLineNumbers w:val="0"/>
+        <w:jc w:val="left"/>
+      </w:pPr>
+    </w:p>
+    <w:p>
+      <w:pPr>
+        <w:keepNext w:val="0"/>
+        <w:keepLines w:val="0"/>
+        <w:widowControl/>
+        <w:suppressLineNumbers w:val="0"/>
+        <w:shd w:val="clear" w:fill="FFFFFF"/>
+        <w:spacing w:line="330" w:lineRule="atLeast"/>
+        <w:jc w:val="left"/>
+        <w:rPr>
+          <w:rFonts w:hint="default" w:ascii="Consolas" w:hAnsi="Consolas" w:eastAsia="Consolas" w:cs="Consolas"/>
+          <w:b w:val="0"/>
+          <w:bCs w:val="0"/>
+          <w:color w:val="3B3B3B"/>
+          <w:sz w:val="24"/>
+          <w:szCs w:val="24"/>
+        </w:rPr>
+      </w:pPr>
+      <w:r>
+        <w:rPr>
+          <w:rFonts w:hint="default" w:ascii="Consolas" w:hAnsi="Consolas" w:eastAsia="Consolas" w:cs="Consolas"/>
+          <w:b w:val="0"/>
+          <w:bCs w:val="0"/>
+          <w:color w:val="008000"/>
+          <w:kern w:val="0"/>
+          <w:sz w:val="24"/>
+          <w:szCs w:val="24"/>
+          <w:shd w:val="clear" w:fill="FFFFFF"/>
+          <w:lang w:val="en-US" w:eastAsia="zh-CN" w:bidi="ar"/>
+        </w:rPr>
+        <w:t># 2. 上传文件到云空间（小文件 ≤20MB）</w:t>
+      </w:r>
+    </w:p>
+    <w:p>
+      <w:pPr>
+        <w:keepNext w:val="0"/>
+        <w:keepLines w:val="0"/>
+        <w:widowControl/>
+        <w:suppressLineNumbers w:val="0"/>
+        <w:shd w:val="clear" w:fill="FFFFFF"/>
+        <w:spacing w:line="330" w:lineRule="atLeast"/>
+        <w:jc w:val="left"/>
+        <w:rPr>
+          <w:rFonts w:hint="default" w:ascii="Consolas" w:hAnsi="Consolas" w:eastAsia="Consolas" w:cs="Consolas"/>
+          <w:b w:val="0"/>
+          <w:bCs w:val="0"/>
+          <w:color w:val="3B3B3B"/>
+          <w:sz w:val="24"/>
+          <w:szCs w:val="24"/>
+        </w:rPr>
+      </w:pPr>
+      <w:r>
+        <w:rPr>
+          <w:rFonts w:hint="default" w:ascii="Consolas" w:hAnsi="Consolas" w:eastAsia="Consolas" w:cs="Consolas"/>
+          <w:b w:val="0"/>
+          <w:bCs w:val="0"/>
+          <w:color w:val="0000FF"/>
+          <w:kern w:val="0"/>
+          <w:sz w:val="24"/>
+          <w:szCs w:val="24"/>
+          <w:shd w:val="clear" w:fill="FFFFFF"/>
+          <w:lang w:val="en-US" w:eastAsia="zh-CN" w:bidi="ar"/>
+        </w:rPr>
+        <w:t>def</w:t>
+      </w:r>
+      <w:r>
+        <w:rPr>
+          <w:rFonts w:hint="default" w:ascii="Consolas" w:hAnsi="Consolas" w:eastAsia="Consolas" w:cs="Consolas"/>
+          <w:b w:val="0"/>
+          <w:bCs w:val="0"/>
+          <w:color w:val="3B3B3B"/>
+          <w:kern w:val="0"/>
+          <w:sz w:val="24"/>
+          <w:szCs w:val="24"/>
+          <w:shd w:val="clear" w:fill="FFFFFF"/>
+          <w:lang w:val="en-US" w:eastAsia="zh-CN" w:bidi="ar"/>
+        </w:rPr>
+        <w:t xml:space="preserve"> </w:t>
+      </w:r>
+      <w:r>
+        <w:rPr>
+          <w:rFonts w:hint="default" w:ascii="Consolas" w:hAnsi="Consolas" w:eastAsia="Consolas" w:cs="Consolas"/>
+          <w:b w:val="0"/>
+          <w:bCs w:val="0"/>
+          <w:color w:val="795E26"/>
+          <w:kern w:val="0"/>
+          <w:sz w:val="24"/>
+          <w:szCs w:val="24"/>
+          <w:shd w:val="clear" w:fill="FFFFFF"/>
+          <w:lang w:val="en-US" w:eastAsia="zh-CN" w:bidi="ar"/>
+        </w:rPr>
+        <w:t>upload_file_to_drive</w:t>
+      </w:r>
+      <w:r>
+        <w:rPr>
+          <w:rFonts w:hint="default" w:ascii="Consolas" w:hAnsi="Consolas" w:eastAsia="Consolas" w:cs="Consolas"/>
+          <w:b w:val="0"/>
+          <w:bCs w:val="0"/>
+          <w:color w:val="3B3B3B"/>
+          <w:kern w:val="0"/>
+          <w:sz w:val="24"/>
+          <w:szCs w:val="24"/>
+          <w:shd w:val="clear" w:fill="FFFFFF"/>
+          <w:lang w:val="en-US" w:eastAsia="zh-CN" w:bidi="ar"/>
+        </w:rPr>
+        <w:t>(</w:t>
+      </w:r>
+      <w:r>
+        <w:rPr>
+          <w:rFonts w:hint="default" w:ascii="Consolas" w:hAnsi="Consolas" w:eastAsia="Consolas" w:cs="Consolas"/>
+          <w:b w:val="0"/>
+          <w:bCs w:val="0"/>
+          <w:color w:val="001080"/>
+          <w:kern w:val="0"/>
+          <w:sz w:val="24"/>
+          <w:szCs w:val="24"/>
+          <w:shd w:val="clear" w:fill="FFFFFF"/>
+          <w:lang w:val="en-US" w:eastAsia="zh-CN" w:bidi="ar"/>
+        </w:rPr>
+        <w:t>access_token</w:t>
+      </w:r>
+      <w:r>
+        <w:rPr>
+          <w:rFonts w:hint="default" w:ascii="Consolas" w:hAnsi="Consolas" w:eastAsia="Consolas" w:cs="Consolas"/>
+          <w:b w:val="0"/>
+          <w:bCs w:val="0"/>
+          <w:color w:val="3B3B3B"/>
+          <w:kern w:val="0"/>
+          <w:sz w:val="24"/>
+          <w:szCs w:val="24"/>
+          <w:shd w:val="clear" w:fill="FFFFFF"/>
+          <w:lang w:val="en-US" w:eastAsia="zh-CN" w:bidi="ar"/>
+        </w:rPr>
+        <w:t xml:space="preserve">, </w:t>
+      </w:r>
+      <w:r>
+        <w:rPr>
+          <w:rFonts w:hint="default" w:ascii="Consolas" w:hAnsi="Consolas" w:eastAsia="Consolas" w:cs="Consolas"/>
+          <w:b w:val="0"/>
+          <w:bCs w:val="0"/>
+          <w:color w:val="001080"/>
+          <w:kern w:val="0"/>
+          <w:sz w:val="24"/>
+          <w:szCs w:val="24"/>
+          <w:shd w:val="clear" w:fill="FFFFFF"/>
+          <w:lang w:val="en-US" w:eastAsia="zh-CN" w:bidi="ar"/>
+        </w:rPr>
+        <w:t>folder_token</w:t>
+      </w:r>
+      <w:r>
+        <w:rPr>
+          <w:rFonts w:hint="default" w:ascii="Consolas" w:hAnsi="Consolas" w:eastAsia="Consolas" w:cs="Consolas"/>
+          <w:b w:val="0"/>
+          <w:bCs w:val="0"/>
+          <w:color w:val="3B3B3B"/>
+          <w:kern w:val="0"/>
+          <w:sz w:val="24"/>
+          <w:szCs w:val="24"/>
+          <w:shd w:val="clear" w:fill="FFFFFF"/>
+          <w:lang w:val="en-US" w:eastAsia="zh-CN" w:bidi="ar"/>
+        </w:rPr>
+        <w:t xml:space="preserve">, </w:t>
+      </w:r>
+      <w:r>
+        <w:rPr>
+          <w:rFonts w:hint="default" w:ascii="Consolas" w:hAnsi="Consolas" w:eastAsia="Consolas" w:cs="Consolas"/>
+          <w:b w:val="0"/>
+          <w:bCs w:val="0"/>
+          <w:color w:val="001080"/>
+          <w:kern w:val="0"/>
+          <w:sz w:val="24"/>
+          <w:szCs w:val="24"/>
+          <w:shd w:val="clear" w:fill="FFFFFF"/>
+          <w:lang w:val="en-US" w:eastAsia="zh-CN" w:bidi="ar"/>
+        </w:rPr>
+        <w:t>file_path</w:t>
+      </w:r>
+      <w:r>
+        <w:rPr>
+          <w:rFonts w:hint="default" w:ascii="Consolas" w:hAnsi="Consolas" w:eastAsia="Consolas" w:cs="Consolas"/>
+          <w:b w:val="0"/>
+          <w:bCs w:val="0"/>
+          <w:color w:val="3B3B3B"/>
+          <w:kern w:val="0"/>
+          <w:sz w:val="24"/>
+          <w:szCs w:val="24"/>
+          <w:shd w:val="clear" w:fill="FFFFFF"/>
+          <w:lang w:val="en-US" w:eastAsia="zh-CN" w:bidi="ar"/>
+        </w:rPr>
+        <w:t>):</w:t>
+      </w:r>
+    </w:p>
+    <w:p>
+      <w:pPr>
+        <w:keepNext w:val="0"/>
+        <w:keepLines w:val="0"/>
+        <w:widowControl/>
+        <w:suppressLineNumbers w:val="0"/>
+        <w:shd w:val="clear" w:fill="FFFFFF"/>
+        <w:spacing w:line="330" w:lineRule="atLeast"/>
+        <w:jc w:val="left"/>
+        <w:rPr>
+          <w:rFonts w:hint="default" w:ascii="Consolas" w:hAnsi="Consolas" w:eastAsia="Consolas" w:cs="Consolas"/>
+          <w:b w:val="0"/>
+          <w:bCs w:val="0"/>
+          <w:color w:val="3B3B3B"/>
+          <w:sz w:val="24"/>
+          <w:szCs w:val="24"/>
+        </w:rPr>
+      </w:pPr>
+      <w:r>
+        <w:rPr>
+          <w:rFonts w:hint="default" w:ascii="Consolas" w:hAnsi="Consolas" w:eastAsia="Consolas" w:cs="Consolas"/>
+          <w:b w:val="0"/>
+          <w:bCs w:val="0"/>
+          <w:color w:val="3B3B3B"/>
+          <w:kern w:val="0"/>
+          <w:sz w:val="24"/>
+          <w:szCs w:val="24"/>
+          <w:shd w:val="clear" w:fill="FFFFFF"/>
+          <w:lang w:val="en-US" w:eastAsia="zh-CN" w:bidi="ar"/>
+        </w:rPr>
+        <w:t xml:space="preserve">    file_name </w:t>
+      </w:r>
+      <w:r>
+        <w:rPr>
+          <w:rFonts w:hint="default" w:ascii="Consolas" w:hAnsi="Consolas" w:eastAsia="Consolas" w:cs="Consolas"/>
+          <w:b w:val="0"/>
+          <w:bCs w:val="0"/>
+          <w:color w:val="000000"/>
+          <w:kern w:val="0"/>
+          <w:sz w:val="24"/>
+          <w:szCs w:val="24"/>
+          <w:shd w:val="clear" w:fill="FFFFFF"/>
+          <w:lang w:val="en-US" w:eastAsia="zh-CN" w:bidi="ar"/>
+        </w:rPr>
+        <w:t>=</w:t>
+      </w:r>
+      <w:r>
+        <w:rPr>
+          <w:rFonts w:hint="default" w:ascii="Consolas" w:hAnsi="Consolas" w:eastAsia="Consolas" w:cs="Consolas"/>
+          <w:b w:val="0"/>
+          <w:bCs w:val="0"/>
+          <w:color w:val="3B3B3B"/>
+          <w:kern w:val="0"/>
+          <w:sz w:val="24"/>
+          <w:szCs w:val="24"/>
+          <w:shd w:val="clear" w:fill="FFFFFF"/>
+          <w:lang w:val="en-US" w:eastAsia="zh-CN" w:bidi="ar"/>
+        </w:rPr>
+        <w:t xml:space="preserve"> os.path.basename(file_path)</w:t>
+      </w:r>
+    </w:p>
+    <w:p>
+      <w:pPr>
+        <w:keepNext w:val="0"/>
+        <w:keepLines w:val="0"/>
+        <w:widowControl/>
+        <w:suppressLineNumbers w:val="0"/>
+        <w:shd w:val="clear" w:fill="FFFFFF"/>
+        <w:spacing w:line="330" w:lineRule="atLeast"/>
+        <w:jc w:val="left"/>
+        <w:rPr>
+          <w:rFonts w:hint="default" w:ascii="Consolas" w:hAnsi="Consolas" w:eastAsia="Consolas" w:cs="Consolas"/>
+          <w:b w:val="0"/>
+          <w:bCs w:val="0"/>
+          <w:color w:val="3B3B3B"/>
+          <w:sz w:val="24"/>
+          <w:szCs w:val="24"/>
+        </w:rPr>
+      </w:pPr>
+      <w:r>
+        <w:rPr>
+          <w:rFonts w:hint="default" w:ascii="Consolas" w:hAnsi="Consolas" w:eastAsia="Consolas" w:cs="Consolas"/>
+          <w:b w:val="0"/>
+          <w:bCs w:val="0"/>
+          <w:color w:val="3B3B3B"/>
+          <w:kern w:val="0"/>
+          <w:sz w:val="24"/>
+          <w:szCs w:val="24"/>
+          <w:shd w:val="clear" w:fill="FFFFFF"/>
+          <w:lang w:val="en-US" w:eastAsia="zh-CN" w:bidi="ar"/>
+        </w:rPr>
+        <w:t xml:space="preserve">    file_size </w:t>
+      </w:r>
+      <w:r>
+        <w:rPr>
+          <w:rFonts w:hint="default" w:ascii="Consolas" w:hAnsi="Consolas" w:eastAsia="Consolas" w:cs="Consolas"/>
+          <w:b w:val="0"/>
+          <w:bCs w:val="0"/>
+          <w:color w:val="000000"/>
+          <w:kern w:val="0"/>
+          <w:sz w:val="24"/>
+          <w:szCs w:val="24"/>
+          <w:shd w:val="clear" w:fill="FFFFFF"/>
+          <w:lang w:val="en-US" w:eastAsia="zh-CN" w:bidi="ar"/>
+        </w:rPr>
+        <w:t>=</w:t>
+      </w:r>
+      <w:r>
+        <w:rPr>
+          <w:rFonts w:hint="default" w:ascii="Consolas" w:hAnsi="Consolas" w:eastAsia="Consolas" w:cs="Consolas"/>
+          <w:b w:val="0"/>
+          <w:bCs w:val="0"/>
+          <w:color w:val="3B3B3B"/>
+          <w:kern w:val="0"/>
+          <w:sz w:val="24"/>
+          <w:szCs w:val="24"/>
+          <w:shd w:val="clear" w:fill="FFFFFF"/>
+          <w:lang w:val="en-US" w:eastAsia="zh-CN" w:bidi="ar"/>
+        </w:rPr>
+        <w:t xml:space="preserve"> os.path.getsize(file_path)</w:t>
+      </w:r>
+    </w:p>
+    <w:p>
+      <w:pPr>
+        <w:keepNext w:val="0"/>
+        <w:keepLines w:val="0"/>
+        <w:widowControl/>
+        <w:suppressLineNumbers w:val="0"/>
+        <w:shd w:val="clear" w:fill="FFFFFF"/>
+        <w:spacing w:line="330" w:lineRule="atLeast"/>
+        <w:jc w:val="left"/>
+        <w:rPr>
+          <w:rFonts w:hint="default" w:ascii="Consolas" w:hAnsi="Consolas" w:eastAsia="Consolas" w:cs="Consolas"/>
+          <w:b w:val="0"/>
+          <w:bCs w:val="0"/>
+          <w:color w:val="3B3B3B"/>
+          <w:sz w:val="24"/>
+          <w:szCs w:val="24"/>
+        </w:rPr>
+      </w:pPr>
+      <w:r>
+        <w:rPr>
+          <w:rFonts w:hint="default" w:ascii="Consolas" w:hAnsi="Consolas" w:eastAsia="Consolas" w:cs="Consolas"/>
+          <w:b w:val="0"/>
+          <w:bCs w:val="0"/>
+          <w:color w:val="3B3B3B"/>
+          <w:kern w:val="0"/>
+          <w:sz w:val="24"/>
+          <w:szCs w:val="24"/>
+          <w:shd w:val="clear" w:fill="FFFFFF"/>
+          <w:lang w:val="en-US" w:eastAsia="zh-CN" w:bidi="ar"/>
+        </w:rPr>
+        <w:t xml:space="preserve">    </w:t>
+      </w:r>
+    </w:p>
+    <w:p>
+      <w:pPr>
+        <w:keepNext w:val="0"/>
+        <w:keepLines w:val="0"/>
+        <w:widowControl/>
+        <w:suppressLineNumbers w:val="0"/>
+        <w:shd w:val="clear" w:fill="FFFFFF"/>
+        <w:spacing w:line="330" w:lineRule="atLeast"/>
+        <w:jc w:val="left"/>
+        <w:rPr>
+          <w:rFonts w:hint="default" w:ascii="Consolas" w:hAnsi="Consolas" w:eastAsia="Consolas" w:cs="Consolas"/>
+          <w:b w:val="0"/>
+          <w:bCs w:val="0"/>
+          <w:color w:val="3B3B3B"/>
+          <w:sz w:val="24"/>
+          <w:szCs w:val="24"/>
+        </w:rPr>
+      </w:pPr>
+      <w:r>
+        <w:rPr>
+          <w:rFonts w:hint="default" w:ascii="Consolas" w:hAnsi="Consolas" w:eastAsia="Consolas" w:cs="Consolas"/>
+          <w:b w:val="0"/>
+          <w:bCs w:val="0"/>
+          <w:color w:val="3B3B3B"/>
+          <w:kern w:val="0"/>
+          <w:sz w:val="24"/>
+          <w:szCs w:val="24"/>
+          <w:shd w:val="clear" w:fill="FFFFFF"/>
+          <w:lang w:val="en-US" w:eastAsia="zh-CN" w:bidi="ar"/>
+        </w:rPr>
+        <w:t xml:space="preserve">    url </w:t>
+      </w:r>
+      <w:r>
+        <w:rPr>
+          <w:rFonts w:hint="default" w:ascii="Consolas" w:hAnsi="Consolas" w:eastAsia="Consolas" w:cs="Consolas"/>
+          <w:b w:val="0"/>
+          <w:bCs w:val="0"/>
+          <w:color w:val="000000"/>
+          <w:kern w:val="0"/>
+          <w:sz w:val="24"/>
+          <w:szCs w:val="24"/>
+          <w:shd w:val="clear" w:fill="FFFFFF"/>
+          <w:lang w:val="en-US" w:eastAsia="zh-CN" w:bidi="ar"/>
+        </w:rPr>
+        <w:t>=</w:t>
+      </w:r>
+      <w:r>
+        <w:rPr>
+          <w:rFonts w:hint="default" w:ascii="Consolas" w:hAnsi="Consolas" w:eastAsia="Consolas" w:cs="Consolas"/>
+          <w:b w:val="0"/>
+          <w:bCs w:val="0"/>
+          <w:color w:val="3B3B3B"/>
+          <w:kern w:val="0"/>
+          <w:sz w:val="24"/>
+          <w:szCs w:val="24"/>
+          <w:shd w:val="clear" w:fill="FFFFFF"/>
+          <w:lang w:val="en-US" w:eastAsia="zh-CN" w:bidi="ar"/>
+        </w:rPr>
+        <w:t xml:space="preserve"> </w:t>
+      </w:r>
+      <w:r>
+        <w:rPr>
+          <w:rFonts w:hint="default" w:ascii="Consolas" w:hAnsi="Consolas" w:eastAsia="Consolas" w:cs="Consolas"/>
+          <w:b w:val="0"/>
+          <w:bCs w:val="0"/>
+          <w:color w:val="A31515"/>
+          <w:kern w:val="0"/>
+          <w:sz w:val="24"/>
+          <w:szCs w:val="24"/>
+          <w:shd w:val="clear" w:fill="FFFFFF"/>
+          <w:lang w:val="en-US" w:eastAsia="zh-CN" w:bidi="ar"/>
+        </w:rPr>
+        <w:t>"https://open.feishu.cn/open-apis/drive/v1/files/upload_all"</w:t>
+      </w:r>
+    </w:p>
+    <w:p>
+      <w:pPr>
+        <w:keepNext w:val="0"/>
+        <w:keepLines w:val="0"/>
+        <w:widowControl/>
+        <w:suppressLineNumbers w:val="0"/>
+        <w:shd w:val="clear" w:fill="FFFFFF"/>
+        <w:spacing w:line="330" w:lineRule="atLeast"/>
+        <w:jc w:val="left"/>
+        <w:rPr>
+          <w:rFonts w:hint="default" w:ascii="Consolas" w:hAnsi="Consolas" w:eastAsia="Consolas" w:cs="Consolas"/>
+          <w:b w:val="0"/>
+          <w:bCs w:val="0"/>
+          <w:color w:val="3B3B3B"/>
+          <w:sz w:val="24"/>
+          <w:szCs w:val="24"/>
+        </w:rPr>
+      </w:pPr>
+      <w:r>
+        <w:rPr>
+          <w:rFonts w:hint="default" w:ascii="Consolas" w:hAnsi="Consolas" w:eastAsia="Consolas" w:cs="Consolas"/>
+          <w:b w:val="0"/>
+          <w:bCs w:val="0"/>
+          <w:color w:val="3B3B3B"/>
+          <w:kern w:val="0"/>
+          <w:sz w:val="24"/>
+          <w:szCs w:val="24"/>
+          <w:shd w:val="clear" w:fill="FFFFFF"/>
+          <w:lang w:val="en-US" w:eastAsia="zh-CN" w:bidi="ar"/>
+        </w:rPr>
+        <w:t xml:space="preserve">    headers </w:t>
+      </w:r>
+      <w:r>
+        <w:rPr>
+          <w:rFonts w:hint="default" w:ascii="Consolas" w:hAnsi="Consolas" w:eastAsia="Consolas" w:cs="Consolas"/>
+          <w:b w:val="0"/>
+          <w:bCs w:val="0"/>
+          <w:color w:val="000000"/>
+          <w:kern w:val="0"/>
+          <w:sz w:val="24"/>
+          <w:szCs w:val="24"/>
+          <w:shd w:val="clear" w:fill="FFFFFF"/>
+          <w:lang w:val="en-US" w:eastAsia="zh-CN" w:bidi="ar"/>
+        </w:rPr>
+        <w:t>=</w:t>
+      </w:r>
+      <w:r>
+        <w:rPr>
+          <w:rFonts w:hint="default" w:ascii="Consolas" w:hAnsi="Consolas" w:eastAsia="Consolas" w:cs="Consolas"/>
+          <w:b w:val="0"/>
+          <w:bCs w:val="0"/>
+          <w:color w:val="3B3B3B"/>
+          <w:kern w:val="0"/>
+          <w:sz w:val="24"/>
+          <w:szCs w:val="24"/>
+          <w:shd w:val="clear" w:fill="FFFFFF"/>
+          <w:lang w:val="en-US" w:eastAsia="zh-CN" w:bidi="ar"/>
+        </w:rPr>
+        <w:t xml:space="preserve"> {</w:t>
+      </w:r>
+    </w:p>
+    <w:p>
+      <w:pPr>
+        <w:keepNext w:val="0"/>
+        <w:keepLines w:val="0"/>
+        <w:widowControl/>
+        <w:suppressLineNumbers w:val="0"/>
+        <w:shd w:val="clear" w:fill="FFFFFF"/>
+        <w:spacing w:line="330" w:lineRule="atLeast"/>
+        <w:jc w:val="left"/>
+        <w:rPr>
+          <w:rFonts w:hint="default" w:ascii="Consolas" w:hAnsi="Consolas" w:eastAsia="Consolas" w:cs="Consolas"/>
+          <w:b w:val="0"/>
+          <w:bCs w:val="0"/>
+          <w:color w:val="3B3B3B"/>
+          <w:sz w:val="24"/>
+          <w:szCs w:val="24"/>
+        </w:rPr>
+      </w:pPr>
+      <w:r>
+        <w:rPr>
+          <w:rFonts w:hint="default" w:ascii="Consolas" w:hAnsi="Consolas" w:eastAsia="Consolas" w:cs="Consolas"/>
+          <w:b w:val="0"/>
+          <w:bCs w:val="0"/>
+          <w:color w:val="3B3B3B"/>
+          <w:kern w:val="0"/>
+          <w:sz w:val="24"/>
+          <w:szCs w:val="24"/>
+          <w:shd w:val="clear" w:fill="FFFFFF"/>
+          <w:lang w:val="en-US" w:eastAsia="zh-CN" w:bidi="ar"/>
+        </w:rPr>
+        <w:t xml:space="preserve">        </w:t>
+      </w:r>
+      <w:r>
+        <w:rPr>
+          <w:rFonts w:hint="default" w:ascii="Consolas" w:hAnsi="Consolas" w:eastAsia="Consolas" w:cs="Consolas"/>
+          <w:b w:val="0"/>
+          <w:bCs w:val="0"/>
+          <w:color w:val="A31515"/>
+          <w:kern w:val="0"/>
+          <w:sz w:val="24"/>
+          <w:szCs w:val="24"/>
+          <w:shd w:val="clear" w:fill="FFFFFF"/>
+          <w:lang w:val="en-US" w:eastAsia="zh-CN" w:bidi="ar"/>
+        </w:rPr>
+        <w:t>"Authorization"</w:t>
+      </w:r>
+      <w:r>
+        <w:rPr>
+          <w:rFonts w:hint="default" w:ascii="Consolas" w:hAnsi="Consolas" w:eastAsia="Consolas" w:cs="Consolas"/>
+          <w:b w:val="0"/>
+          <w:bCs w:val="0"/>
+          <w:color w:val="3B3B3B"/>
+          <w:kern w:val="0"/>
+          <w:sz w:val="24"/>
+          <w:szCs w:val="24"/>
+          <w:shd w:val="clear" w:fill="FFFFFF"/>
+          <w:lang w:val="en-US" w:eastAsia="zh-CN" w:bidi="ar"/>
+        </w:rPr>
+        <w:t xml:space="preserve">: </w:t>
+      </w:r>
+      <w:r>
+        <w:rPr>
+          <w:rFonts w:hint="default" w:ascii="Consolas" w:hAnsi="Consolas" w:eastAsia="Consolas" w:cs="Consolas"/>
+          <w:b w:val="0"/>
+          <w:bCs w:val="0"/>
+          <w:color w:val="0000FF"/>
+          <w:kern w:val="0"/>
+          <w:sz w:val="24"/>
+          <w:szCs w:val="24"/>
+          <w:shd w:val="clear" w:fill="FFFFFF"/>
+          <w:lang w:val="en-US" w:eastAsia="zh-CN" w:bidi="ar"/>
+        </w:rPr>
+        <w:t>f</w:t>
+      </w:r>
+      <w:r>
+        <w:rPr>
+          <w:rFonts w:hint="default" w:ascii="Consolas" w:hAnsi="Consolas" w:eastAsia="Consolas" w:cs="Consolas"/>
+          <w:b w:val="0"/>
+          <w:bCs w:val="0"/>
+          <w:color w:val="A31515"/>
+          <w:kern w:val="0"/>
+          <w:sz w:val="24"/>
+          <w:szCs w:val="24"/>
+          <w:shd w:val="clear" w:fill="FFFFFF"/>
+          <w:lang w:val="en-US" w:eastAsia="zh-CN" w:bidi="ar"/>
+        </w:rPr>
+        <w:t xml:space="preserve">"Bearer </w:t>
+      </w:r>
+      <w:r>
+        <w:rPr>
+          <w:rFonts w:hint="default" w:ascii="Consolas" w:hAnsi="Consolas" w:eastAsia="Consolas" w:cs="Consolas"/>
+          <w:b w:val="0"/>
+          <w:bCs w:val="0"/>
+          <w:color w:val="0000FF"/>
+          <w:kern w:val="0"/>
+          <w:sz w:val="24"/>
+          <w:szCs w:val="24"/>
+          <w:shd w:val="clear" w:fill="FFFFFF"/>
+          <w:lang w:val="en-US" w:eastAsia="zh-CN" w:bidi="ar"/>
+        </w:rPr>
+        <w:t>{</w:t>
+      </w:r>
+      <w:r>
+        <w:rPr>
+          <w:rFonts w:hint="default" w:ascii="Consolas" w:hAnsi="Consolas" w:eastAsia="Consolas" w:cs="Consolas"/>
+          <w:b w:val="0"/>
+          <w:bCs w:val="0"/>
+          <w:color w:val="3B3B3B"/>
+          <w:kern w:val="0"/>
+          <w:sz w:val="24"/>
+          <w:szCs w:val="24"/>
+          <w:shd w:val="clear" w:fill="FFFFFF"/>
+          <w:lang w:val="en-US" w:eastAsia="zh-CN" w:bidi="ar"/>
+        </w:rPr>
+        <w:t>access_token</w:t>
+      </w:r>
+      <w:r>
+        <w:rPr>
+          <w:rFonts w:hint="default" w:ascii="Consolas" w:hAnsi="Consolas" w:eastAsia="Consolas" w:cs="Consolas"/>
+          <w:b w:val="0"/>
+          <w:bCs w:val="0"/>
+          <w:color w:val="0000FF"/>
+          <w:kern w:val="0"/>
+          <w:sz w:val="24"/>
+          <w:szCs w:val="24"/>
+          <w:shd w:val="clear" w:fill="FFFFFF"/>
+          <w:lang w:val="en-US" w:eastAsia="zh-CN" w:bidi="ar"/>
+        </w:rPr>
+        <w:t>}</w:t>
+      </w:r>
+      <w:r>
+        <w:rPr>
+          <w:rFonts w:hint="default" w:ascii="Consolas" w:hAnsi="Consolas" w:eastAsia="Consolas" w:cs="Consolas"/>
+          <w:b w:val="0"/>
+          <w:bCs w:val="0"/>
+          <w:color w:val="A31515"/>
+          <w:kern w:val="0"/>
+          <w:sz w:val="24"/>
+          <w:szCs w:val="24"/>
+          <w:shd w:val="clear" w:fill="FFFFFF"/>
+          <w:lang w:val="en-US" w:eastAsia="zh-CN" w:bidi="ar"/>
+        </w:rPr>
+        <w:t>"</w:t>
+      </w:r>
+    </w:p>
+    <w:p>
+      <w:pPr>
+        <w:keepNext w:val="0"/>
+        <w:keepLines w:val="0"/>
+        <w:widowControl/>
+        <w:suppressLineNumbers w:val="0"/>
+        <w:shd w:val="clear" w:fill="FFFFFF"/>
+        <w:spacing w:line="330" w:lineRule="atLeast"/>
+        <w:jc w:val="left"/>
+        <w:rPr>
+          <w:rFonts w:hint="default" w:ascii="Consolas" w:hAnsi="Consolas" w:eastAsia="Consolas" w:cs="Consolas"/>
+          <w:b w:val="0"/>
+          <w:bCs w:val="0"/>
+          <w:color w:val="3B3B3B"/>
+          <w:sz w:val="24"/>
+          <w:szCs w:val="24"/>
+        </w:rPr>
+      </w:pPr>
+      <w:r>
+        <w:rPr>
+          <w:rFonts w:hint="default" w:ascii="Consolas" w:hAnsi="Consolas" w:eastAsia="Consolas" w:cs="Consolas"/>
+          <w:b w:val="0"/>
+          <w:bCs w:val="0"/>
+          <w:color w:val="3B3B3B"/>
+          <w:kern w:val="0"/>
+          <w:sz w:val="24"/>
+          <w:szCs w:val="24"/>
+          <w:shd w:val="clear" w:fill="FFFFFF"/>
+          <w:lang w:val="en-US" w:eastAsia="zh-CN" w:bidi="ar"/>
+        </w:rPr>
+        <w:t>    }</w:t>
+      </w:r>
+    </w:p>
+    <w:p>
+      <w:pPr>
+        <w:keepNext w:val="0"/>
+        <w:keepLines w:val="0"/>
+        <w:widowControl/>
+        <w:suppressLineNumbers w:val="0"/>
+        <w:shd w:val="clear" w:fill="FFFFFF"/>
+        <w:spacing w:line="330" w:lineRule="atLeast"/>
+        <w:jc w:val="left"/>
+        <w:rPr>
+          <w:rFonts w:hint="default" w:ascii="Consolas" w:hAnsi="Consolas" w:eastAsia="Consolas" w:cs="Consolas"/>
+          <w:b w:val="0"/>
+          <w:bCs w:val="0"/>
+          <w:color w:val="3B3B3B"/>
+          <w:sz w:val="24"/>
+          <w:szCs w:val="24"/>
+        </w:rPr>
+      </w:pPr>
+      <w:r>
+        <w:rPr>
+          <w:rFonts w:hint="default" w:ascii="Consolas" w:hAnsi="Consolas" w:eastAsia="Consolas" w:cs="Consolas"/>
+          <w:b w:val="0"/>
+          <w:bCs w:val="0"/>
+          <w:color w:val="3B3B3B"/>
+          <w:kern w:val="0"/>
+          <w:sz w:val="24"/>
+          <w:szCs w:val="24"/>
+          <w:shd w:val="clear" w:fill="FFFFFF"/>
+          <w:lang w:val="en-US" w:eastAsia="zh-CN" w:bidi="ar"/>
+        </w:rPr>
+        <w:t xml:space="preserve">    </w:t>
+      </w:r>
+    </w:p>
+    <w:p>
+      <w:pPr>
+        <w:keepNext w:val="0"/>
+        <w:keepLines w:val="0"/>
+        <w:widowControl/>
+        <w:suppressLineNumbers w:val="0"/>
+        <w:shd w:val="clear" w:fill="FFFFFF"/>
+        <w:spacing w:line="330" w:lineRule="atLeast"/>
+        <w:jc w:val="left"/>
+        <w:rPr>
+          <w:rFonts w:hint="default" w:ascii="Consolas" w:hAnsi="Consolas" w:eastAsia="Consolas" w:cs="Consolas"/>
+          <w:b w:val="0"/>
+          <w:bCs w:val="0"/>
+          <w:color w:val="3B3B3B"/>
+          <w:sz w:val="24"/>
+          <w:szCs w:val="24"/>
+        </w:rPr>
+      </w:pPr>
+      <w:r>
+        <w:rPr>
+          <w:rFonts w:hint="default" w:ascii="Consolas" w:hAnsi="Consolas" w:eastAsia="Consolas" w:cs="Consolas"/>
+          <w:b w:val="0"/>
+          <w:bCs w:val="0"/>
+          <w:color w:val="3B3B3B"/>
+          <w:kern w:val="0"/>
+          <w:sz w:val="24"/>
+          <w:szCs w:val="24"/>
+          <w:shd w:val="clear" w:fill="FFFFFF"/>
+          <w:lang w:val="en-US" w:eastAsia="zh-CN" w:bidi="ar"/>
+        </w:rPr>
+        <w:t xml:space="preserve">    </w:t>
+      </w:r>
+      <w:r>
+        <w:rPr>
+          <w:rFonts w:hint="default" w:ascii="Consolas" w:hAnsi="Consolas" w:eastAsia="Consolas" w:cs="Consolas"/>
+          <w:b w:val="0"/>
+          <w:bCs w:val="0"/>
+          <w:color w:val="008000"/>
+          <w:kern w:val="0"/>
+          <w:sz w:val="24"/>
+          <w:szCs w:val="24"/>
+          <w:shd w:val="clear" w:fill="FFFFFF"/>
+          <w:lang w:val="en-US" w:eastAsia="zh-CN" w:bidi="ar"/>
+        </w:rPr>
+        <w:t># multipart/form-data 方式上传</w:t>
+      </w:r>
+    </w:p>
+    <w:p>
+      <w:pPr>
+        <w:keepNext w:val="0"/>
+        <w:keepLines w:val="0"/>
+        <w:widowControl/>
+        <w:suppressLineNumbers w:val="0"/>
+        <w:shd w:val="clear" w:fill="FFFFFF"/>
+        <w:spacing w:line="330" w:lineRule="atLeast"/>
+        <w:jc w:val="left"/>
+        <w:rPr>
+          <w:rFonts w:hint="default" w:ascii="Consolas" w:hAnsi="Consolas" w:eastAsia="Consolas" w:cs="Consolas"/>
+          <w:b w:val="0"/>
+          <w:bCs w:val="0"/>
+          <w:color w:val="3B3B3B"/>
+          <w:sz w:val="24"/>
+          <w:szCs w:val="24"/>
+        </w:rPr>
+      </w:pPr>
+      <w:r>
+        <w:rPr>
+          <w:rFonts w:hint="default" w:ascii="Consolas" w:hAnsi="Consolas" w:eastAsia="Consolas" w:cs="Consolas"/>
+          <w:b w:val="0"/>
+          <w:bCs w:val="0"/>
+          <w:color w:val="3B3B3B"/>
+          <w:kern w:val="0"/>
+          <w:sz w:val="24"/>
+          <w:szCs w:val="24"/>
+          <w:shd w:val="clear" w:fill="FFFFFF"/>
+          <w:lang w:val="en-US" w:eastAsia="zh-CN" w:bidi="ar"/>
+        </w:rPr>
+        <w:t xml:space="preserve">    </w:t>
+      </w:r>
+      <w:r>
+        <w:rPr>
+          <w:rFonts w:hint="default" w:ascii="Consolas" w:hAnsi="Consolas" w:eastAsia="Consolas" w:cs="Consolas"/>
+          <w:b w:val="0"/>
+          <w:bCs w:val="0"/>
+          <w:color w:val="AF00DB"/>
+          <w:kern w:val="0"/>
+          <w:sz w:val="24"/>
+          <w:szCs w:val="24"/>
+          <w:shd w:val="clear" w:fill="FFFFFF"/>
+          <w:lang w:val="en-US" w:eastAsia="zh-CN" w:bidi="ar"/>
+        </w:rPr>
+        <w:t>with</w:t>
+      </w:r>
+      <w:r>
+        <w:rPr>
+          <w:rFonts w:hint="default" w:ascii="Consolas" w:hAnsi="Consolas" w:eastAsia="Consolas" w:cs="Consolas"/>
+          <w:b w:val="0"/>
+          <w:bCs w:val="0"/>
+          <w:color w:val="3B3B3B"/>
+          <w:kern w:val="0"/>
+          <w:sz w:val="24"/>
+          <w:szCs w:val="24"/>
+          <w:shd w:val="clear" w:fill="FFFFFF"/>
+          <w:lang w:val="en-US" w:eastAsia="zh-CN" w:bidi="ar"/>
+        </w:rPr>
+        <w:t xml:space="preserve"> </w:t>
+      </w:r>
+      <w:r>
+        <w:rPr>
+          <w:rFonts w:hint="default" w:ascii="Consolas" w:hAnsi="Consolas" w:eastAsia="Consolas" w:cs="Consolas"/>
+          <w:b w:val="0"/>
+          <w:bCs w:val="0"/>
+          <w:color w:val="795E26"/>
+          <w:kern w:val="0"/>
+          <w:sz w:val="24"/>
+          <w:szCs w:val="24"/>
+          <w:shd w:val="clear" w:fill="FFFFFF"/>
+          <w:lang w:val="en-US" w:eastAsia="zh-CN" w:bidi="ar"/>
+        </w:rPr>
+        <w:t>open</w:t>
+      </w:r>
+      <w:r>
+        <w:rPr>
+          <w:rFonts w:hint="default" w:ascii="Consolas" w:hAnsi="Consolas" w:eastAsia="Consolas" w:cs="Consolas"/>
+          <w:b w:val="0"/>
+          <w:bCs w:val="0"/>
+          <w:color w:val="3B3B3B"/>
+          <w:kern w:val="0"/>
+          <w:sz w:val="24"/>
+          <w:szCs w:val="24"/>
+          <w:shd w:val="clear" w:fill="FFFFFF"/>
+          <w:lang w:val="en-US" w:eastAsia="zh-CN" w:bidi="ar"/>
+        </w:rPr>
+        <w:t xml:space="preserve">(file_path, </w:t>
+      </w:r>
+      <w:r>
+        <w:rPr>
+          <w:rFonts w:hint="default" w:ascii="Consolas" w:hAnsi="Consolas" w:eastAsia="Consolas" w:cs="Consolas"/>
+          <w:b w:val="0"/>
+          <w:bCs w:val="0"/>
+          <w:color w:val="A31515"/>
+          <w:kern w:val="0"/>
+          <w:sz w:val="24"/>
+          <w:szCs w:val="24"/>
+          <w:shd w:val="clear" w:fill="FFFFFF"/>
+          <w:lang w:val="en-US" w:eastAsia="zh-CN" w:bidi="ar"/>
+        </w:rPr>
+        <w:t>"rb"</w:t>
+      </w:r>
+      <w:r>
+        <w:rPr>
+          <w:rFonts w:hint="default" w:ascii="Consolas" w:hAnsi="Consolas" w:eastAsia="Consolas" w:cs="Consolas"/>
+          <w:b w:val="0"/>
+          <w:bCs w:val="0"/>
+          <w:color w:val="3B3B3B"/>
+          <w:kern w:val="0"/>
+          <w:sz w:val="24"/>
+          <w:szCs w:val="24"/>
+          <w:shd w:val="clear" w:fill="FFFFFF"/>
+          <w:lang w:val="en-US" w:eastAsia="zh-CN" w:bidi="ar"/>
+        </w:rPr>
+        <w:t xml:space="preserve">) </w:t>
+      </w:r>
+      <w:r>
+        <w:rPr>
+          <w:rFonts w:hint="default" w:ascii="Consolas" w:hAnsi="Consolas" w:eastAsia="Consolas" w:cs="Consolas"/>
+          <w:b w:val="0"/>
+          <w:bCs w:val="0"/>
+          <w:color w:val="AF00DB"/>
+          <w:kern w:val="0"/>
+          <w:sz w:val="24"/>
+          <w:szCs w:val="24"/>
+          <w:shd w:val="clear" w:fill="FFFFFF"/>
+          <w:lang w:val="en-US" w:eastAsia="zh-CN" w:bidi="ar"/>
+        </w:rPr>
+        <w:t>as</w:t>
+      </w:r>
+      <w:r>
+        <w:rPr>
+          <w:rFonts w:hint="default" w:ascii="Consolas" w:hAnsi="Consolas" w:eastAsia="Consolas" w:cs="Consolas"/>
+          <w:b w:val="0"/>
+          <w:bCs w:val="0"/>
+          <w:color w:val="3B3B3B"/>
+          <w:kern w:val="0"/>
+          <w:sz w:val="24"/>
+          <w:szCs w:val="24"/>
+          <w:shd w:val="clear" w:fill="FFFFFF"/>
+          <w:lang w:val="en-US" w:eastAsia="zh-CN" w:bidi="ar"/>
+        </w:rPr>
+        <w:t xml:space="preserve"> f:</w:t>
+      </w:r>
+    </w:p>
+    <w:p>
+      <w:pPr>
+        <w:keepNext w:val="0"/>
+        <w:keepLines w:val="0"/>
+        <w:widowControl/>
+        <w:suppressLineNumbers w:val="0"/>
+        <w:shd w:val="clear" w:fill="FFFFFF"/>
+        <w:spacing w:line="330" w:lineRule="atLeast"/>
+        <w:jc w:val="left"/>
+        <w:rPr>
+          <w:rFonts w:hint="default" w:ascii="Consolas" w:hAnsi="Consolas" w:eastAsia="Consolas" w:cs="Consolas"/>
+          <w:b w:val="0"/>
+          <w:bCs w:val="0"/>
+          <w:color w:val="3B3B3B"/>
+          <w:sz w:val="24"/>
+          <w:szCs w:val="24"/>
+        </w:rPr>
+      </w:pPr>
+      <w:r>
+        <w:rPr>
+          <w:rFonts w:hint="default" w:ascii="Consolas" w:hAnsi="Consolas" w:eastAsia="Consolas" w:cs="Consolas"/>
+          <w:b w:val="0"/>
+          <w:bCs w:val="0"/>
+          <w:color w:val="3B3B3B"/>
+          <w:kern w:val="0"/>
+          <w:sz w:val="24"/>
+          <w:szCs w:val="24"/>
+          <w:shd w:val="clear" w:fill="FFFFFF"/>
+          <w:lang w:val="en-US" w:eastAsia="zh-CN" w:bidi="ar"/>
+        </w:rPr>
+        <w:t xml:space="preserve">        files </w:t>
+      </w:r>
+      <w:r>
+        <w:rPr>
+          <w:rFonts w:hint="default" w:ascii="Consolas" w:hAnsi="Consolas" w:eastAsia="Consolas" w:cs="Consolas"/>
+          <w:b w:val="0"/>
+          <w:bCs w:val="0"/>
+          <w:color w:val="000000"/>
+          <w:kern w:val="0"/>
+          <w:sz w:val="24"/>
+          <w:szCs w:val="24"/>
+          <w:shd w:val="clear" w:fill="FFFFFF"/>
+          <w:lang w:val="en-US" w:eastAsia="zh-CN" w:bidi="ar"/>
+        </w:rPr>
+        <w:t>=</w:t>
+      </w:r>
+      <w:r>
+        <w:rPr>
+          <w:rFonts w:hint="default" w:ascii="Consolas" w:hAnsi="Consolas" w:eastAsia="Consolas" w:cs="Consolas"/>
+          <w:b w:val="0"/>
+          <w:bCs w:val="0"/>
+          <w:color w:val="3B3B3B"/>
+          <w:kern w:val="0"/>
+          <w:sz w:val="24"/>
+          <w:szCs w:val="24"/>
+          <w:shd w:val="clear" w:fill="FFFFFF"/>
+          <w:lang w:val="en-US" w:eastAsia="zh-CN" w:bidi="ar"/>
+        </w:rPr>
+        <w:t xml:space="preserve"> {</w:t>
+      </w:r>
+    </w:p>
+    <w:p>
+      <w:pPr>
+        <w:keepNext w:val="0"/>
+        <w:keepLines w:val="0"/>
+        <w:widowControl/>
+        <w:suppressLineNumbers w:val="0"/>
+        <w:shd w:val="clear" w:fill="FFFFFF"/>
+        <w:spacing w:line="330" w:lineRule="atLeast"/>
+        <w:jc w:val="left"/>
+        <w:rPr>
+          <w:rFonts w:hint="default" w:ascii="Consolas" w:hAnsi="Consolas" w:eastAsia="Consolas" w:cs="Consolas"/>
+          <w:b w:val="0"/>
+          <w:bCs w:val="0"/>
+          <w:color w:val="3B3B3B"/>
+          <w:sz w:val="24"/>
+          <w:szCs w:val="24"/>
+        </w:rPr>
+      </w:pPr>
+      <w:r>
+        <w:rPr>
+          <w:rFonts w:hint="default" w:ascii="Consolas" w:hAnsi="Consolas" w:eastAsia="Consolas" w:cs="Consolas"/>
+          <w:b w:val="0"/>
+          <w:bCs w:val="0"/>
+          <w:color w:val="3B3B3B"/>
+          <w:kern w:val="0"/>
+          <w:sz w:val="24"/>
+          <w:szCs w:val="24"/>
+          <w:shd w:val="clear" w:fill="FFFFFF"/>
+          <w:lang w:val="en-US" w:eastAsia="zh-CN" w:bidi="ar"/>
+        </w:rPr>
+        <w:t xml:space="preserve">            </w:t>
+      </w:r>
+      <w:r>
+        <w:rPr>
+          <w:rFonts w:hint="default" w:ascii="Consolas" w:hAnsi="Consolas" w:eastAsia="Consolas" w:cs="Consolas"/>
+          <w:b w:val="0"/>
+          <w:bCs w:val="0"/>
+          <w:color w:val="A31515"/>
+          <w:kern w:val="0"/>
+          <w:sz w:val="24"/>
+          <w:szCs w:val="24"/>
+          <w:shd w:val="clear" w:fill="FFFFFF"/>
+          <w:lang w:val="en-US" w:eastAsia="zh-CN" w:bidi="ar"/>
+        </w:rPr>
+        <w:t>"file"</w:t>
+      </w:r>
+      <w:r>
+        <w:rPr>
+          <w:rFonts w:hint="default" w:ascii="Consolas" w:hAnsi="Consolas" w:eastAsia="Consolas" w:cs="Consolas"/>
+          <w:b w:val="0"/>
+          <w:bCs w:val="0"/>
+          <w:color w:val="3B3B3B"/>
+          <w:kern w:val="0"/>
+          <w:sz w:val="24"/>
+          <w:szCs w:val="24"/>
+          <w:shd w:val="clear" w:fill="FFFFFF"/>
+          <w:lang w:val="en-US" w:eastAsia="zh-CN" w:bidi="ar"/>
+        </w:rPr>
+        <w:t xml:space="preserve">: (file_name, f, </w:t>
+      </w:r>
+      <w:r>
+        <w:rPr>
+          <w:rFonts w:hint="default" w:ascii="Consolas" w:hAnsi="Consolas" w:eastAsia="Consolas" w:cs="Consolas"/>
+          <w:b w:val="0"/>
+          <w:bCs w:val="0"/>
+          <w:color w:val="A31515"/>
+          <w:kern w:val="0"/>
+          <w:sz w:val="24"/>
+          <w:szCs w:val="24"/>
+          <w:shd w:val="clear" w:fill="FFFFFF"/>
+          <w:lang w:val="en-US" w:eastAsia="zh-CN" w:bidi="ar"/>
+        </w:rPr>
+        <w:t>"application/octet-stream"</w:t>
+      </w:r>
+      <w:r>
+        <w:rPr>
+          <w:rFonts w:hint="default" w:ascii="Consolas" w:hAnsi="Consolas" w:eastAsia="Consolas" w:cs="Consolas"/>
+          <w:b w:val="0"/>
+          <w:bCs w:val="0"/>
+          <w:color w:val="3B3B3B"/>
+          <w:kern w:val="0"/>
+          <w:sz w:val="24"/>
+          <w:szCs w:val="24"/>
+          <w:shd w:val="clear" w:fill="FFFFFF"/>
+          <w:lang w:val="en-US" w:eastAsia="zh-CN" w:bidi="ar"/>
+        </w:rPr>
+        <w:t>)</w:t>
+      </w:r>
+    </w:p>
+    <w:p>
+      <w:pPr>
+        <w:keepNext w:val="0"/>
+        <w:keepLines w:val="0"/>
+        <w:widowControl/>
+        <w:suppressLineNumbers w:val="0"/>
+        <w:shd w:val="clear" w:fill="FFFFFF"/>
+        <w:spacing w:line="330" w:lineRule="atLeast"/>
+        <w:jc w:val="left"/>
+        <w:rPr>
+          <w:rFonts w:hint="default" w:ascii="Consolas" w:hAnsi="Consolas" w:eastAsia="Consolas" w:cs="Consolas"/>
+          <w:b w:val="0"/>
+          <w:bCs w:val="0"/>
+          <w:color w:val="3B3B3B"/>
+          <w:sz w:val="24"/>
+          <w:szCs w:val="24"/>
+        </w:rPr>
+      </w:pPr>
+      <w:r>
+        <w:rPr>
+          <w:rFonts w:hint="default" w:ascii="Consolas" w:hAnsi="Consolas" w:eastAsia="Consolas" w:cs="Consolas"/>
+          <w:b w:val="0"/>
+          <w:bCs w:val="0"/>
+          <w:color w:val="3B3B3B"/>
+          <w:kern w:val="0"/>
+          <w:sz w:val="24"/>
+          <w:szCs w:val="24"/>
+          <w:shd w:val="clear" w:fill="FFFFFF"/>
+          <w:lang w:val="en-US" w:eastAsia="zh-CN" w:bidi="ar"/>
+        </w:rPr>
+        <w:t>        }</w:t>
+      </w:r>
+    </w:p>
+    <w:p>
+      <w:pPr>
+        <w:keepNext w:val="0"/>
+        <w:keepLines w:val="0"/>
+        <w:widowControl/>
+        <w:suppressLineNumbers w:val="0"/>
+        <w:shd w:val="clear" w:fill="FFFFFF"/>
+        <w:spacing w:line="330" w:lineRule="atLeast"/>
+        <w:jc w:val="left"/>
+        <w:rPr>
+          <w:rFonts w:hint="default" w:ascii="Consolas" w:hAnsi="Consolas" w:eastAsia="Consolas" w:cs="Consolas"/>
+          <w:b w:val="0"/>
+          <w:bCs w:val="0"/>
+          <w:color w:val="3B3B3B"/>
+          <w:sz w:val="24"/>
+          <w:szCs w:val="24"/>
+        </w:rPr>
+      </w:pPr>
+      <w:r>
+        <w:rPr>
+          <w:rFonts w:hint="default" w:ascii="Consolas" w:hAnsi="Consolas" w:eastAsia="Consolas" w:cs="Consolas"/>
+          <w:b w:val="0"/>
+          <w:bCs w:val="0"/>
+          <w:color w:val="3B3B3B"/>
+          <w:kern w:val="0"/>
+          <w:sz w:val="24"/>
+          <w:szCs w:val="24"/>
+          <w:shd w:val="clear" w:fill="FFFFFF"/>
+          <w:lang w:val="en-US" w:eastAsia="zh-CN" w:bidi="ar"/>
+        </w:rPr>
+        <w:t xml:space="preserve">        data </w:t>
+      </w:r>
+      <w:r>
+        <w:rPr>
+          <w:rFonts w:hint="default" w:ascii="Consolas" w:hAnsi="Consolas" w:eastAsia="Consolas" w:cs="Consolas"/>
+          <w:b w:val="0"/>
+          <w:bCs w:val="0"/>
+          <w:color w:val="000000"/>
+          <w:kern w:val="0"/>
+          <w:sz w:val="24"/>
+          <w:szCs w:val="24"/>
+          <w:shd w:val="clear" w:fill="FFFFFF"/>
+          <w:lang w:val="en-US" w:eastAsia="zh-CN" w:bidi="ar"/>
+        </w:rPr>
+        <w:t>=</w:t>
+      </w:r>
+      <w:r>
+        <w:rPr>
+          <w:rFonts w:hint="default" w:ascii="Consolas" w:hAnsi="Consolas" w:eastAsia="Consolas" w:cs="Consolas"/>
+          <w:b w:val="0"/>
+          <w:bCs w:val="0"/>
+          <w:color w:val="3B3B3B"/>
+          <w:kern w:val="0"/>
+          <w:sz w:val="24"/>
+          <w:szCs w:val="24"/>
+          <w:shd w:val="clear" w:fill="FFFFFF"/>
+          <w:lang w:val="en-US" w:eastAsia="zh-CN" w:bidi="ar"/>
+        </w:rPr>
+        <w:t xml:space="preserve"> {</w:t>
+      </w:r>
+    </w:p>
+    <w:p>
+      <w:pPr>
+        <w:keepNext w:val="0"/>
+        <w:keepLines w:val="0"/>
+        <w:widowControl/>
+        <w:suppressLineNumbers w:val="0"/>
+        <w:shd w:val="clear" w:fill="FFFFFF"/>
+        <w:spacing w:line="330" w:lineRule="atLeast"/>
+        <w:jc w:val="left"/>
+        <w:rPr>
+          <w:rFonts w:hint="default" w:ascii="Consolas" w:hAnsi="Consolas" w:eastAsia="Consolas" w:cs="Consolas"/>
+          <w:b w:val="0"/>
+          <w:bCs w:val="0"/>
+          <w:color w:val="3B3B3B"/>
+          <w:sz w:val="24"/>
+          <w:szCs w:val="24"/>
+        </w:rPr>
+      </w:pPr>
+      <w:r>
+        <w:rPr>
+          <w:rFonts w:hint="default" w:ascii="Consolas" w:hAnsi="Consolas" w:eastAsia="Consolas" w:cs="Consolas"/>
+          <w:b w:val="0"/>
+          <w:bCs w:val="0"/>
+          <w:color w:val="3B3B3B"/>
+          <w:kern w:val="0"/>
+          <w:sz w:val="24"/>
+          <w:szCs w:val="24"/>
+          <w:shd w:val="clear" w:fill="FFFFFF"/>
+          <w:lang w:val="en-US" w:eastAsia="zh-CN" w:bidi="ar"/>
+        </w:rPr>
+        <w:t xml:space="preserve">            </w:t>
+      </w:r>
+      <w:r>
+        <w:rPr>
+          <w:rFonts w:hint="default" w:ascii="Consolas" w:hAnsi="Consolas" w:eastAsia="Consolas" w:cs="Consolas"/>
+          <w:b w:val="0"/>
+          <w:bCs w:val="0"/>
+          <w:color w:val="A31515"/>
+          <w:kern w:val="0"/>
+          <w:sz w:val="24"/>
+          <w:szCs w:val="24"/>
+          <w:shd w:val="clear" w:fill="FFFFFF"/>
+          <w:lang w:val="en-US" w:eastAsia="zh-CN" w:bidi="ar"/>
+        </w:rPr>
+        <w:t>"file_name"</w:t>
+      </w:r>
+      <w:r>
+        <w:rPr>
+          <w:rFonts w:hint="default" w:ascii="Consolas" w:hAnsi="Consolas" w:eastAsia="Consolas" w:cs="Consolas"/>
+          <w:b w:val="0"/>
+          <w:bCs w:val="0"/>
+          <w:color w:val="3B3B3B"/>
+          <w:kern w:val="0"/>
+          <w:sz w:val="24"/>
+          <w:szCs w:val="24"/>
+          <w:shd w:val="clear" w:fill="FFFFFF"/>
+          <w:lang w:val="en-US" w:eastAsia="zh-CN" w:bidi="ar"/>
+        </w:rPr>
+        <w:t>: file_name,</w:t>
+      </w:r>
+    </w:p>
+    <w:p>
+      <w:pPr>
+        <w:keepNext w:val="0"/>
+        <w:keepLines w:val="0"/>
+        <w:widowControl/>
+        <w:suppressLineNumbers w:val="0"/>
+        <w:shd w:val="clear" w:fill="FFFFFF"/>
+        <w:spacing w:line="330" w:lineRule="atLeast"/>
+        <w:jc w:val="left"/>
+        <w:rPr>
+          <w:rFonts w:hint="default" w:ascii="Consolas" w:hAnsi="Consolas" w:eastAsia="Consolas" w:cs="Consolas"/>
+          <w:b w:val="0"/>
+          <w:bCs w:val="0"/>
+          <w:color w:val="3B3B3B"/>
+          <w:sz w:val="24"/>
+          <w:szCs w:val="24"/>
+        </w:rPr>
+      </w:pPr>
+      <w:r>
+        <w:rPr>
+          <w:rFonts w:hint="default" w:ascii="Consolas" w:hAnsi="Consolas" w:eastAsia="Consolas" w:cs="Consolas"/>
+          <w:b w:val="0"/>
+          <w:bCs w:val="0"/>
+          <w:color w:val="3B3B3B"/>
+          <w:kern w:val="0"/>
+          <w:sz w:val="24"/>
+          <w:szCs w:val="24"/>
+          <w:shd w:val="clear" w:fill="FFFFFF"/>
+          <w:lang w:val="en-US" w:eastAsia="zh-CN" w:bidi="ar"/>
+        </w:rPr>
+        <w:t xml:space="preserve">            </w:t>
+      </w:r>
+      <w:r>
+        <w:rPr>
+          <w:rFonts w:hint="default" w:ascii="Consolas" w:hAnsi="Consolas" w:eastAsia="Consolas" w:cs="Consolas"/>
+          <w:b w:val="0"/>
+          <w:bCs w:val="0"/>
+          <w:color w:val="A31515"/>
+          <w:kern w:val="0"/>
+          <w:sz w:val="24"/>
+          <w:szCs w:val="24"/>
+          <w:shd w:val="clear" w:fill="FFFFFF"/>
+          <w:lang w:val="en-US" w:eastAsia="zh-CN" w:bidi="ar"/>
+        </w:rPr>
+        <w:t>"parent_type"</w:t>
+      </w:r>
+      <w:r>
+        <w:rPr>
+          <w:rFonts w:hint="default" w:ascii="Consolas" w:hAnsi="Consolas" w:eastAsia="Consolas" w:cs="Consolas"/>
+          <w:b w:val="0"/>
+          <w:bCs w:val="0"/>
+          <w:color w:val="3B3B3B"/>
+          <w:kern w:val="0"/>
+          <w:sz w:val="24"/>
+          <w:szCs w:val="24"/>
+          <w:shd w:val="clear" w:fill="FFFFFF"/>
+          <w:lang w:val="en-US" w:eastAsia="zh-CN" w:bidi="ar"/>
+        </w:rPr>
+        <w:t xml:space="preserve">: </w:t>
+      </w:r>
+      <w:r>
+        <w:rPr>
+          <w:rFonts w:hint="default" w:ascii="Consolas" w:hAnsi="Consolas" w:eastAsia="Consolas" w:cs="Consolas"/>
+          <w:b w:val="0"/>
+          <w:bCs w:val="0"/>
+          <w:color w:val="A31515"/>
+          <w:kern w:val="0"/>
+          <w:sz w:val="24"/>
+          <w:szCs w:val="24"/>
+          <w:shd w:val="clear" w:fill="FFFFFF"/>
+          <w:lang w:val="en-US" w:eastAsia="zh-CN" w:bidi="ar"/>
+        </w:rPr>
+        <w:t>"explorer"</w:t>
+      </w:r>
+      <w:r>
+        <w:rPr>
+          <w:rFonts w:hint="default" w:ascii="Consolas" w:hAnsi="Consolas" w:eastAsia="Consolas" w:cs="Consolas"/>
+          <w:b w:val="0"/>
+          <w:bCs w:val="0"/>
+          <w:color w:val="3B3B3B"/>
+          <w:kern w:val="0"/>
+          <w:sz w:val="24"/>
+          <w:szCs w:val="24"/>
+          <w:shd w:val="clear" w:fill="FFFFFF"/>
+          <w:lang w:val="en-US" w:eastAsia="zh-CN" w:bidi="ar"/>
+        </w:rPr>
+        <w:t>,  </w:t>
+      </w:r>
+      <w:r>
+        <w:rPr>
+          <w:rFonts w:hint="default" w:ascii="Consolas" w:hAnsi="Consolas" w:eastAsia="Consolas" w:cs="Consolas"/>
+          <w:b w:val="0"/>
+          <w:bCs w:val="0"/>
+          <w:color w:val="008000"/>
+          <w:kern w:val="0"/>
+          <w:sz w:val="24"/>
+          <w:szCs w:val="24"/>
+          <w:shd w:val="clear" w:fill="FFFFFF"/>
+          <w:lang w:val="en-US" w:eastAsia="zh-CN" w:bidi="ar"/>
+        </w:rPr>
+        <w:t># 上传到云空间文件夹</w:t>
+      </w:r>
+    </w:p>
+    <w:p>
+      <w:pPr>
+        <w:keepNext w:val="0"/>
+        <w:keepLines w:val="0"/>
+        <w:widowControl/>
+        <w:suppressLineNumbers w:val="0"/>
+        <w:shd w:val="clear" w:fill="FFFFFF"/>
+        <w:spacing w:line="330" w:lineRule="atLeast"/>
+        <w:jc w:val="left"/>
+        <w:rPr>
+          <w:rFonts w:hint="default" w:ascii="Consolas" w:hAnsi="Consolas" w:eastAsia="Consolas" w:cs="Consolas"/>
+          <w:b w:val="0"/>
+          <w:bCs w:val="0"/>
+          <w:color w:val="3B3B3B"/>
+          <w:sz w:val="24"/>
+          <w:szCs w:val="24"/>
+        </w:rPr>
+      </w:pPr>
+      <w:r>
+        <w:rPr>
+          <w:rFonts w:hint="default" w:ascii="Consolas" w:hAnsi="Consolas" w:eastAsia="Consolas" w:cs="Consolas"/>
+          <w:b w:val="0"/>
+          <w:bCs w:val="0"/>
+          <w:color w:val="3B3B3B"/>
+          <w:kern w:val="0"/>
+          <w:sz w:val="24"/>
+          <w:szCs w:val="24"/>
+          <w:shd w:val="clear" w:fill="FFFFFF"/>
+          <w:lang w:val="en-US" w:eastAsia="zh-CN" w:bidi="ar"/>
+        </w:rPr>
+        <w:t xml:space="preserve">            </w:t>
+      </w:r>
+      <w:r>
+        <w:rPr>
+          <w:rFonts w:hint="default" w:ascii="Consolas" w:hAnsi="Consolas" w:eastAsia="Consolas" w:cs="Consolas"/>
+          <w:b w:val="0"/>
+          <w:bCs w:val="0"/>
+          <w:color w:val="A31515"/>
+          <w:kern w:val="0"/>
+          <w:sz w:val="24"/>
+          <w:szCs w:val="24"/>
+          <w:shd w:val="clear" w:fill="FFFFFF"/>
+          <w:lang w:val="en-US" w:eastAsia="zh-CN" w:bidi="ar"/>
+        </w:rPr>
+        <w:t>"parent_node"</w:t>
+      </w:r>
+      <w:r>
+        <w:rPr>
+          <w:rFonts w:hint="default" w:ascii="Consolas" w:hAnsi="Consolas" w:eastAsia="Consolas" w:cs="Consolas"/>
+          <w:b w:val="0"/>
+          <w:bCs w:val="0"/>
+          <w:color w:val="3B3B3B"/>
+          <w:kern w:val="0"/>
+          <w:sz w:val="24"/>
+          <w:szCs w:val="24"/>
+          <w:shd w:val="clear" w:fill="FFFFFF"/>
+          <w:lang w:val="en-US" w:eastAsia="zh-CN" w:bidi="ar"/>
+        </w:rPr>
+        <w:t>: folder_token,</w:t>
+      </w:r>
+    </w:p>
+    <w:p>
+      <w:pPr>
+        <w:keepNext w:val="0"/>
+        <w:keepLines w:val="0"/>
+        <w:widowControl/>
+        <w:suppressLineNumbers w:val="0"/>
+        <w:shd w:val="clear" w:fill="FFFFFF"/>
+        <w:spacing w:line="330" w:lineRule="atLeast"/>
+        <w:jc w:val="left"/>
+        <w:rPr>
+          <w:rFonts w:hint="default" w:ascii="Consolas" w:hAnsi="Consolas" w:eastAsia="Consolas" w:cs="Consolas"/>
+          <w:b w:val="0"/>
+          <w:bCs w:val="0"/>
+          <w:color w:val="3B3B3B"/>
+          <w:sz w:val="24"/>
+          <w:szCs w:val="24"/>
+        </w:rPr>
+      </w:pPr>
+      <w:r>
+        <w:rPr>
+          <w:rFonts w:hint="default" w:ascii="Consolas" w:hAnsi="Consolas" w:eastAsia="Consolas" w:cs="Consolas"/>
+          <w:b w:val="0"/>
+          <w:bCs w:val="0"/>
+          <w:color w:val="3B3B3B"/>
+          <w:kern w:val="0"/>
+          <w:sz w:val="24"/>
+          <w:szCs w:val="24"/>
+          <w:shd w:val="clear" w:fill="FFFFFF"/>
+          <w:lang w:val="en-US" w:eastAsia="zh-CN" w:bidi="ar"/>
+        </w:rPr>
+        <w:t xml:space="preserve">            </w:t>
+      </w:r>
+      <w:r>
+        <w:rPr>
+          <w:rFonts w:hint="default" w:ascii="Consolas" w:hAnsi="Consolas" w:eastAsia="Consolas" w:cs="Consolas"/>
+          <w:b w:val="0"/>
+          <w:bCs w:val="0"/>
+          <w:color w:val="A31515"/>
+          <w:kern w:val="0"/>
+          <w:sz w:val="24"/>
+          <w:szCs w:val="24"/>
+          <w:shd w:val="clear" w:fill="FFFFFF"/>
+          <w:lang w:val="en-US" w:eastAsia="zh-CN" w:bidi="ar"/>
+        </w:rPr>
+        <w:t>"size"</w:t>
+      </w:r>
+      <w:r>
+        <w:rPr>
+          <w:rFonts w:hint="default" w:ascii="Consolas" w:hAnsi="Consolas" w:eastAsia="Consolas" w:cs="Consolas"/>
+          <w:b w:val="0"/>
+          <w:bCs w:val="0"/>
+          <w:color w:val="3B3B3B"/>
+          <w:kern w:val="0"/>
+          <w:sz w:val="24"/>
+          <w:szCs w:val="24"/>
+          <w:shd w:val="clear" w:fill="FFFFFF"/>
+          <w:lang w:val="en-US" w:eastAsia="zh-CN" w:bidi="ar"/>
+        </w:rPr>
+        <w:t xml:space="preserve">: </w:t>
+      </w:r>
+      <w:r>
+        <w:rPr>
+          <w:rFonts w:hint="default" w:ascii="Consolas" w:hAnsi="Consolas" w:eastAsia="Consolas" w:cs="Consolas"/>
+          <w:b w:val="0"/>
+          <w:bCs w:val="0"/>
+          <w:color w:val="267F99"/>
+          <w:kern w:val="0"/>
+          <w:sz w:val="24"/>
+          <w:szCs w:val="24"/>
+          <w:shd w:val="clear" w:fill="FFFFFF"/>
+          <w:lang w:val="en-US" w:eastAsia="zh-CN" w:bidi="ar"/>
+        </w:rPr>
+        <w:t>str</w:t>
+      </w:r>
+      <w:r>
+        <w:rPr>
+          <w:rFonts w:hint="default" w:ascii="Consolas" w:hAnsi="Consolas" w:eastAsia="Consolas" w:cs="Consolas"/>
+          <w:b w:val="0"/>
+          <w:bCs w:val="0"/>
+          <w:color w:val="3B3B3B"/>
+          <w:kern w:val="0"/>
+          <w:sz w:val="24"/>
+          <w:szCs w:val="24"/>
+          <w:shd w:val="clear" w:fill="FFFFFF"/>
+          <w:lang w:val="en-US" w:eastAsia="zh-CN" w:bidi="ar"/>
+        </w:rPr>
+        <w:t>(file_size)</w:t>
+      </w:r>
+    </w:p>
+    <w:p>
+      <w:pPr>
+        <w:keepNext w:val="0"/>
+        <w:keepLines w:val="0"/>
+        <w:widowControl/>
+        <w:suppressLineNumbers w:val="0"/>
+        <w:shd w:val="clear" w:fill="FFFFFF"/>
+        <w:spacing w:line="330" w:lineRule="atLeast"/>
+        <w:jc w:val="left"/>
+        <w:rPr>
+          <w:rFonts w:hint="default" w:ascii="Consolas" w:hAnsi="Consolas" w:eastAsia="Consolas" w:cs="Consolas"/>
+          <w:b w:val="0"/>
+          <w:bCs w:val="0"/>
+          <w:color w:val="3B3B3B"/>
+          <w:sz w:val="24"/>
+          <w:szCs w:val="24"/>
+        </w:rPr>
+      </w:pPr>
+      <w:r>
+        <w:rPr>
+          <w:rFonts w:hint="default" w:ascii="Consolas" w:hAnsi="Consolas" w:eastAsia="Consolas" w:cs="Consolas"/>
+          <w:b w:val="0"/>
+          <w:bCs w:val="0"/>
+          <w:color w:val="3B3B3B"/>
+          <w:kern w:val="0"/>
+          <w:sz w:val="24"/>
+          <w:szCs w:val="24"/>
+          <w:shd w:val="clear" w:fill="FFFFFF"/>
+          <w:lang w:val="en-US" w:eastAsia="zh-CN" w:bidi="ar"/>
+        </w:rPr>
+        <w:t>        }</w:t>
+      </w:r>
+    </w:p>
+    <w:p>
+      <w:pPr>
+        <w:keepNext w:val="0"/>
+        <w:keepLines w:val="0"/>
+        <w:widowControl/>
+        <w:suppressLineNumbers w:val="0"/>
+        <w:shd w:val="clear" w:fill="FFFFFF"/>
+        <w:spacing w:line="330" w:lineRule="atLeast"/>
+        <w:jc w:val="left"/>
+        <w:rPr>
+          <w:rFonts w:hint="default" w:ascii="Consolas" w:hAnsi="Consolas" w:eastAsia="Consolas" w:cs="Consolas"/>
+          <w:b w:val="0"/>
+          <w:bCs w:val="0"/>
+          <w:color w:val="3B3B3B"/>
+          <w:sz w:val="24"/>
+          <w:szCs w:val="24"/>
+        </w:rPr>
+      </w:pPr>
+      <w:r>
+        <w:rPr>
+          <w:rFonts w:hint="default" w:ascii="Consolas" w:hAnsi="Consolas" w:eastAsia="Consolas" w:cs="Consolas"/>
+          <w:b w:val="0"/>
+          <w:bCs w:val="0"/>
+          <w:color w:val="3B3B3B"/>
+          <w:kern w:val="0"/>
+          <w:sz w:val="24"/>
+          <w:szCs w:val="24"/>
+          <w:shd w:val="clear" w:fill="FFFFFF"/>
+          <w:lang w:val="en-US" w:eastAsia="zh-CN" w:bidi="ar"/>
+        </w:rPr>
+        <w:t xml:space="preserve">        resp </w:t>
+      </w:r>
+      <w:r>
+        <w:rPr>
+          <w:rFonts w:hint="default" w:ascii="Consolas" w:hAnsi="Consolas" w:eastAsia="Consolas" w:cs="Consolas"/>
+          <w:b w:val="0"/>
+          <w:bCs w:val="0"/>
+          <w:color w:val="000000"/>
+          <w:kern w:val="0"/>
+          <w:sz w:val="24"/>
+          <w:szCs w:val="24"/>
+          <w:shd w:val="clear" w:fill="FFFFFF"/>
+          <w:lang w:val="en-US" w:eastAsia="zh-CN" w:bidi="ar"/>
+        </w:rPr>
+        <w:t>=</w:t>
+      </w:r>
+      <w:r>
+        <w:rPr>
+          <w:rFonts w:hint="default" w:ascii="Consolas" w:hAnsi="Consolas" w:eastAsia="Consolas" w:cs="Consolas"/>
+          <w:b w:val="0"/>
+          <w:bCs w:val="0"/>
+          <w:color w:val="3B3B3B"/>
+          <w:kern w:val="0"/>
+          <w:sz w:val="24"/>
+          <w:szCs w:val="24"/>
+          <w:shd w:val="clear" w:fill="FFFFFF"/>
+          <w:lang w:val="en-US" w:eastAsia="zh-CN" w:bidi="ar"/>
+        </w:rPr>
+        <w:t xml:space="preserve"> requests.post(url, </w:t>
+      </w:r>
+      <w:r>
+        <w:rPr>
+          <w:rFonts w:hint="default" w:ascii="Consolas" w:hAnsi="Consolas" w:eastAsia="Consolas" w:cs="Consolas"/>
+          <w:b w:val="0"/>
+          <w:bCs w:val="0"/>
+          <w:color w:val="001080"/>
+          <w:kern w:val="0"/>
+          <w:sz w:val="24"/>
+          <w:szCs w:val="24"/>
+          <w:shd w:val="clear" w:fill="FFFFFF"/>
+          <w:lang w:val="en-US" w:eastAsia="zh-CN" w:bidi="ar"/>
+        </w:rPr>
+        <w:t>headers</w:t>
+      </w:r>
+      <w:r>
+        <w:rPr>
+          <w:rFonts w:hint="default" w:ascii="Consolas" w:hAnsi="Consolas" w:eastAsia="Consolas" w:cs="Consolas"/>
+          <w:b w:val="0"/>
+          <w:bCs w:val="0"/>
+          <w:color w:val="000000"/>
+          <w:kern w:val="0"/>
+          <w:sz w:val="24"/>
+          <w:szCs w:val="24"/>
+          <w:shd w:val="clear" w:fill="FFFFFF"/>
+          <w:lang w:val="en-US" w:eastAsia="zh-CN" w:bidi="ar"/>
+        </w:rPr>
+        <w:t>=</w:t>
+      </w:r>
+      <w:r>
+        <w:rPr>
+          <w:rFonts w:hint="default" w:ascii="Consolas" w:hAnsi="Consolas" w:eastAsia="Consolas" w:cs="Consolas"/>
+          <w:b w:val="0"/>
+          <w:bCs w:val="0"/>
+          <w:color w:val="3B3B3B"/>
+          <w:kern w:val="0"/>
+          <w:sz w:val="24"/>
+          <w:szCs w:val="24"/>
+          <w:shd w:val="clear" w:fill="FFFFFF"/>
+          <w:lang w:val="en-US" w:eastAsia="zh-CN" w:bidi="ar"/>
+        </w:rPr>
+        <w:t xml:space="preserve">headers, </w:t>
+      </w:r>
+      <w:r>
+        <w:rPr>
+          <w:rFonts w:hint="default" w:ascii="Consolas" w:hAnsi="Consolas" w:eastAsia="Consolas" w:cs="Consolas"/>
+          <w:b w:val="0"/>
+          <w:bCs w:val="0"/>
+          <w:color w:val="001080"/>
+          <w:kern w:val="0"/>
+          <w:sz w:val="24"/>
+          <w:szCs w:val="24"/>
+          <w:shd w:val="clear" w:fill="FFFFFF"/>
+          <w:lang w:val="en-US" w:eastAsia="zh-CN" w:bidi="ar"/>
+        </w:rPr>
+        <w:t>files</w:t>
+      </w:r>
+      <w:r>
+        <w:rPr>
+          <w:rFonts w:hint="default" w:ascii="Consolas" w:hAnsi="Consolas" w:eastAsia="Consolas" w:cs="Consolas"/>
+          <w:b w:val="0"/>
+          <w:bCs w:val="0"/>
+          <w:color w:val="000000"/>
+          <w:kern w:val="0"/>
+          <w:sz w:val="24"/>
+          <w:szCs w:val="24"/>
+          <w:shd w:val="clear" w:fill="FFFFFF"/>
+          <w:lang w:val="en-US" w:eastAsia="zh-CN" w:bidi="ar"/>
+        </w:rPr>
+        <w:t>=</w:t>
+      </w:r>
+      <w:r>
+        <w:rPr>
+          <w:rFonts w:hint="default" w:ascii="Consolas" w:hAnsi="Consolas" w:eastAsia="Consolas" w:cs="Consolas"/>
+          <w:b w:val="0"/>
+          <w:bCs w:val="0"/>
+          <w:color w:val="3B3B3B"/>
+          <w:kern w:val="0"/>
+          <w:sz w:val="24"/>
+          <w:szCs w:val="24"/>
+          <w:shd w:val="clear" w:fill="FFFFFF"/>
+          <w:lang w:val="en-US" w:eastAsia="zh-CN" w:bidi="ar"/>
+        </w:rPr>
+        <w:t xml:space="preserve">files, </w:t>
+      </w:r>
+      <w:r>
+        <w:rPr>
+          <w:rFonts w:hint="default" w:ascii="Consolas" w:hAnsi="Consolas" w:eastAsia="Consolas" w:cs="Consolas"/>
+          <w:b w:val="0"/>
+          <w:bCs w:val="0"/>
+          <w:color w:val="001080"/>
+          <w:kern w:val="0"/>
+          <w:sz w:val="24"/>
+          <w:szCs w:val="24"/>
+          <w:shd w:val="clear" w:fill="FFFFFF"/>
+          <w:lang w:val="en-US" w:eastAsia="zh-CN" w:bidi="ar"/>
+        </w:rPr>
+        <w:t>data</w:t>
+      </w:r>
+      <w:r>
+        <w:rPr>
+          <w:rFonts w:hint="default" w:ascii="Consolas" w:hAnsi="Consolas" w:eastAsia="Consolas" w:cs="Consolas"/>
+          <w:b w:val="0"/>
+          <w:bCs w:val="0"/>
+          <w:color w:val="000000"/>
+          <w:kern w:val="0"/>
+          <w:sz w:val="24"/>
+          <w:szCs w:val="24"/>
+          <w:shd w:val="clear" w:fill="FFFFFF"/>
+          <w:lang w:val="en-US" w:eastAsia="zh-CN" w:bidi="ar"/>
+        </w:rPr>
+        <w:t>=</w:t>
+      </w:r>
+      <w:r>
+        <w:rPr>
+          <w:rFonts w:hint="default" w:ascii="Consolas" w:hAnsi="Consolas" w:eastAsia="Consolas" w:cs="Consolas"/>
+          <w:b w:val="0"/>
+          <w:bCs w:val="0"/>
+          <w:color w:val="3B3B3B"/>
+          <w:kern w:val="0"/>
+          <w:sz w:val="24"/>
+          <w:szCs w:val="24"/>
+          <w:shd w:val="clear" w:fill="FFFFFF"/>
+          <w:lang w:val="en-US" w:eastAsia="zh-CN" w:bidi="ar"/>
+        </w:rPr>
+        <w:t>data)</w:t>
+      </w:r>
+    </w:p>
+    <w:p>
+      <w:pPr>
+        <w:keepNext w:val="0"/>
+        <w:keepLines w:val="0"/>
+        <w:widowControl/>
+        <w:suppressLineNumbers w:val="0"/>
+        <w:shd w:val="clear" w:fill="FFFFFF"/>
+        <w:spacing w:line="330" w:lineRule="atLeast"/>
+        <w:jc w:val="left"/>
+        <w:rPr>
+          <w:rFonts w:hint="default" w:ascii="Consolas" w:hAnsi="Consolas" w:eastAsia="Consolas" w:cs="Consolas"/>
+          <w:b w:val="0"/>
+          <w:bCs w:val="0"/>
+          <w:color w:val="3B3B3B"/>
+          <w:sz w:val="24"/>
+          <w:szCs w:val="24"/>
+        </w:rPr>
+      </w:pPr>
+      <w:r>
+        <w:rPr>
+          <w:rFonts w:hint="default" w:ascii="Consolas" w:hAnsi="Consolas" w:eastAsia="Consolas" w:cs="Consolas"/>
+          <w:b w:val="0"/>
+          <w:bCs w:val="0"/>
+          <w:color w:val="3B3B3B"/>
+          <w:kern w:val="0"/>
+          <w:sz w:val="24"/>
+          <w:szCs w:val="24"/>
+          <w:shd w:val="clear" w:fill="FFFFFF"/>
+          <w:lang w:val="en-US" w:eastAsia="zh-CN" w:bidi="ar"/>
+        </w:rPr>
+        <w:t xml:space="preserve">    </w:t>
+      </w:r>
+    </w:p>
+    <w:p>
+      <w:pPr>
+        <w:keepNext w:val="0"/>
+        <w:keepLines w:val="0"/>
+        <w:widowControl/>
+        <w:suppressLineNumbers w:val="0"/>
+        <w:shd w:val="clear" w:fill="FFFFFF"/>
+        <w:spacing w:line="330" w:lineRule="atLeast"/>
+        <w:jc w:val="left"/>
+        <w:rPr>
+          <w:rFonts w:hint="default" w:ascii="Consolas" w:hAnsi="Consolas" w:eastAsia="Consolas" w:cs="Consolas"/>
+          <w:b w:val="0"/>
+          <w:bCs w:val="0"/>
+          <w:color w:val="3B3B3B"/>
+          <w:sz w:val="24"/>
+          <w:szCs w:val="24"/>
+        </w:rPr>
+      </w:pPr>
+      <w:r>
+        <w:rPr>
+          <w:rFonts w:hint="default" w:ascii="Consolas" w:hAnsi="Consolas" w:eastAsia="Consolas" w:cs="Consolas"/>
+          <w:b w:val="0"/>
+          <w:bCs w:val="0"/>
+          <w:color w:val="3B3B3B"/>
+          <w:kern w:val="0"/>
+          <w:sz w:val="24"/>
+          <w:szCs w:val="24"/>
+          <w:shd w:val="clear" w:fill="FFFFFF"/>
+          <w:lang w:val="en-US" w:eastAsia="zh-CN" w:bidi="ar"/>
+        </w:rPr>
+        <w:t>    resp.raise_for_status()</w:t>
+      </w:r>
+    </w:p>
+    <w:p>
+      <w:pPr>
+        <w:keepNext w:val="0"/>
+        <w:keepLines w:val="0"/>
+        <w:widowControl/>
+        <w:suppressLineNumbers w:val="0"/>
+        <w:shd w:val="clear" w:fill="FFFFFF"/>
+        <w:spacing w:line="330" w:lineRule="atLeast"/>
+        <w:jc w:val="left"/>
+        <w:rPr>
+          <w:rFonts w:hint="default" w:ascii="Consolas" w:hAnsi="Consolas" w:eastAsia="Consolas" w:cs="Consolas"/>
+          <w:b w:val="0"/>
+          <w:bCs w:val="0"/>
+          <w:color w:val="3B3B3B"/>
+          <w:sz w:val="24"/>
+          <w:szCs w:val="24"/>
+        </w:rPr>
+      </w:pPr>
+      <w:r>
+        <w:rPr>
+          <w:rFonts w:hint="default" w:ascii="Consolas" w:hAnsi="Consolas" w:eastAsia="Consolas" w:cs="Consolas"/>
+          <w:b w:val="0"/>
+          <w:bCs w:val="0"/>
+          <w:color w:val="3B3B3B"/>
+          <w:kern w:val="0"/>
+          <w:sz w:val="24"/>
+          <w:szCs w:val="24"/>
+          <w:shd w:val="clear" w:fill="FFFFFF"/>
+          <w:lang w:val="en-US" w:eastAsia="zh-CN" w:bidi="ar"/>
+        </w:rPr>
+        <w:t xml:space="preserve">    result </w:t>
+      </w:r>
+      <w:r>
+        <w:rPr>
+          <w:rFonts w:hint="default" w:ascii="Consolas" w:hAnsi="Consolas" w:eastAsia="Consolas" w:cs="Consolas"/>
+          <w:b w:val="0"/>
+          <w:bCs w:val="0"/>
+          <w:color w:val="000000"/>
+          <w:kern w:val="0"/>
+          <w:sz w:val="24"/>
+          <w:szCs w:val="24"/>
+          <w:shd w:val="clear" w:fill="FFFFFF"/>
+          <w:lang w:val="en-US" w:eastAsia="zh-CN" w:bidi="ar"/>
+        </w:rPr>
+        <w:t>=</w:t>
+      </w:r>
+      <w:r>
+        <w:rPr>
+          <w:rFonts w:hint="default" w:ascii="Consolas" w:hAnsi="Consolas" w:eastAsia="Consolas" w:cs="Consolas"/>
+          <w:b w:val="0"/>
+          <w:bCs w:val="0"/>
+          <w:color w:val="3B3B3B"/>
+          <w:kern w:val="0"/>
+          <w:sz w:val="24"/>
+          <w:szCs w:val="24"/>
+          <w:shd w:val="clear" w:fill="FFFFFF"/>
+          <w:lang w:val="en-US" w:eastAsia="zh-CN" w:bidi="ar"/>
+        </w:rPr>
+        <w:t xml:space="preserve"> resp.json()</w:t>
+      </w:r>
+    </w:p>
+    <w:p>
+      <w:pPr>
+        <w:keepNext w:val="0"/>
+        <w:keepLines w:val="0"/>
+        <w:widowControl/>
+        <w:suppressLineNumbers w:val="0"/>
+        <w:shd w:val="clear" w:fill="FFFFFF"/>
+        <w:spacing w:line="330" w:lineRule="atLeast"/>
+        <w:jc w:val="left"/>
+        <w:rPr>
+          <w:rFonts w:hint="default" w:ascii="Consolas" w:hAnsi="Consolas" w:eastAsia="Consolas" w:cs="Consolas"/>
+          <w:b w:val="0"/>
+          <w:bCs w:val="0"/>
+          <w:color w:val="3B3B3B"/>
+          <w:sz w:val="24"/>
+          <w:szCs w:val="24"/>
+        </w:rPr>
+      </w:pPr>
+      <w:r>
+        <w:rPr>
+          <w:rFonts w:hint="default" w:ascii="Consolas" w:hAnsi="Consolas" w:eastAsia="Consolas" w:cs="Consolas"/>
+          <w:b w:val="0"/>
+          <w:bCs w:val="0"/>
+          <w:color w:val="3B3B3B"/>
+          <w:kern w:val="0"/>
+          <w:sz w:val="24"/>
+          <w:szCs w:val="24"/>
+          <w:shd w:val="clear" w:fill="FFFFFF"/>
+          <w:lang w:val="en-US" w:eastAsia="zh-CN" w:bidi="ar"/>
+        </w:rPr>
+        <w:t xml:space="preserve">    </w:t>
+      </w:r>
+      <w:r>
+        <w:rPr>
+          <w:rFonts w:hint="default" w:ascii="Consolas" w:hAnsi="Consolas" w:eastAsia="Consolas" w:cs="Consolas"/>
+          <w:b w:val="0"/>
+          <w:bCs w:val="0"/>
+          <w:color w:val="AF00DB"/>
+          <w:kern w:val="0"/>
+          <w:sz w:val="24"/>
+          <w:szCs w:val="24"/>
+          <w:shd w:val="clear" w:fill="FFFFFF"/>
+          <w:lang w:val="en-US" w:eastAsia="zh-CN" w:bidi="ar"/>
+        </w:rPr>
+        <w:t>if</w:t>
+      </w:r>
+      <w:r>
+        <w:rPr>
+          <w:rFonts w:hint="default" w:ascii="Consolas" w:hAnsi="Consolas" w:eastAsia="Consolas" w:cs="Consolas"/>
+          <w:b w:val="0"/>
+          <w:bCs w:val="0"/>
+          <w:color w:val="3B3B3B"/>
+          <w:kern w:val="0"/>
+          <w:sz w:val="24"/>
+          <w:szCs w:val="24"/>
+          <w:shd w:val="clear" w:fill="FFFFFF"/>
+          <w:lang w:val="en-US" w:eastAsia="zh-CN" w:bidi="ar"/>
+        </w:rPr>
+        <w:t xml:space="preserve"> result.get(</w:t>
+      </w:r>
+      <w:r>
+        <w:rPr>
+          <w:rFonts w:hint="default" w:ascii="Consolas" w:hAnsi="Consolas" w:eastAsia="Consolas" w:cs="Consolas"/>
+          <w:b w:val="0"/>
+          <w:bCs w:val="0"/>
+          <w:color w:val="A31515"/>
+          <w:kern w:val="0"/>
+          <w:sz w:val="24"/>
+          <w:szCs w:val="24"/>
+          <w:shd w:val="clear" w:fill="FFFFFF"/>
+          <w:lang w:val="en-US" w:eastAsia="zh-CN" w:bidi="ar"/>
+        </w:rPr>
+        <w:t>"code"</w:t>
+      </w:r>
+      <w:r>
+        <w:rPr>
+          <w:rFonts w:hint="default" w:ascii="Consolas" w:hAnsi="Consolas" w:eastAsia="Consolas" w:cs="Consolas"/>
+          <w:b w:val="0"/>
+          <w:bCs w:val="0"/>
+          <w:color w:val="3B3B3B"/>
+          <w:kern w:val="0"/>
+          <w:sz w:val="24"/>
+          <w:szCs w:val="24"/>
+          <w:shd w:val="clear" w:fill="FFFFFF"/>
+          <w:lang w:val="en-US" w:eastAsia="zh-CN" w:bidi="ar"/>
+        </w:rPr>
+        <w:t xml:space="preserve">) </w:t>
+      </w:r>
+      <w:r>
+        <w:rPr>
+          <w:rFonts w:hint="default" w:ascii="Consolas" w:hAnsi="Consolas" w:eastAsia="Consolas" w:cs="Consolas"/>
+          <w:b w:val="0"/>
+          <w:bCs w:val="0"/>
+          <w:color w:val="000000"/>
+          <w:kern w:val="0"/>
+          <w:sz w:val="24"/>
+          <w:szCs w:val="24"/>
+          <w:shd w:val="clear" w:fill="FFFFFF"/>
+          <w:lang w:val="en-US" w:eastAsia="zh-CN" w:bidi="ar"/>
+        </w:rPr>
+        <w:t>!=</w:t>
+      </w:r>
+      <w:r>
+        <w:rPr>
+          <w:rFonts w:hint="default" w:ascii="Consolas" w:hAnsi="Consolas" w:eastAsia="Consolas" w:cs="Consolas"/>
+          <w:b w:val="0"/>
+          <w:bCs w:val="0"/>
+          <w:color w:val="3B3B3B"/>
+          <w:kern w:val="0"/>
+          <w:sz w:val="24"/>
+          <w:szCs w:val="24"/>
+          <w:shd w:val="clear" w:fill="FFFFFF"/>
+          <w:lang w:val="en-US" w:eastAsia="zh-CN" w:bidi="ar"/>
+        </w:rPr>
+        <w:t xml:space="preserve"> </w:t>
+      </w:r>
+      <w:r>
+        <w:rPr>
+          <w:rFonts w:hint="default" w:ascii="Consolas" w:hAnsi="Consolas" w:eastAsia="Consolas" w:cs="Consolas"/>
+          <w:b w:val="0"/>
+          <w:bCs w:val="0"/>
+          <w:color w:val="098658"/>
+          <w:kern w:val="0"/>
+          <w:sz w:val="24"/>
+          <w:szCs w:val="24"/>
+          <w:shd w:val="clear" w:fill="FFFFFF"/>
+          <w:lang w:val="en-US" w:eastAsia="zh-CN" w:bidi="ar"/>
+        </w:rPr>
+        <w:t>0</w:t>
+      </w:r>
+      <w:r>
+        <w:rPr>
+          <w:rFonts w:hint="default" w:ascii="Consolas" w:hAnsi="Consolas" w:eastAsia="Consolas" w:cs="Consolas"/>
+          <w:b w:val="0"/>
+          <w:bCs w:val="0"/>
+          <w:color w:val="3B3B3B"/>
+          <w:kern w:val="0"/>
+          <w:sz w:val="24"/>
+          <w:szCs w:val="24"/>
+          <w:shd w:val="clear" w:fill="FFFFFF"/>
+          <w:lang w:val="en-US" w:eastAsia="zh-CN" w:bidi="ar"/>
+        </w:rPr>
+        <w:t>:</w:t>
+      </w:r>
+    </w:p>
+    <w:p>
+      <w:pPr>
+        <w:keepNext w:val="0"/>
+        <w:keepLines w:val="0"/>
+        <w:widowControl/>
+        <w:suppressLineNumbers w:val="0"/>
+        <w:shd w:val="clear" w:fill="FFFFFF"/>
+        <w:spacing w:line="330" w:lineRule="atLeast"/>
+        <w:jc w:val="left"/>
+        <w:rPr>
+          <w:rFonts w:hint="default" w:ascii="Consolas" w:hAnsi="Consolas" w:eastAsia="Consolas" w:cs="Consolas"/>
+          <w:b w:val="0"/>
+          <w:bCs w:val="0"/>
+          <w:color w:val="3B3B3B"/>
+          <w:sz w:val="24"/>
+          <w:szCs w:val="24"/>
+        </w:rPr>
+      </w:pPr>
+      <w:r>
+        <w:rPr>
+          <w:rFonts w:hint="default" w:ascii="Consolas" w:hAnsi="Consolas" w:eastAsia="Consolas" w:cs="Consolas"/>
+          <w:b w:val="0"/>
+          <w:bCs w:val="0"/>
+          <w:color w:val="3B3B3B"/>
+          <w:kern w:val="0"/>
+          <w:sz w:val="24"/>
+          <w:szCs w:val="24"/>
+          <w:shd w:val="clear" w:fill="FFFFFF"/>
+          <w:lang w:val="en-US" w:eastAsia="zh-CN" w:bidi="ar"/>
+        </w:rPr>
+        <w:t xml:space="preserve">        </w:t>
+      </w:r>
+      <w:r>
+        <w:rPr>
+          <w:rFonts w:hint="default" w:ascii="Consolas" w:hAnsi="Consolas" w:eastAsia="Consolas" w:cs="Consolas"/>
+          <w:b w:val="0"/>
+          <w:bCs w:val="0"/>
+          <w:color w:val="AF00DB"/>
+          <w:kern w:val="0"/>
+          <w:sz w:val="24"/>
+          <w:szCs w:val="24"/>
+          <w:shd w:val="clear" w:fill="FFFFFF"/>
+          <w:lang w:val="en-US" w:eastAsia="zh-CN" w:bidi="ar"/>
+        </w:rPr>
+        <w:t>raise</w:t>
+      </w:r>
+      <w:r>
+        <w:rPr>
+          <w:rFonts w:hint="default" w:ascii="Consolas" w:hAnsi="Consolas" w:eastAsia="Consolas" w:cs="Consolas"/>
+          <w:b w:val="0"/>
+          <w:bCs w:val="0"/>
+          <w:color w:val="3B3B3B"/>
+          <w:kern w:val="0"/>
+          <w:sz w:val="24"/>
+          <w:szCs w:val="24"/>
+          <w:shd w:val="clear" w:fill="FFFFFF"/>
+          <w:lang w:val="en-US" w:eastAsia="zh-CN" w:bidi="ar"/>
+        </w:rPr>
+        <w:t xml:space="preserve"> </w:t>
+      </w:r>
+      <w:r>
+        <w:rPr>
+          <w:rFonts w:hint="default" w:ascii="Consolas" w:hAnsi="Consolas" w:eastAsia="Consolas" w:cs="Consolas"/>
+          <w:b w:val="0"/>
+          <w:bCs w:val="0"/>
+          <w:color w:val="267F99"/>
+          <w:kern w:val="0"/>
+          <w:sz w:val="24"/>
+          <w:szCs w:val="24"/>
+          <w:shd w:val="clear" w:fill="FFFFFF"/>
+          <w:lang w:val="en-US" w:eastAsia="zh-CN" w:bidi="ar"/>
+        </w:rPr>
+        <w:t>Exception</w:t>
+      </w:r>
+      <w:r>
+        <w:rPr>
+          <w:rFonts w:hint="default" w:ascii="Consolas" w:hAnsi="Consolas" w:eastAsia="Consolas" w:cs="Consolas"/>
+          <w:b w:val="0"/>
+          <w:bCs w:val="0"/>
+          <w:color w:val="3B3B3B"/>
+          <w:kern w:val="0"/>
+          <w:sz w:val="24"/>
+          <w:szCs w:val="24"/>
+          <w:shd w:val="clear" w:fill="FFFFFF"/>
+          <w:lang w:val="en-US" w:eastAsia="zh-CN" w:bidi="ar"/>
+        </w:rPr>
+        <w:t>(</w:t>
+      </w:r>
+      <w:r>
+        <w:rPr>
+          <w:rFonts w:hint="default" w:ascii="Consolas" w:hAnsi="Consolas" w:eastAsia="Consolas" w:cs="Consolas"/>
+          <w:b w:val="0"/>
+          <w:bCs w:val="0"/>
+          <w:color w:val="0000FF"/>
+          <w:kern w:val="0"/>
+          <w:sz w:val="24"/>
+          <w:szCs w:val="24"/>
+          <w:shd w:val="clear" w:fill="FFFFFF"/>
+          <w:lang w:val="en-US" w:eastAsia="zh-CN" w:bidi="ar"/>
+        </w:rPr>
+        <w:t>f</w:t>
+      </w:r>
+      <w:r>
+        <w:rPr>
+          <w:rFonts w:hint="default" w:ascii="Consolas" w:hAnsi="Consolas" w:eastAsia="Consolas" w:cs="Consolas"/>
+          <w:b w:val="0"/>
+          <w:bCs w:val="0"/>
+          <w:color w:val="A31515"/>
+          <w:kern w:val="0"/>
+          <w:sz w:val="24"/>
+          <w:szCs w:val="24"/>
+          <w:shd w:val="clear" w:fill="FFFFFF"/>
+          <w:lang w:val="en-US" w:eastAsia="zh-CN" w:bidi="ar"/>
+        </w:rPr>
+        <w:t xml:space="preserve">"上传失败: </w:t>
+      </w:r>
+      <w:r>
+        <w:rPr>
+          <w:rFonts w:hint="default" w:ascii="Consolas" w:hAnsi="Consolas" w:eastAsia="Consolas" w:cs="Consolas"/>
+          <w:b w:val="0"/>
+          <w:bCs w:val="0"/>
+          <w:color w:val="0000FF"/>
+          <w:kern w:val="0"/>
+          <w:sz w:val="24"/>
+          <w:szCs w:val="24"/>
+          <w:shd w:val="clear" w:fill="FFFFFF"/>
+          <w:lang w:val="en-US" w:eastAsia="zh-CN" w:bidi="ar"/>
+        </w:rPr>
+        <w:t>{</w:t>
+      </w:r>
+      <w:r>
+        <w:rPr>
+          <w:rFonts w:hint="default" w:ascii="Consolas" w:hAnsi="Consolas" w:eastAsia="Consolas" w:cs="Consolas"/>
+          <w:b w:val="0"/>
+          <w:bCs w:val="0"/>
+          <w:color w:val="3B3B3B"/>
+          <w:kern w:val="0"/>
+          <w:sz w:val="24"/>
+          <w:szCs w:val="24"/>
+          <w:shd w:val="clear" w:fill="FFFFFF"/>
+          <w:lang w:val="en-US" w:eastAsia="zh-CN" w:bidi="ar"/>
+        </w:rPr>
+        <w:t>result</w:t>
+      </w:r>
+      <w:r>
+        <w:rPr>
+          <w:rFonts w:hint="default" w:ascii="Consolas" w:hAnsi="Consolas" w:eastAsia="Consolas" w:cs="Consolas"/>
+          <w:b w:val="0"/>
+          <w:bCs w:val="0"/>
+          <w:color w:val="0000FF"/>
+          <w:kern w:val="0"/>
+          <w:sz w:val="24"/>
+          <w:szCs w:val="24"/>
+          <w:shd w:val="clear" w:fill="FFFFFF"/>
+          <w:lang w:val="en-US" w:eastAsia="zh-CN" w:bidi="ar"/>
+        </w:rPr>
+        <w:t>}</w:t>
+      </w:r>
+      <w:r>
+        <w:rPr>
+          <w:rFonts w:hint="default" w:ascii="Consolas" w:hAnsi="Consolas" w:eastAsia="Consolas" w:cs="Consolas"/>
+          <w:b w:val="0"/>
+          <w:bCs w:val="0"/>
+          <w:color w:val="A31515"/>
+          <w:kern w:val="0"/>
+          <w:sz w:val="24"/>
+          <w:szCs w:val="24"/>
+          <w:shd w:val="clear" w:fill="FFFFFF"/>
+          <w:lang w:val="en-US" w:eastAsia="zh-CN" w:bidi="ar"/>
+        </w:rPr>
+        <w:t>"</w:t>
+      </w:r>
+      <w:r>
+        <w:rPr>
+          <w:rFonts w:hint="default" w:ascii="Consolas" w:hAnsi="Consolas" w:eastAsia="Consolas" w:cs="Consolas"/>
+          <w:b w:val="0"/>
+          <w:bCs w:val="0"/>
+          <w:color w:val="3B3B3B"/>
+          <w:kern w:val="0"/>
+          <w:sz w:val="24"/>
+          <w:szCs w:val="24"/>
+          <w:shd w:val="clear" w:fill="FFFFFF"/>
+          <w:lang w:val="en-US" w:eastAsia="zh-CN" w:bidi="ar"/>
+        </w:rPr>
+        <w:t>)</w:t>
+      </w:r>
+    </w:p>
+    <w:p>
+      <w:pPr>
+        <w:keepNext w:val="0"/>
+        <w:keepLines w:val="0"/>
+        <w:widowControl/>
+        <w:suppressLineNumbers w:val="0"/>
+        <w:shd w:val="clear" w:fill="FFFFFF"/>
+        <w:spacing w:line="330" w:lineRule="atLeast"/>
+        <w:jc w:val="left"/>
+        <w:rPr>
+          <w:rFonts w:hint="default" w:ascii="Consolas" w:hAnsi="Consolas" w:eastAsia="Consolas" w:cs="Consolas"/>
+          <w:b w:val="0"/>
+          <w:bCs w:val="0"/>
+          <w:color w:val="3B3B3B"/>
+          <w:sz w:val="24"/>
+          <w:szCs w:val="24"/>
+        </w:rPr>
+      </w:pPr>
+      <w:r>
+        <w:rPr>
+          <w:rFonts w:hint="default" w:ascii="Consolas" w:hAnsi="Consolas" w:eastAsia="Consolas" w:cs="Consolas"/>
+          <w:b w:val="0"/>
+          <w:bCs w:val="0"/>
+          <w:color w:val="3B3B3B"/>
+          <w:kern w:val="0"/>
+          <w:sz w:val="24"/>
+          <w:szCs w:val="24"/>
+          <w:shd w:val="clear" w:fill="FFFFFF"/>
+          <w:lang w:val="en-US" w:eastAsia="zh-CN" w:bidi="ar"/>
+        </w:rPr>
+        <w:t xml:space="preserve">    </w:t>
+      </w:r>
+      <w:r>
+        <w:rPr>
+          <w:rFonts w:hint="default" w:ascii="Consolas" w:hAnsi="Consolas" w:eastAsia="Consolas" w:cs="Consolas"/>
+          <w:b w:val="0"/>
+          <w:bCs w:val="0"/>
+          <w:color w:val="795E26"/>
+          <w:kern w:val="0"/>
+          <w:sz w:val="24"/>
+          <w:szCs w:val="24"/>
+          <w:shd w:val="clear" w:fill="FFFFFF"/>
+          <w:lang w:val="en-US" w:eastAsia="zh-CN" w:bidi="ar"/>
+        </w:rPr>
+        <w:t>print</w:t>
+      </w:r>
+      <w:r>
+        <w:rPr>
+          <w:rFonts w:hint="default" w:ascii="Consolas" w:hAnsi="Consolas" w:eastAsia="Consolas" w:cs="Consolas"/>
+          <w:b w:val="0"/>
+          <w:bCs w:val="0"/>
+          <w:color w:val="3B3B3B"/>
+          <w:kern w:val="0"/>
+          <w:sz w:val="24"/>
+          <w:szCs w:val="24"/>
+          <w:shd w:val="clear" w:fill="FFFFFF"/>
+          <w:lang w:val="en-US" w:eastAsia="zh-CN" w:bidi="ar"/>
+        </w:rPr>
+        <w:t>(</w:t>
+      </w:r>
+      <w:r>
+        <w:rPr>
+          <w:rFonts w:hint="default" w:ascii="Consolas" w:hAnsi="Consolas" w:eastAsia="Consolas" w:cs="Consolas"/>
+          <w:b w:val="0"/>
+          <w:bCs w:val="0"/>
+          <w:color w:val="0000FF"/>
+          <w:kern w:val="0"/>
+          <w:sz w:val="24"/>
+          <w:szCs w:val="24"/>
+          <w:shd w:val="clear" w:fill="FFFFFF"/>
+          <w:lang w:val="en-US" w:eastAsia="zh-CN" w:bidi="ar"/>
+        </w:rPr>
+        <w:t>f</w:t>
+      </w:r>
+      <w:r>
+        <w:rPr>
+          <w:rFonts w:hint="default" w:ascii="Consolas" w:hAnsi="Consolas" w:eastAsia="Consolas" w:cs="Consolas"/>
+          <w:b w:val="0"/>
+          <w:bCs w:val="0"/>
+          <w:color w:val="A31515"/>
+          <w:kern w:val="0"/>
+          <w:sz w:val="24"/>
+          <w:szCs w:val="24"/>
+          <w:shd w:val="clear" w:fill="FFFFFF"/>
+          <w:lang w:val="en-US" w:eastAsia="zh-CN" w:bidi="ar"/>
+        </w:rPr>
+        <w:t xml:space="preserve">"上传成功，文件 token: </w:t>
+      </w:r>
+      <w:r>
+        <w:rPr>
+          <w:rFonts w:hint="default" w:ascii="Consolas" w:hAnsi="Consolas" w:eastAsia="Consolas" w:cs="Consolas"/>
+          <w:b w:val="0"/>
+          <w:bCs w:val="0"/>
+          <w:color w:val="0000FF"/>
+          <w:kern w:val="0"/>
+          <w:sz w:val="24"/>
+          <w:szCs w:val="24"/>
+          <w:shd w:val="clear" w:fill="FFFFFF"/>
+          <w:lang w:val="en-US" w:eastAsia="zh-CN" w:bidi="ar"/>
+        </w:rPr>
+        <w:t>{</w:t>
+      </w:r>
+      <w:r>
+        <w:rPr>
+          <w:rFonts w:hint="default" w:ascii="Consolas" w:hAnsi="Consolas" w:eastAsia="Consolas" w:cs="Consolas"/>
+          <w:b w:val="0"/>
+          <w:bCs w:val="0"/>
+          <w:color w:val="3B3B3B"/>
+          <w:kern w:val="0"/>
+          <w:sz w:val="24"/>
+          <w:szCs w:val="24"/>
+          <w:shd w:val="clear" w:fill="FFFFFF"/>
+          <w:lang w:val="en-US" w:eastAsia="zh-CN" w:bidi="ar"/>
+        </w:rPr>
+        <w:t>result[</w:t>
+      </w:r>
+      <w:r>
+        <w:rPr>
+          <w:rFonts w:hint="default" w:ascii="Consolas" w:hAnsi="Consolas" w:eastAsia="Consolas" w:cs="Consolas"/>
+          <w:b w:val="0"/>
+          <w:bCs w:val="0"/>
+          <w:color w:val="A31515"/>
+          <w:kern w:val="0"/>
+          <w:sz w:val="24"/>
+          <w:szCs w:val="24"/>
+          <w:shd w:val="clear" w:fill="FFFFFF"/>
+          <w:lang w:val="en-US" w:eastAsia="zh-CN" w:bidi="ar"/>
+        </w:rPr>
+        <w:t>'data'</w:t>
+      </w:r>
+      <w:r>
+        <w:rPr>
+          <w:rFonts w:hint="default" w:ascii="Consolas" w:hAnsi="Consolas" w:eastAsia="Consolas" w:cs="Consolas"/>
+          <w:b w:val="0"/>
+          <w:bCs w:val="0"/>
+          <w:color w:val="3B3B3B"/>
+          <w:kern w:val="0"/>
+          <w:sz w:val="24"/>
+          <w:szCs w:val="24"/>
+          <w:shd w:val="clear" w:fill="FFFFFF"/>
+          <w:lang w:val="en-US" w:eastAsia="zh-CN" w:bidi="ar"/>
+        </w:rPr>
+        <w:t>][</w:t>
+      </w:r>
+      <w:r>
+        <w:rPr>
+          <w:rFonts w:hint="default" w:ascii="Consolas" w:hAnsi="Consolas" w:eastAsia="Consolas" w:cs="Consolas"/>
+          <w:b w:val="0"/>
+          <w:bCs w:val="0"/>
+          <w:color w:val="A31515"/>
+          <w:kern w:val="0"/>
+          <w:sz w:val="24"/>
+          <w:szCs w:val="24"/>
+          <w:shd w:val="clear" w:fill="FFFFFF"/>
+          <w:lang w:val="en-US" w:eastAsia="zh-CN" w:bidi="ar"/>
+        </w:rPr>
+        <w:t>'file_token'</w:t>
+      </w:r>
+      <w:r>
+        <w:rPr>
+          <w:rFonts w:hint="default" w:ascii="Consolas" w:hAnsi="Consolas" w:eastAsia="Consolas" w:cs="Consolas"/>
+          <w:b w:val="0"/>
+          <w:bCs w:val="0"/>
+          <w:color w:val="3B3B3B"/>
+          <w:kern w:val="0"/>
+          <w:sz w:val="24"/>
+          <w:szCs w:val="24"/>
+          <w:shd w:val="clear" w:fill="FFFFFF"/>
+          <w:lang w:val="en-US" w:eastAsia="zh-CN" w:bidi="ar"/>
+        </w:rPr>
+        <w:t>]</w:t>
+      </w:r>
+      <w:r>
+        <w:rPr>
+          <w:rFonts w:hint="default" w:ascii="Consolas" w:hAnsi="Consolas" w:eastAsia="Consolas" w:cs="Consolas"/>
+          <w:b w:val="0"/>
+          <w:bCs w:val="0"/>
+          <w:color w:val="0000FF"/>
+          <w:kern w:val="0"/>
+          <w:sz w:val="24"/>
+          <w:szCs w:val="24"/>
+          <w:shd w:val="clear" w:fill="FFFFFF"/>
+          <w:lang w:val="en-US" w:eastAsia="zh-CN" w:bidi="ar"/>
+        </w:rPr>
+        <w:t>}</w:t>
+      </w:r>
+      <w:r>
+        <w:rPr>
+          <w:rFonts w:hint="default" w:ascii="Consolas" w:hAnsi="Consolas" w:eastAsia="Consolas" w:cs="Consolas"/>
+          <w:b w:val="0"/>
+          <w:bCs w:val="0"/>
+          <w:color w:val="A31515"/>
+          <w:kern w:val="0"/>
+          <w:sz w:val="24"/>
+          <w:szCs w:val="24"/>
+          <w:shd w:val="clear" w:fill="FFFFFF"/>
+          <w:lang w:val="en-US" w:eastAsia="zh-CN" w:bidi="ar"/>
+        </w:rPr>
+        <w:t>"</w:t>
+      </w:r>
+      <w:r>
+        <w:rPr>
+          <w:rFonts w:hint="default" w:ascii="Consolas" w:hAnsi="Consolas" w:eastAsia="Consolas" w:cs="Consolas"/>
+          <w:b w:val="0"/>
+          <w:bCs w:val="0"/>
+          <w:color w:val="3B3B3B"/>
+          <w:kern w:val="0"/>
+          <w:sz w:val="24"/>
+          <w:szCs w:val="24"/>
+          <w:shd w:val="clear" w:fill="FFFFFF"/>
+          <w:lang w:val="en-US" w:eastAsia="zh-CN" w:bidi="ar"/>
+        </w:rPr>
+        <w:t>)</w:t>
+      </w:r>
+    </w:p>
+    <w:p>
+      <w:pPr>
+        <w:keepNext w:val="0"/>
+        <w:keepLines w:val="0"/>
+        <w:widowControl/>
+        <w:suppressLineNumbers w:val="0"/>
+        <w:shd w:val="clear" w:fill="FFFFFF"/>
+        <w:spacing w:line="330" w:lineRule="atLeast"/>
+        <w:jc w:val="left"/>
+        <w:rPr>
+          <w:rFonts w:hint="default" w:ascii="Consolas" w:hAnsi="Consolas" w:eastAsia="Consolas" w:cs="Consolas"/>
+          <w:b w:val="0"/>
+          <w:bCs w:val="0"/>
+          <w:color w:val="3B3B3B"/>
+          <w:sz w:val="24"/>
+          <w:szCs w:val="24"/>
+        </w:rPr>
+      </w:pPr>
+      <w:r>
+        <w:rPr>
+          <w:rFonts w:hint="default" w:ascii="Consolas" w:hAnsi="Consolas" w:eastAsia="Consolas" w:cs="Consolas"/>
+          <w:b w:val="0"/>
+          <w:bCs w:val="0"/>
+          <w:color w:val="3B3B3B"/>
+          <w:kern w:val="0"/>
+          <w:sz w:val="24"/>
+          <w:szCs w:val="24"/>
+          <w:shd w:val="clear" w:fill="FFFFFF"/>
+          <w:lang w:val="en-US" w:eastAsia="zh-CN" w:bidi="ar"/>
+        </w:rPr>
+        <w:t xml:space="preserve">    </w:t>
+      </w:r>
+      <w:r>
+        <w:rPr>
+          <w:rFonts w:hint="default" w:ascii="Consolas" w:hAnsi="Consolas" w:eastAsia="Consolas" w:cs="Consolas"/>
+          <w:b w:val="0"/>
+          <w:bCs w:val="0"/>
+          <w:color w:val="AF00DB"/>
+          <w:kern w:val="0"/>
+          <w:sz w:val="24"/>
+          <w:szCs w:val="24"/>
+          <w:shd w:val="clear" w:fill="FFFFFF"/>
+          <w:lang w:val="en-US" w:eastAsia="zh-CN" w:bidi="ar"/>
+        </w:rPr>
+        <w:t>return</w:t>
+      </w:r>
+      <w:r>
+        <w:rPr>
+          <w:rFonts w:hint="default" w:ascii="Consolas" w:hAnsi="Consolas" w:eastAsia="Consolas" w:cs="Consolas"/>
+          <w:b w:val="0"/>
+          <w:bCs w:val="0"/>
+          <w:color w:val="3B3B3B"/>
+          <w:kern w:val="0"/>
+          <w:sz w:val="24"/>
+          <w:szCs w:val="24"/>
+          <w:shd w:val="clear" w:fill="FFFFFF"/>
+          <w:lang w:val="en-US" w:eastAsia="zh-CN" w:bidi="ar"/>
+        </w:rPr>
+        <w:t xml:space="preserve"> result[</w:t>
+      </w:r>
+      <w:r>
+        <w:rPr>
+          <w:rFonts w:hint="default" w:ascii="Consolas" w:hAnsi="Consolas" w:eastAsia="Consolas" w:cs="Consolas"/>
+          <w:b w:val="0"/>
+          <w:bCs w:val="0"/>
+          <w:color w:val="A31515"/>
+          <w:kern w:val="0"/>
+          <w:sz w:val="24"/>
+          <w:szCs w:val="24"/>
+          <w:shd w:val="clear" w:fill="FFFFFF"/>
+          <w:lang w:val="en-US" w:eastAsia="zh-CN" w:bidi="ar"/>
+        </w:rPr>
+        <w:t>'data'</w:t>
+      </w:r>
+      <w:r>
+        <w:rPr>
+          <w:rFonts w:hint="default" w:ascii="Consolas" w:hAnsi="Consolas" w:eastAsia="Consolas" w:cs="Consolas"/>
+          <w:b w:val="0"/>
+          <w:bCs w:val="0"/>
+          <w:color w:val="3B3B3B"/>
+          <w:kern w:val="0"/>
+          <w:sz w:val="24"/>
+          <w:szCs w:val="24"/>
+          <w:shd w:val="clear" w:fill="FFFFFF"/>
+          <w:lang w:val="en-US" w:eastAsia="zh-CN" w:bidi="ar"/>
+        </w:rPr>
+        <w:t>][</w:t>
+      </w:r>
+      <w:r>
+        <w:rPr>
+          <w:rFonts w:hint="default" w:ascii="Consolas" w:hAnsi="Consolas" w:eastAsia="Consolas" w:cs="Consolas"/>
+          <w:b w:val="0"/>
+          <w:bCs w:val="0"/>
+          <w:color w:val="A31515"/>
+          <w:kern w:val="0"/>
+          <w:sz w:val="24"/>
+          <w:szCs w:val="24"/>
+          <w:shd w:val="clear" w:fill="FFFFFF"/>
+          <w:lang w:val="en-US" w:eastAsia="zh-CN" w:bidi="ar"/>
+        </w:rPr>
+        <w:t>'file_token'</w:t>
+      </w:r>
+      <w:r>
+        <w:rPr>
+          <w:rFonts w:hint="default" w:ascii="Consolas" w:hAnsi="Consolas" w:eastAsia="Consolas" w:cs="Consolas"/>
+          <w:b w:val="0"/>
+          <w:bCs w:val="0"/>
+          <w:color w:val="3B3B3B"/>
+          <w:kern w:val="0"/>
+          <w:sz w:val="24"/>
+          <w:szCs w:val="24"/>
+          <w:shd w:val="clear" w:fill="FFFFFF"/>
+          <w:lang w:val="en-US" w:eastAsia="zh-CN" w:bidi="ar"/>
+        </w:rPr>
+        <w:t>]</w:t>
+      </w:r>
+    </w:p>
+    <w:p>
+      <w:pPr>
+        <w:keepNext w:val="0"/>
+        <w:keepLines w:val="0"/>
+        <w:widowControl/>
+        <w:suppressLineNumbers w:val="0"/>
+        <w:jc w:val="left"/>
+      </w:pPr>
+    </w:p>
+    <w:p>
+      <w:pPr>
+        <w:keepNext w:val="0"/>
+        <w:keepLines w:val="0"/>
+        <w:widowControl/>
+        <w:suppressLineNumbers w:val="0"/>
+        <w:shd w:val="clear" w:fill="FFFFFF"/>
+        <w:spacing w:line="330" w:lineRule="atLeast"/>
+        <w:jc w:val="left"/>
+        <w:rPr>
+          <w:rFonts w:hint="default" w:ascii="Consolas" w:hAnsi="Consolas" w:eastAsia="Consolas" w:cs="Consolas"/>
+          <w:b w:val="0"/>
+          <w:bCs w:val="0"/>
+          <w:color w:val="3B3B3B"/>
+          <w:sz w:val="24"/>
+          <w:szCs w:val="24"/>
+        </w:rPr>
+      </w:pPr>
+      <w:r>
+        <w:rPr>
+          <w:rFonts w:hint="default" w:ascii="Consolas" w:hAnsi="Consolas" w:eastAsia="Consolas" w:cs="Consolas"/>
+          <w:b w:val="0"/>
+          <w:bCs w:val="0"/>
+          <w:color w:val="008000"/>
+          <w:kern w:val="0"/>
+          <w:sz w:val="24"/>
+          <w:szCs w:val="24"/>
+          <w:shd w:val="clear" w:fill="FFFFFF"/>
+          <w:lang w:val="en-US" w:eastAsia="zh-CN" w:bidi="ar"/>
+        </w:rPr>
+        <w:t># 主程序</w:t>
+      </w:r>
+    </w:p>
+    <w:p>
+      <w:pPr>
+        <w:keepNext w:val="0"/>
+        <w:keepLines w:val="0"/>
+        <w:widowControl/>
+        <w:suppressLineNumbers w:val="0"/>
+        <w:shd w:val="clear" w:fill="FFFFFF"/>
+        <w:spacing w:line="330" w:lineRule="atLeast"/>
+        <w:jc w:val="left"/>
+        <w:rPr>
+          <w:rFonts w:hint="default" w:ascii="Consolas" w:hAnsi="Consolas" w:eastAsia="Consolas" w:cs="Consolas"/>
+          <w:b w:val="0"/>
+          <w:bCs w:val="0"/>
+          <w:color w:val="3B3B3B"/>
+          <w:sz w:val="24"/>
+          <w:szCs w:val="24"/>
+        </w:rPr>
+      </w:pPr>
+      <w:r>
+        <w:rPr>
+          <w:rFonts w:hint="default" w:ascii="Consolas" w:hAnsi="Consolas" w:eastAsia="Consolas" w:cs="Consolas"/>
+          <w:b w:val="0"/>
+          <w:bCs w:val="0"/>
+          <w:color w:val="AF00DB"/>
+          <w:kern w:val="0"/>
+          <w:sz w:val="24"/>
+          <w:szCs w:val="24"/>
+          <w:shd w:val="clear" w:fill="FFFFFF"/>
+          <w:lang w:val="en-US" w:eastAsia="zh-CN" w:bidi="ar"/>
+        </w:rPr>
+        <w:t>if</w:t>
+      </w:r>
+      <w:r>
+        <w:rPr>
+          <w:rFonts w:hint="default" w:ascii="Consolas" w:hAnsi="Consolas" w:eastAsia="Consolas" w:cs="Consolas"/>
+          <w:b w:val="0"/>
+          <w:bCs w:val="0"/>
+          <w:color w:val="3B3B3B"/>
+          <w:kern w:val="0"/>
+          <w:sz w:val="24"/>
+          <w:szCs w:val="24"/>
+          <w:shd w:val="clear" w:fill="FFFFFF"/>
+          <w:lang w:val="en-US" w:eastAsia="zh-CN" w:bidi="ar"/>
+        </w:rPr>
+        <w:t xml:space="preserve"> </w:t>
+      </w:r>
+      <w:r>
+        <w:rPr>
+          <w:rFonts w:hint="default" w:ascii="Consolas" w:hAnsi="Consolas" w:eastAsia="Consolas" w:cs="Consolas"/>
+          <w:b w:val="0"/>
+          <w:bCs w:val="0"/>
+          <w:color w:val="001080"/>
+          <w:kern w:val="0"/>
+          <w:sz w:val="24"/>
+          <w:szCs w:val="24"/>
+          <w:shd w:val="clear" w:fill="FFFFFF"/>
+          <w:lang w:val="en-US" w:eastAsia="zh-CN" w:bidi="ar"/>
+        </w:rPr>
+        <w:t>__name__</w:t>
+      </w:r>
+      <w:r>
+        <w:rPr>
+          <w:rFonts w:hint="default" w:ascii="Consolas" w:hAnsi="Consolas" w:eastAsia="Consolas" w:cs="Consolas"/>
+          <w:b w:val="0"/>
+          <w:bCs w:val="0"/>
+          <w:color w:val="3B3B3B"/>
+          <w:kern w:val="0"/>
+          <w:sz w:val="24"/>
+          <w:szCs w:val="24"/>
+          <w:shd w:val="clear" w:fill="FFFFFF"/>
+          <w:lang w:val="en-US" w:eastAsia="zh-CN" w:bidi="ar"/>
+        </w:rPr>
+        <w:t xml:space="preserve"> </w:t>
+      </w:r>
+      <w:r>
+        <w:rPr>
+          <w:rFonts w:hint="default" w:ascii="Consolas" w:hAnsi="Consolas" w:eastAsia="Consolas" w:cs="Consolas"/>
+          <w:b w:val="0"/>
+          <w:bCs w:val="0"/>
+          <w:color w:val="000000"/>
+          <w:kern w:val="0"/>
+          <w:sz w:val="24"/>
+          <w:szCs w:val="24"/>
+          <w:shd w:val="clear" w:fill="FFFFFF"/>
+          <w:lang w:val="en-US" w:eastAsia="zh-CN" w:bidi="ar"/>
+        </w:rPr>
+        <w:t>==</w:t>
+      </w:r>
+      <w:r>
+        <w:rPr>
+          <w:rFonts w:hint="default" w:ascii="Consolas" w:hAnsi="Consolas" w:eastAsia="Consolas" w:cs="Consolas"/>
+          <w:b w:val="0"/>
+          <w:bCs w:val="0"/>
+          <w:color w:val="3B3B3B"/>
+          <w:kern w:val="0"/>
+          <w:sz w:val="24"/>
+          <w:szCs w:val="24"/>
+          <w:shd w:val="clear" w:fill="FFFFFF"/>
+          <w:lang w:val="en-US" w:eastAsia="zh-CN" w:bidi="ar"/>
+        </w:rPr>
+        <w:t xml:space="preserve"> </w:t>
+      </w:r>
+      <w:r>
+        <w:rPr>
+          <w:rFonts w:hint="default" w:ascii="Consolas" w:hAnsi="Consolas" w:eastAsia="Consolas" w:cs="Consolas"/>
+          <w:b w:val="0"/>
+          <w:bCs w:val="0"/>
+          <w:color w:val="A31515"/>
+          <w:kern w:val="0"/>
+          <w:sz w:val="24"/>
+          <w:szCs w:val="24"/>
+          <w:shd w:val="clear" w:fill="FFFFFF"/>
+          <w:lang w:val="en-US" w:eastAsia="zh-CN" w:bidi="ar"/>
+        </w:rPr>
+        <w:t>"__main__"</w:t>
+      </w:r>
+      <w:r>
+        <w:rPr>
+          <w:rFonts w:hint="default" w:ascii="Consolas" w:hAnsi="Consolas" w:eastAsia="Consolas" w:cs="Consolas"/>
+          <w:b w:val="0"/>
+          <w:bCs w:val="0"/>
+          <w:color w:val="3B3B3B"/>
+          <w:kern w:val="0"/>
+          <w:sz w:val="24"/>
+          <w:szCs w:val="24"/>
+          <w:shd w:val="clear" w:fill="FFFFFF"/>
+          <w:lang w:val="en-US" w:eastAsia="zh-CN" w:bidi="ar"/>
+        </w:rPr>
+        <w:t>:</w:t>
+      </w:r>
+    </w:p>
+    <w:p>
+      <w:pPr>
+        <w:keepNext w:val="0"/>
+        <w:keepLines w:val="0"/>
+        <w:widowControl/>
+        <w:suppressLineNumbers w:val="0"/>
+        <w:shd w:val="clear" w:fill="FFFFFF"/>
+        <w:spacing w:line="330" w:lineRule="atLeast"/>
+        <w:jc w:val="left"/>
+        <w:rPr>
+          <w:rFonts w:hint="default" w:ascii="Consolas" w:hAnsi="Consolas" w:eastAsia="Consolas" w:cs="Consolas"/>
+          <w:b w:val="0"/>
+          <w:bCs w:val="0"/>
+          <w:color w:val="3B3B3B"/>
+          <w:sz w:val="24"/>
+          <w:szCs w:val="24"/>
+        </w:rPr>
+      </w:pPr>
+      <w:r>
+        <w:rPr>
+          <w:rFonts w:hint="default" w:ascii="Consolas" w:hAnsi="Consolas" w:eastAsia="Consolas" w:cs="Consolas"/>
+          <w:b w:val="0"/>
+          <w:bCs w:val="0"/>
+          <w:color w:val="3B3B3B"/>
+          <w:kern w:val="0"/>
+          <w:sz w:val="24"/>
+          <w:szCs w:val="24"/>
+          <w:shd w:val="clear" w:fill="FFFFFF"/>
+          <w:lang w:val="en-US" w:eastAsia="zh-CN" w:bidi="ar"/>
+        </w:rPr>
+        <w:t xml:space="preserve">    token </w:t>
+      </w:r>
+      <w:r>
+        <w:rPr>
+          <w:rFonts w:hint="default" w:ascii="Consolas" w:hAnsi="Consolas" w:eastAsia="Consolas" w:cs="Consolas"/>
+          <w:b w:val="0"/>
+          <w:bCs w:val="0"/>
+          <w:color w:val="000000"/>
+          <w:kern w:val="0"/>
+          <w:sz w:val="24"/>
+          <w:szCs w:val="24"/>
+          <w:shd w:val="clear" w:fill="FFFFFF"/>
+          <w:lang w:val="en-US" w:eastAsia="zh-CN" w:bidi="ar"/>
+        </w:rPr>
+        <w:t>=</w:t>
+      </w:r>
+      <w:r>
+        <w:rPr>
+          <w:rFonts w:hint="default" w:ascii="Consolas" w:hAnsi="Consolas" w:eastAsia="Consolas" w:cs="Consolas"/>
+          <w:b w:val="0"/>
+          <w:bCs w:val="0"/>
+          <w:color w:val="3B3B3B"/>
+          <w:kern w:val="0"/>
+          <w:sz w:val="24"/>
+          <w:szCs w:val="24"/>
+          <w:shd w:val="clear" w:fill="FFFFFF"/>
+          <w:lang w:val="en-US" w:eastAsia="zh-CN" w:bidi="ar"/>
+        </w:rPr>
+        <w:t xml:space="preserve"> get_tenant_access_token(APP_ID, APP_SECRET)</w:t>
+      </w:r>
+    </w:p>
+    <w:p>
+      <w:pPr>
+        <w:keepNext w:val="0"/>
+        <w:keepLines w:val="0"/>
+        <w:widowControl/>
+        <w:suppressLineNumbers w:val="0"/>
+        <w:shd w:val="clear" w:fill="FFFFFF"/>
+        <w:spacing w:line="330" w:lineRule="atLeast"/>
+        <w:jc w:val="left"/>
+        <w:rPr>
+          <w:rFonts w:hint="default" w:ascii="Consolas" w:hAnsi="Consolas" w:eastAsia="Consolas" w:cs="Consolas"/>
+          <w:b w:val="0"/>
+          <w:bCs w:val="0"/>
+          <w:color w:val="3B3B3B"/>
+          <w:sz w:val="24"/>
+          <w:szCs w:val="24"/>
+        </w:rPr>
+      </w:pPr>
+      <w:r>
+        <w:rPr>
+          <w:rFonts w:hint="default" w:ascii="Consolas" w:hAnsi="Consolas" w:eastAsia="Consolas" w:cs="Consolas"/>
+          <w:b w:val="0"/>
+          <w:bCs w:val="0"/>
+          <w:color w:val="3B3B3B"/>
+          <w:kern w:val="0"/>
+          <w:sz w:val="24"/>
+          <w:szCs w:val="24"/>
+          <w:shd w:val="clear" w:fill="FFFFFF"/>
+          <w:lang w:val="en-US" w:eastAsia="zh-CN" w:bidi="ar"/>
+        </w:rPr>
+        <w:t>    upload_file_to_drive(token, FOLDER_TOKEN, LOCAL_FILE_PATH)</w:t>
+      </w:r>
+    </w:p>
+    <w:p>
+      <w:pPr>
+        <w:pStyle w:val="17"/>
+        <w:bidi w:val="0"/>
+        <w:rPr>
+          <w:rFonts w:hint="default"/>
+          <w:lang w:val="en-US" w:eastAsia="zh-CN"/>
+        </w:rPr>
+      </w:pPr>
+    </w:p>
+    <w:p>
+      <w:pPr>
         <w:pStyle w:val="17"/>
         <w:bidi w:val="0"/>
         <w:rPr>
@@ -12019,6 +16209,36 @@
         </w:rPr>
         <w:t xml:space="preserve"> 加入企业</w:t>
       </w:r>
+    </w:p>
+    <w:p>
+      <w:pPr>
+        <w:pStyle w:val="17"/>
+        <w:bidi w:val="0"/>
+        <w:rPr>
+          <w:rFonts w:hint="default"/>
+          <w:lang w:val="en-US" w:eastAsia="zh-CN"/>
+        </w:rPr>
+      </w:pPr>
+    </w:p>
+    <w:p>
+      <w:pPr>
+        <w:pStyle w:val="17"/>
+        <w:bidi w:val="0"/>
+        <w:rPr>
+          <w:rFonts w:hint="default"/>
+          <w:lang w:val="en-US" w:eastAsia="zh-CN"/>
+        </w:rPr>
+      </w:pPr>
+    </w:p>
+    <w:p>
+      <w:pPr>
+        <w:pStyle w:val="17"/>
+        <w:bidi w:val="0"/>
+        <w:rPr>
+          <w:rFonts w:hint="default"/>
+          <w:lang w:val="en-US" w:eastAsia="zh-CN"/>
+        </w:rPr>
+      </w:pPr>
     </w:p>
     <w:p>
       <w:pPr>
@@ -12141,8 +16361,6 @@
         </w:rPr>
         <w:t>段落3</w:t>
       </w:r>
-      <w:bookmarkStart w:id="1" w:name="_GoBack"/>
-      <w:bookmarkEnd w:id="1"/>
     </w:p>
     <w:bookmarkEnd w:id="0"/>
     <w:p>
@@ -12424,11 +16642,34 @@
       </w:pPr>
     </w:lvl>
   </w:abstractNum>
+  <w:abstractNum w:abstractNumId="2">
+    <w:nsid w:val="680AE05A"/>
+    <w:multiLevelType w:val="singleLevel"/>
+    <w:tmpl w:val="680AE05A"/>
+    <w:lvl w:ilvl="0" w:tentative="0">
+      <w:start w:val="1"/>
+      <w:numFmt w:val="bullet"/>
+      <w:lvlText w:val=""/>
+      <w:lvlJc w:val="left"/>
+      <w:pPr>
+        <w:tabs>
+          <w:tab w:val="left" w:pos="420"/>
+        </w:tabs>
+        <w:ind w:left="420" w:leftChars="0" w:hanging="420" w:firstLineChars="0"/>
+      </w:pPr>
+      <w:rPr>
+        <w:rFonts w:hint="default" w:ascii="Wingdings" w:hAnsi="Wingdings"/>
+      </w:rPr>
+    </w:lvl>
+  </w:abstractNum>
   <w:num w:numId="1">
     <w:abstractNumId w:val="1"/>
   </w:num>
   <w:num w:numId="2">
     <w:abstractNumId w:val="0"/>
+  </w:num>
+  <w:num w:numId="3">
+    <w:abstractNumId w:val="2"/>
   </w:num>
 </w:numbering>
 </file>
